--- a/Knowledge/2-Science/3-Social science/1-Linguistics/0-Intro to Linguistics/5-My Source/2-Linguistics Basics/21-Types of Grammatical Functions/6-Types of Modifiers/13-Limiting Modifier.docx
+++ b/Knowledge/2-Science/3-Social science/1-Linguistics/0-Intro to Linguistics/5-My Source/2-Linguistics Basics/21-Types of Grammatical Functions/6-Types of Modifiers/13-Limiting Modifier.docx
@@ -32,51 +32,78 @@
       </w:pPr>
       <w:r>
         <w:rPr>
-          <w:b/>
-          <w:shd w:val="clear" w:color="auto" w:fill="B7B7B7"/>
-        </w:rPr>
-        <w:t># Source</w:t>
-      </w:r>
-      <w:r>
-        <w:rPr>
-          <w:shd w:val="clear" w:color="auto" w:fill="B7B7B7"/>
-        </w:rPr>
-        <w:t xml:space="preserve">: </w:t>
-      </w:r>
-      <w:r>
-        <w:rPr>
-          <w:b/>
-          <w:shd w:val="clear" w:color="auto" w:fill="B7B7B7"/>
-        </w:rPr>
-        <w:t xml:space="preserve">Chatgpt </w:t>
-      </w:r>
-      <w:r>
-        <w:rPr>
-          <w:b/>
-          <w:sz w:val="14"/>
-          <w:szCs w:val="14"/>
-          <w:shd w:val="clear" w:color="auto" w:fill="B7B7B7"/>
-        </w:rPr>
-        <w:t>(GPT</w:t>
-      </w:r>
-      <w:r>
-        <w:rPr>
-          <w:rFonts w:ascii="Cambria Math" w:hAnsi="Cambria Math" w:cs="Cambria Math"/>
-          <w:b/>
-          <w:sz w:val="14"/>
-          <w:szCs w:val="14"/>
-          <w:shd w:val="clear" w:color="auto" w:fill="B7B7B7"/>
+          <w:rFonts w:ascii="Arial" w:eastAsia="Arial" w:hAnsi="Arial" w:cs="Arial"/>
+          <w:b/>
+          <w:color w:val="000000"/>
+          <w:sz w:val="18"/>
+          <w:highlight w:val="lightGray"/>
+        </w:rPr>
+        <w:t># Source: AI Source: Provided by: [Data Path</w:t>
+      </w:r>
+      <w:r>
+        <w:rPr>
+          <w:rFonts w:ascii="Arial" w:eastAsia="Arial" w:hAnsi="Arial" w:cs="Arial"/>
+          <w:color w:val="000000"/>
+          <w:sz w:val="18"/>
+          <w:highlight w:val="lightGray"/>
+        </w:rPr>
+        <w:t xml:space="preserve">: Persons Table -&gt; ID Column: 1, Name_En Column: Motasem Essam] -&gt; </w:t>
+      </w:r>
+      <w:r>
+        <w:rPr>
+          <w:rFonts w:ascii="Arial" w:eastAsia="Arial" w:hAnsi="Arial" w:cs="Arial"/>
+          <w:b/>
+          <w:color w:val="000000"/>
+          <w:sz w:val="18"/>
+          <w:highlight w:val="lightGray"/>
+        </w:rPr>
+        <w:t>From:</w:t>
+      </w:r>
+      <w:r>
+        <w:rPr>
+          <w:rFonts w:ascii="Arial" w:eastAsia="Arial" w:hAnsi="Arial" w:cs="Arial"/>
+          <w:color w:val="000000"/>
+          <w:sz w:val="18"/>
+          <w:highlight w:val="lightGray"/>
+        </w:rPr>
+        <w:t xml:space="preserve"> [Chatgpt (GPT</w:t>
+      </w:r>
+      <w:r>
+        <w:rPr>
+          <w:rFonts w:ascii="Arial" w:eastAsia="Arial" w:hAnsi="Arial" w:cs="Cambria Math"/>
+          <w:color w:val="000000"/>
+          <w:sz w:val="18"/>
+          <w:highlight w:val="lightGray"/>
         </w:rPr>
         <w:t>‑</w:t>
       </w:r>
       <w:r>
         <w:rPr>
-          <w:b/>
-          <w:sz w:val="14"/>
-          <w:szCs w:val="14"/>
-          <w:shd w:val="clear" w:color="auto" w:fill="B7B7B7"/>
-        </w:rPr>
-        <w:t>5 Mini) at [8/7/2025]</w:t>
+          <w:rFonts w:ascii="Arial" w:eastAsia="Arial" w:hAnsi="Arial" w:cs="Arial"/>
+          <w:color w:val="000000"/>
+          <w:sz w:val="18"/>
+          <w:highlight w:val="lightGray"/>
+        </w:rPr>
+        <w:t xml:space="preserve">5 Mini)] </w:t>
+      </w:r>
+      <w:r>
+        <w:rPr>
+          <w:rFonts w:ascii="Arial" w:eastAsia="Arial" w:hAnsi="Arial" w:cs="Arial"/>
+          <w:b/>
+          <w:color w:val="000000"/>
+          <w:sz w:val="18"/>
+          <w:highlight w:val="lightGray"/>
+        </w:rPr>
+        <w:t>on</w:t>
+      </w:r>
+      <w:r>
+        <w:rPr>
+          <w:rFonts w:ascii="Arial" w:eastAsia="Arial" w:hAnsi="Arial"/>
+          <w:b/>
+          <w:sz w:val="18"/>
+          <w:highlight w:val="lightGray"/>
+        </w:rPr>
+        <w:t xml:space="preserve"> [8/7/2025]</w:t>
       </w:r>
     </w:p>
     <w:p>
@@ -134,7 +161,7 @@
     </w:p>
     <w:p>
       <w:r>
-        <w:pict w14:anchorId="3F8B64FB">
+        <w:pict w14:anchorId="4CAD3CC1">
           <v:rect id="_x0000_i1025" style="width:0;height:1.5pt" o:hralign="center" o:hrstd="t" o:hr="t" fillcolor="#a0a0a0" stroked="f"/>
         </w:pict>
       </w:r>
@@ -158,51 +185,78 @@
       </w:pPr>
       <w:r>
         <w:rPr>
-          <w:b/>
-          <w:shd w:val="clear" w:color="auto" w:fill="B7B7B7"/>
-        </w:rPr>
-        <w:t># Source</w:t>
-      </w:r>
-      <w:r>
-        <w:rPr>
-          <w:shd w:val="clear" w:color="auto" w:fill="B7B7B7"/>
-        </w:rPr>
-        <w:t xml:space="preserve">: </w:t>
-      </w:r>
-      <w:r>
-        <w:rPr>
-          <w:b/>
-          <w:shd w:val="clear" w:color="auto" w:fill="B7B7B7"/>
-        </w:rPr>
-        <w:t xml:space="preserve">Chatgpt </w:t>
-      </w:r>
-      <w:r>
-        <w:rPr>
-          <w:b/>
-          <w:sz w:val="14"/>
-          <w:szCs w:val="14"/>
-          <w:shd w:val="clear" w:color="auto" w:fill="B7B7B7"/>
-        </w:rPr>
-        <w:t>(GPT</w:t>
-      </w:r>
-      <w:r>
-        <w:rPr>
-          <w:rFonts w:ascii="Cambria Math" w:hAnsi="Cambria Math" w:cs="Cambria Math"/>
-          <w:b/>
-          <w:sz w:val="14"/>
-          <w:szCs w:val="14"/>
-          <w:shd w:val="clear" w:color="auto" w:fill="B7B7B7"/>
+          <w:rFonts w:ascii="Arial" w:eastAsia="Arial" w:hAnsi="Arial" w:cs="Arial"/>
+          <w:b/>
+          <w:color w:val="000000"/>
+          <w:sz w:val="18"/>
+          <w:highlight w:val="lightGray"/>
+        </w:rPr>
+        <w:t># Source: AI Source: Provided by: [Data Path</w:t>
+      </w:r>
+      <w:r>
+        <w:rPr>
+          <w:rFonts w:ascii="Arial" w:eastAsia="Arial" w:hAnsi="Arial" w:cs="Arial"/>
+          <w:color w:val="000000"/>
+          <w:sz w:val="18"/>
+          <w:highlight w:val="lightGray"/>
+        </w:rPr>
+        <w:t xml:space="preserve">: Persons Table -&gt; ID Column: 1, Name_En Column: Motasem Essam] -&gt; </w:t>
+      </w:r>
+      <w:r>
+        <w:rPr>
+          <w:rFonts w:ascii="Arial" w:eastAsia="Arial" w:hAnsi="Arial" w:cs="Arial"/>
+          <w:b/>
+          <w:color w:val="000000"/>
+          <w:sz w:val="18"/>
+          <w:highlight w:val="lightGray"/>
+        </w:rPr>
+        <w:t>From:</w:t>
+      </w:r>
+      <w:r>
+        <w:rPr>
+          <w:rFonts w:ascii="Arial" w:eastAsia="Arial" w:hAnsi="Arial" w:cs="Arial"/>
+          <w:color w:val="000000"/>
+          <w:sz w:val="18"/>
+          <w:highlight w:val="lightGray"/>
+        </w:rPr>
+        <w:t xml:space="preserve"> [Chatgpt (GPT</w:t>
+      </w:r>
+      <w:r>
+        <w:rPr>
+          <w:rFonts w:ascii="Arial" w:eastAsia="Arial" w:hAnsi="Arial" w:cs="Cambria Math"/>
+          <w:color w:val="000000"/>
+          <w:sz w:val="18"/>
+          <w:highlight w:val="lightGray"/>
         </w:rPr>
         <w:t>‑</w:t>
       </w:r>
       <w:r>
         <w:rPr>
-          <w:b/>
-          <w:sz w:val="14"/>
-          <w:szCs w:val="14"/>
-          <w:shd w:val="clear" w:color="auto" w:fill="B7B7B7"/>
-        </w:rPr>
-        <w:t>5 Mini) at [8/7/2025]</w:t>
+          <w:rFonts w:ascii="Arial" w:eastAsia="Arial" w:hAnsi="Arial" w:cs="Arial"/>
+          <w:color w:val="000000"/>
+          <w:sz w:val="18"/>
+          <w:highlight w:val="lightGray"/>
+        </w:rPr>
+        <w:t xml:space="preserve">5 Mini)] </w:t>
+      </w:r>
+      <w:r>
+        <w:rPr>
+          <w:rFonts w:ascii="Arial" w:eastAsia="Arial" w:hAnsi="Arial" w:cs="Arial"/>
+          <w:b/>
+          <w:color w:val="000000"/>
+          <w:sz w:val="18"/>
+          <w:highlight w:val="lightGray"/>
+        </w:rPr>
+        <w:t>on</w:t>
+      </w:r>
+      <w:r>
+        <w:rPr>
+          <w:rFonts w:ascii="Arial" w:eastAsia="Arial" w:hAnsi="Arial"/>
+          <w:b/>
+          <w:sz w:val="18"/>
+          <w:highlight w:val="lightGray"/>
+        </w:rPr>
+        <w:t xml:space="preserve"> [8/7/2025]</w:t>
       </w:r>
     </w:p>
     <w:p>
@@ -275,7 +329,7 @@
     </w:p>
     <w:p>
       <w:r>
-        <w:pict w14:anchorId="61ADD2F7">
+        <w:pict w14:anchorId="2D009AF2">
           <v:rect id="_x0000_i1026" style="width:0;height:1.5pt" o:hralign="center" o:hrstd="t" o:hr="t" fillcolor="#a0a0a0" stroked="f"/>
         </w:pict>
       </w:r>
@@ -299,51 +353,78 @@
       </w:pPr>
       <w:r>
         <w:rPr>
-          <w:b/>
-          <w:shd w:val="clear" w:color="auto" w:fill="B7B7B7"/>
-        </w:rPr>
-        <w:t># Source</w:t>
-      </w:r>
-      <w:r>
-        <w:rPr>
-          <w:shd w:val="clear" w:color="auto" w:fill="B7B7B7"/>
-        </w:rPr>
-        <w:t xml:space="preserve">: </w:t>
-      </w:r>
-      <w:r>
-        <w:rPr>
-          <w:b/>
-          <w:shd w:val="clear" w:color="auto" w:fill="B7B7B7"/>
-        </w:rPr>
-        <w:t xml:space="preserve">Chatgpt </w:t>
-      </w:r>
-      <w:r>
-        <w:rPr>
-          <w:b/>
-          <w:sz w:val="14"/>
-          <w:szCs w:val="14"/>
-          <w:shd w:val="clear" w:color="auto" w:fill="B7B7B7"/>
-        </w:rPr>
-        <w:t>(GPT</w:t>
-      </w:r>
-      <w:r>
-        <w:rPr>
-          <w:rFonts w:ascii="Cambria Math" w:hAnsi="Cambria Math" w:cs="Cambria Math"/>
-          <w:b/>
-          <w:sz w:val="14"/>
-          <w:szCs w:val="14"/>
-          <w:shd w:val="clear" w:color="auto" w:fill="B7B7B7"/>
+          <w:rFonts w:ascii="Arial" w:eastAsia="Arial" w:hAnsi="Arial" w:cs="Arial"/>
+          <w:b/>
+          <w:color w:val="000000"/>
+          <w:sz w:val="18"/>
+          <w:highlight w:val="lightGray"/>
+        </w:rPr>
+        <w:t># Source: AI Source: Provided by: [Data Path</w:t>
+      </w:r>
+      <w:r>
+        <w:rPr>
+          <w:rFonts w:ascii="Arial" w:eastAsia="Arial" w:hAnsi="Arial" w:cs="Arial"/>
+          <w:color w:val="000000"/>
+          <w:sz w:val="18"/>
+          <w:highlight w:val="lightGray"/>
+        </w:rPr>
+        <w:t xml:space="preserve">: Persons Table -&gt; ID Column: 1, Name_En Column: Motasem Essam] -&gt; </w:t>
+      </w:r>
+      <w:r>
+        <w:rPr>
+          <w:rFonts w:ascii="Arial" w:eastAsia="Arial" w:hAnsi="Arial" w:cs="Arial"/>
+          <w:b/>
+          <w:color w:val="000000"/>
+          <w:sz w:val="18"/>
+          <w:highlight w:val="lightGray"/>
+        </w:rPr>
+        <w:t>From:</w:t>
+      </w:r>
+      <w:r>
+        <w:rPr>
+          <w:rFonts w:ascii="Arial" w:eastAsia="Arial" w:hAnsi="Arial" w:cs="Arial"/>
+          <w:color w:val="000000"/>
+          <w:sz w:val="18"/>
+          <w:highlight w:val="lightGray"/>
+        </w:rPr>
+        <w:t xml:space="preserve"> [Chatgpt (GPT</w:t>
+      </w:r>
+      <w:r>
+        <w:rPr>
+          <w:rFonts w:ascii="Arial" w:eastAsia="Arial" w:hAnsi="Arial" w:cs="Cambria Math"/>
+          <w:color w:val="000000"/>
+          <w:sz w:val="18"/>
+          <w:highlight w:val="lightGray"/>
         </w:rPr>
         <w:t>‑</w:t>
       </w:r>
       <w:r>
         <w:rPr>
-          <w:b/>
-          <w:sz w:val="14"/>
-          <w:szCs w:val="14"/>
-          <w:shd w:val="clear" w:color="auto" w:fill="B7B7B7"/>
-        </w:rPr>
-        <w:t>5 Mini) at [8/7/2025]</w:t>
+          <w:rFonts w:ascii="Arial" w:eastAsia="Arial" w:hAnsi="Arial" w:cs="Arial"/>
+          <w:color w:val="000000"/>
+          <w:sz w:val="18"/>
+          <w:highlight w:val="lightGray"/>
+        </w:rPr>
+        <w:t xml:space="preserve">5 Mini)] </w:t>
+      </w:r>
+      <w:r>
+        <w:rPr>
+          <w:rFonts w:ascii="Arial" w:eastAsia="Arial" w:hAnsi="Arial" w:cs="Arial"/>
+          <w:b/>
+          <w:color w:val="000000"/>
+          <w:sz w:val="18"/>
+          <w:highlight w:val="lightGray"/>
+        </w:rPr>
+        <w:t>on</w:t>
+      </w:r>
+      <w:r>
+        <w:rPr>
+          <w:rFonts w:ascii="Arial" w:eastAsia="Arial" w:hAnsi="Arial"/>
+          <w:b/>
+          <w:sz w:val="18"/>
+          <w:highlight w:val="lightGray"/>
+        </w:rPr>
+        <w:t xml:space="preserve"> [8/7/2025]</w:t>
       </w:r>
     </w:p>
     <w:p>
@@ -351,9 +432,8 @@
         <w:rPr>
           <w:noProof/>
         </w:rPr>
-        <w:lastRenderedPageBreak/>
         <w:drawing>
-          <wp:inline distT="114300" distB="114300" distL="114300" distR="114300" wp14:anchorId="1007E90B" wp14:editId="1A84097D">
+          <wp:inline distT="114300" distB="114300" distL="114300" distR="114300" wp14:anchorId="7CD6C6ED" wp14:editId="569A6E67">
             <wp:extent cx="5943600" cy="4089400"/>
             <wp:effectExtent l="0" t="0" r="0" b="0"/>
             <wp:docPr id="1" name="image1.png"/>
@@ -1116,7 +1196,6 @@
                 <w:rFonts w:ascii="Roboto Mono" w:eastAsia="Roboto Mono" w:hAnsi="Roboto Mono" w:cs="Roboto Mono"/>
                 <w:b/>
               </w:rPr>
-              <w:lastRenderedPageBreak/>
               <w:t>Solely</w:t>
             </w:r>
           </w:p>
@@ -1569,7 +1648,7 @@
     </w:tbl>
     <w:p>
       <w:r>
-        <w:pict w14:anchorId="64832924">
+        <w:pict w14:anchorId="0B44FFCC">
           <v:rect id="_x0000_i1027" style="width:0;height:1.5pt" o:hralign="center" o:hrstd="t" o:hr="t" fillcolor="#a0a0a0" stroked="f"/>
         </w:pict>
       </w:r>
@@ -1593,51 +1672,78 @@
       </w:pPr>
       <w:r>
         <w:rPr>
-          <w:b/>
-          <w:shd w:val="clear" w:color="auto" w:fill="B7B7B7"/>
-        </w:rPr>
-        <w:t># Source</w:t>
-      </w:r>
-      <w:r>
-        <w:rPr>
-          <w:shd w:val="clear" w:color="auto" w:fill="B7B7B7"/>
-        </w:rPr>
-        <w:t xml:space="preserve">: </w:t>
-      </w:r>
-      <w:r>
-        <w:rPr>
-          <w:b/>
-          <w:shd w:val="clear" w:color="auto" w:fill="B7B7B7"/>
-        </w:rPr>
-        <w:t xml:space="preserve">Chatgpt </w:t>
-      </w:r>
-      <w:r>
-        <w:rPr>
-          <w:b/>
-          <w:sz w:val="14"/>
-          <w:szCs w:val="14"/>
-          <w:shd w:val="clear" w:color="auto" w:fill="B7B7B7"/>
-        </w:rPr>
-        <w:t>(GPT</w:t>
-      </w:r>
-      <w:r>
-        <w:rPr>
-          <w:rFonts w:ascii="Cambria Math" w:hAnsi="Cambria Math" w:cs="Cambria Math"/>
-          <w:b/>
-          <w:sz w:val="14"/>
-          <w:szCs w:val="14"/>
-          <w:shd w:val="clear" w:color="auto" w:fill="B7B7B7"/>
+          <w:rFonts w:ascii="Arial" w:eastAsia="Arial" w:hAnsi="Arial" w:cs="Arial"/>
+          <w:b/>
+          <w:color w:val="000000"/>
+          <w:sz w:val="18"/>
+          <w:highlight w:val="lightGray"/>
+        </w:rPr>
+        <w:t># Source: AI Source: Provided by: [Data Path</w:t>
+      </w:r>
+      <w:r>
+        <w:rPr>
+          <w:rFonts w:ascii="Arial" w:eastAsia="Arial" w:hAnsi="Arial" w:cs="Arial"/>
+          <w:color w:val="000000"/>
+          <w:sz w:val="18"/>
+          <w:highlight w:val="lightGray"/>
+        </w:rPr>
+        <w:t xml:space="preserve">: Persons Table -&gt; ID Column: 1, Name_En Column: Motasem Essam] -&gt; </w:t>
+      </w:r>
+      <w:r>
+        <w:rPr>
+          <w:rFonts w:ascii="Arial" w:eastAsia="Arial" w:hAnsi="Arial" w:cs="Arial"/>
+          <w:b/>
+          <w:color w:val="000000"/>
+          <w:sz w:val="18"/>
+          <w:highlight w:val="lightGray"/>
+        </w:rPr>
+        <w:t>From:</w:t>
+      </w:r>
+      <w:r>
+        <w:rPr>
+          <w:rFonts w:ascii="Arial" w:eastAsia="Arial" w:hAnsi="Arial" w:cs="Arial"/>
+          <w:color w:val="000000"/>
+          <w:sz w:val="18"/>
+          <w:highlight w:val="lightGray"/>
+        </w:rPr>
+        <w:t xml:space="preserve"> [Chatgpt (GPT</w:t>
+      </w:r>
+      <w:r>
+        <w:rPr>
+          <w:rFonts w:ascii="Arial" w:eastAsia="Arial" w:hAnsi="Arial" w:cs="Cambria Math"/>
+          <w:color w:val="000000"/>
+          <w:sz w:val="18"/>
+          <w:highlight w:val="lightGray"/>
         </w:rPr>
         <w:t>‑</w:t>
       </w:r>
       <w:r>
         <w:rPr>
-          <w:b/>
-          <w:sz w:val="14"/>
-          <w:szCs w:val="14"/>
-          <w:shd w:val="clear" w:color="auto" w:fill="B7B7B7"/>
-        </w:rPr>
-        <w:t>5 Mini) at [8/7/2025]</w:t>
+          <w:rFonts w:ascii="Arial" w:eastAsia="Arial" w:hAnsi="Arial" w:cs="Arial"/>
+          <w:color w:val="000000"/>
+          <w:sz w:val="18"/>
+          <w:highlight w:val="lightGray"/>
+        </w:rPr>
+        <w:t xml:space="preserve">5 Mini)] </w:t>
+      </w:r>
+      <w:r>
+        <w:rPr>
+          <w:rFonts w:ascii="Arial" w:eastAsia="Arial" w:hAnsi="Arial" w:cs="Arial"/>
+          <w:b/>
+          <w:color w:val="000000"/>
+          <w:sz w:val="18"/>
+          <w:highlight w:val="lightGray"/>
+        </w:rPr>
+        <w:t>on</w:t>
+      </w:r>
+      <w:r>
+        <w:rPr>
+          <w:rFonts w:ascii="Arial" w:eastAsia="Arial" w:hAnsi="Arial"/>
+          <w:b/>
+          <w:sz w:val="18"/>
+          <w:highlight w:val="lightGray"/>
+        </w:rPr>
+        <w:t xml:space="preserve"> [8/7/2025]</w:t>
       </w:r>
     </w:p>
     <w:p>
@@ -1646,7 +1752,7 @@
           <w:ilvl w:val="0"/>
           <w:numId w:val="1"/>
         </w:numPr>
-        <w:spacing w:before="240"/>
+        <w:spacing w:before="240" w:after="0" w:line="276" w:lineRule="auto"/>
       </w:pPr>
       <w:r>
         <w:rPr>
@@ -1674,6 +1780,7 @@
           <w:ilvl w:val="0"/>
           <w:numId w:val="1"/>
         </w:numPr>
+        <w:spacing w:after="0" w:line="276" w:lineRule="auto"/>
       </w:pPr>
       <w:r>
         <w:rPr>
@@ -1707,6 +1814,7 @@
           <w:ilvl w:val="0"/>
           <w:numId w:val="1"/>
         </w:numPr>
+        <w:spacing w:after="0" w:line="276" w:lineRule="auto"/>
       </w:pPr>
       <w:r>
         <w:rPr>
@@ -1740,6 +1848,7 @@
           <w:ilvl w:val="0"/>
           <w:numId w:val="1"/>
         </w:numPr>
+        <w:spacing w:after="0" w:line="276" w:lineRule="auto"/>
       </w:pPr>
       <w:r>
         <w:rPr>
@@ -1773,6 +1882,7 @@
           <w:ilvl w:val="0"/>
           <w:numId w:val="1"/>
         </w:numPr>
+        <w:spacing w:after="0" w:line="276" w:lineRule="auto"/>
       </w:pPr>
       <w:r>
         <w:rPr>
@@ -1806,7 +1916,7 @@
           <w:ilvl w:val="0"/>
           <w:numId w:val="1"/>
         </w:numPr>
-        <w:spacing w:after="240"/>
+        <w:spacing w:after="240" w:line="276" w:lineRule="auto"/>
       </w:pPr>
       <w:r>
         <w:rPr>
@@ -1830,7 +1940,7 @@
     </w:p>
     <w:p>
       <w:r>
-        <w:pict w14:anchorId="16CE3AFF">
+        <w:pict w14:anchorId="7115EC54">
           <v:rect id="_x0000_i1028" style="width:0;height:1.5pt" o:hralign="center" o:hrstd="t" o:hr="t" fillcolor="#a0a0a0" stroked="f"/>
         </w:pict>
       </w:r>
@@ -1854,51 +1964,78 @@
       </w:pPr>
       <w:r>
         <w:rPr>
-          <w:b/>
-          <w:shd w:val="clear" w:color="auto" w:fill="B7B7B7"/>
-        </w:rPr>
-        <w:t># Source</w:t>
-      </w:r>
-      <w:r>
-        <w:rPr>
-          <w:shd w:val="clear" w:color="auto" w:fill="B7B7B7"/>
-        </w:rPr>
-        <w:t xml:space="preserve">: </w:t>
-      </w:r>
-      <w:r>
-        <w:rPr>
-          <w:b/>
-          <w:shd w:val="clear" w:color="auto" w:fill="B7B7B7"/>
-        </w:rPr>
-        <w:t xml:space="preserve">Chatgpt </w:t>
-      </w:r>
-      <w:r>
-        <w:rPr>
-          <w:b/>
-          <w:sz w:val="14"/>
-          <w:szCs w:val="14"/>
-          <w:shd w:val="clear" w:color="auto" w:fill="B7B7B7"/>
-        </w:rPr>
-        <w:t>(GPT</w:t>
-      </w:r>
-      <w:r>
-        <w:rPr>
-          <w:rFonts w:ascii="Cambria Math" w:hAnsi="Cambria Math" w:cs="Cambria Math"/>
-          <w:b/>
-          <w:sz w:val="14"/>
-          <w:szCs w:val="14"/>
-          <w:shd w:val="clear" w:color="auto" w:fill="B7B7B7"/>
+          <w:rFonts w:ascii="Arial" w:eastAsia="Arial" w:hAnsi="Arial" w:cs="Arial"/>
+          <w:b/>
+          <w:color w:val="000000"/>
+          <w:sz w:val="18"/>
+          <w:highlight w:val="lightGray"/>
+        </w:rPr>
+        <w:t># Source: AI Source: Provided by: [Data Path</w:t>
+      </w:r>
+      <w:r>
+        <w:rPr>
+          <w:rFonts w:ascii="Arial" w:eastAsia="Arial" w:hAnsi="Arial" w:cs="Arial"/>
+          <w:color w:val="000000"/>
+          <w:sz w:val="18"/>
+          <w:highlight w:val="lightGray"/>
+        </w:rPr>
+        <w:t xml:space="preserve">: Persons Table -&gt; ID Column: 1, Name_En Column: Motasem Essam] -&gt; </w:t>
+      </w:r>
+      <w:r>
+        <w:rPr>
+          <w:rFonts w:ascii="Arial" w:eastAsia="Arial" w:hAnsi="Arial" w:cs="Arial"/>
+          <w:b/>
+          <w:color w:val="000000"/>
+          <w:sz w:val="18"/>
+          <w:highlight w:val="lightGray"/>
+        </w:rPr>
+        <w:t>From:</w:t>
+      </w:r>
+      <w:r>
+        <w:rPr>
+          <w:rFonts w:ascii="Arial" w:eastAsia="Arial" w:hAnsi="Arial" w:cs="Arial"/>
+          <w:color w:val="000000"/>
+          <w:sz w:val="18"/>
+          <w:highlight w:val="lightGray"/>
+        </w:rPr>
+        <w:t xml:space="preserve"> [Chatgpt (GPT</w:t>
+      </w:r>
+      <w:r>
+        <w:rPr>
+          <w:rFonts w:ascii="Arial" w:eastAsia="Arial" w:hAnsi="Arial" w:cs="Cambria Math"/>
+          <w:color w:val="000000"/>
+          <w:sz w:val="18"/>
+          <w:highlight w:val="lightGray"/>
         </w:rPr>
         <w:t>‑</w:t>
       </w:r>
       <w:r>
         <w:rPr>
-          <w:b/>
-          <w:sz w:val="14"/>
-          <w:szCs w:val="14"/>
-          <w:shd w:val="clear" w:color="auto" w:fill="B7B7B7"/>
-        </w:rPr>
-        <w:t>5 Mini) at [8/7/2025]</w:t>
+          <w:rFonts w:ascii="Arial" w:eastAsia="Arial" w:hAnsi="Arial" w:cs="Arial"/>
+          <w:color w:val="000000"/>
+          <w:sz w:val="18"/>
+          <w:highlight w:val="lightGray"/>
+        </w:rPr>
+        <w:t xml:space="preserve">5 Mini)] </w:t>
+      </w:r>
+      <w:r>
+        <w:rPr>
+          <w:rFonts w:ascii="Arial" w:eastAsia="Arial" w:hAnsi="Arial" w:cs="Arial"/>
+          <w:b/>
+          <w:color w:val="000000"/>
+          <w:sz w:val="18"/>
+          <w:highlight w:val="lightGray"/>
+        </w:rPr>
+        <w:t>on</w:t>
+      </w:r>
+      <w:r>
+        <w:rPr>
+          <w:rFonts w:ascii="Arial" w:eastAsia="Arial" w:hAnsi="Arial"/>
+          <w:b/>
+          <w:sz w:val="18"/>
+          <w:highlight w:val="lightGray"/>
+        </w:rPr>
+        <w:t xml:space="preserve"> [8/7/2025]</w:t>
       </w:r>
     </w:p>
     <w:p>
@@ -1907,7 +2044,7 @@
           <w:ilvl w:val="0"/>
           <w:numId w:val="2"/>
         </w:numPr>
-        <w:spacing w:before="240"/>
+        <w:spacing w:before="240" w:after="0" w:line="276" w:lineRule="auto"/>
         <w:rPr>
           <w:rFonts w:ascii="Roboto Mono" w:eastAsia="Roboto Mono" w:hAnsi="Roboto Mono" w:cs="Roboto Mono"/>
         </w:rPr>
@@ -1931,12 +2068,12 @@
           <w:ilvl w:val="1"/>
           <w:numId w:val="2"/>
         </w:numPr>
+        <w:spacing w:after="0" w:line="276" w:lineRule="auto"/>
       </w:pPr>
       <w:r>
         <w:rPr>
           <w:rFonts w:ascii="Arial Unicode MS" w:eastAsia="Arial Unicode MS" w:hAnsi="Arial Unicode MS" w:cs="Arial Unicode MS"/>
         </w:rPr>
-        <w:lastRenderedPageBreak/>
         <w:t xml:space="preserve">✔ </w:t>
       </w:r>
       <w:r>
@@ -1965,6 +2102,7 @@
           <w:ilvl w:val="1"/>
           <w:numId w:val="2"/>
         </w:numPr>
+        <w:spacing w:after="0" w:line="276" w:lineRule="auto"/>
       </w:pPr>
       <w:r>
         <w:rPr>
@@ -1998,7 +2136,7 @@
           <w:ilvl w:val="1"/>
           <w:numId w:val="2"/>
         </w:numPr>
-        <w:spacing w:after="240"/>
+        <w:spacing w:after="240" w:line="276" w:lineRule="auto"/>
       </w:pPr>
       <w:r>
         <w:rPr>
@@ -2022,18 +2160,19 @@
     </w:p>
     <w:p>
       <w:r>
-        <w:pict w14:anchorId="00BA1837">
+        <w:pict w14:anchorId="71184DB2">
           <v:rect id="_x0000_i1029" style="width:0;height:1.5pt" o:hralign="center" o:hrstd="t" o:hr="t" fillcolor="#a0a0a0" stroked="f"/>
         </w:pict>
       </w:r>
     </w:p>
+    <w:p/>
     <w:p/>
     <w:p/>
     <w:sectPr>
       <w:pgSz w:w="12240" w:h="15840"/>
       <w:pgMar w:top="1440" w:right="1440" w:bottom="1440" w:left="1440" w:header="720" w:footer="720" w:gutter="0"/>
-      <w:pgNumType w:start="1"/>
       <w:cols w:space="720"/>
+      <w:docGrid w:linePitch="360"/>
     </w:sectPr>
   </w:body>
 </w:document>
@@ -2676,18 +2815,6 @@
   <w:style w:type="paragraph" w:default="1" w:styleId="Normal">
     <w:name w:val="Normal"/>
     <w:qFormat/>
-    <w:rsid w:val="00F45B60"/>
-    <w:pPr>
-      <w:spacing w:after="0" w:line="276" w:lineRule="auto"/>
-    </w:pPr>
-    <w:rPr>
-      <w:rFonts w:ascii="Arial" w:eastAsia="Arial" w:hAnsi="Arial" w:cs="Arial"/>
-      <w:kern w:val="0"/>
-      <w:sz w:val="22"/>
-      <w:szCs w:val="22"/>
-      <w:lang w:val="en"/>
-      <w14:ligatures w14:val="none"/>
-    </w:rPr>
   </w:style>
   <w:style w:type="paragraph" w:styleId="Heading1">
     <w:name w:val="heading 1"/>
@@ -2696,7 +2823,7 @@
     <w:link w:val="Heading1Char"/>
     <w:uiPriority w:val="9"/>
     <w:qFormat/>
-    <w:rsid w:val="00DF4A36"/>
+    <w:rsid w:val="001D4AC7"/>
     <w:pPr>
       <w:keepNext/>
       <w:keepLines/>
@@ -2718,7 +2845,7 @@
     <w:uiPriority w:val="9"/>
     <w:unhideWhenUsed/>
     <w:qFormat/>
-    <w:rsid w:val="00DF4A36"/>
+    <w:rsid w:val="001D4AC7"/>
     <w:pPr>
       <w:keepNext/>
       <w:keepLines/>
@@ -2741,7 +2868,7 @@
     <w:semiHidden/>
     <w:unhideWhenUsed/>
     <w:qFormat/>
-    <w:rsid w:val="00DF4A36"/>
+    <w:rsid w:val="001D4AC7"/>
     <w:pPr>
       <w:keepNext/>
       <w:keepLines/>
@@ -2764,7 +2891,7 @@
     <w:semiHidden/>
     <w:unhideWhenUsed/>
     <w:qFormat/>
-    <w:rsid w:val="00DF4A36"/>
+    <w:rsid w:val="001D4AC7"/>
     <w:pPr>
       <w:keepNext/>
       <w:keepLines/>
@@ -2787,7 +2914,7 @@
     <w:semiHidden/>
     <w:unhideWhenUsed/>
     <w:qFormat/>
-    <w:rsid w:val="00DF4A36"/>
+    <w:rsid w:val="001D4AC7"/>
     <w:pPr>
       <w:keepNext/>
       <w:keepLines/>
@@ -2808,11 +2935,11 @@
     <w:semiHidden/>
     <w:unhideWhenUsed/>
     <w:qFormat/>
-    <w:rsid w:val="00DF4A36"/>
+    <w:rsid w:val="001D4AC7"/>
     <w:pPr>
       <w:keepNext/>
       <w:keepLines/>
-      <w:spacing w:before="40"/>
+      <w:spacing w:before="40" w:after="0"/>
       <w:outlineLvl w:val="5"/>
     </w:pPr>
     <w:rPr>
@@ -2831,11 +2958,11 @@
     <w:semiHidden/>
     <w:unhideWhenUsed/>
     <w:qFormat/>
-    <w:rsid w:val="00DF4A36"/>
+    <w:rsid w:val="001D4AC7"/>
     <w:pPr>
       <w:keepNext/>
       <w:keepLines/>
-      <w:spacing w:before="40"/>
+      <w:spacing w:before="40" w:after="0"/>
       <w:outlineLvl w:val="6"/>
     </w:pPr>
     <w:rPr>
@@ -2852,10 +2979,11 @@
     <w:semiHidden/>
     <w:unhideWhenUsed/>
     <w:qFormat/>
-    <w:rsid w:val="00DF4A36"/>
+    <w:rsid w:val="001D4AC7"/>
     <w:pPr>
       <w:keepNext/>
       <w:keepLines/>
+      <w:spacing w:after="0"/>
       <w:outlineLvl w:val="7"/>
     </w:pPr>
     <w:rPr>
@@ -2874,10 +3002,11 @@
     <w:semiHidden/>
     <w:unhideWhenUsed/>
     <w:qFormat/>
-    <w:rsid w:val="00DF4A36"/>
+    <w:rsid w:val="001D4AC7"/>
     <w:pPr>
       <w:keepNext/>
       <w:keepLines/>
+      <w:spacing w:after="0"/>
       <w:outlineLvl w:val="8"/>
     </w:pPr>
     <w:rPr>
@@ -2917,7 +3046,7 @@
     <w:basedOn w:val="DefaultParagraphFont"/>
     <w:link w:val="Heading1"/>
     <w:uiPriority w:val="9"/>
-    <w:rsid w:val="00DF4A36"/>
+    <w:rsid w:val="001D4AC7"/>
     <w:rPr>
       <w:rFonts w:asciiTheme="majorHAnsi" w:eastAsiaTheme="majorEastAsia" w:hAnsiTheme="majorHAnsi" w:cstheme="majorBidi"/>
       <w:color w:val="2F5496" w:themeColor="accent1" w:themeShade="BF"/>
@@ -2930,7 +3059,7 @@
     <w:basedOn w:val="DefaultParagraphFont"/>
     <w:link w:val="Heading2"/>
     <w:uiPriority w:val="9"/>
-    <w:rsid w:val="00DF4A36"/>
+    <w:rsid w:val="001D4AC7"/>
     <w:rPr>
       <w:rFonts w:asciiTheme="majorHAnsi" w:eastAsiaTheme="majorEastAsia" w:hAnsiTheme="majorHAnsi" w:cstheme="majorBidi"/>
       <w:color w:val="2F5496" w:themeColor="accent1" w:themeShade="BF"/>
@@ -2944,7 +3073,7 @@
     <w:link w:val="Heading3"/>
     <w:uiPriority w:val="9"/>
     <w:semiHidden/>
-    <w:rsid w:val="00DF4A36"/>
+    <w:rsid w:val="001D4AC7"/>
     <w:rPr>
       <w:rFonts w:eastAsiaTheme="majorEastAsia" w:cstheme="majorBidi"/>
       <w:color w:val="2F5496" w:themeColor="accent1" w:themeShade="BF"/>
@@ -2958,7 +3087,7 @@
     <w:link w:val="Heading4"/>
     <w:uiPriority w:val="9"/>
     <w:semiHidden/>
-    <w:rsid w:val="00DF4A36"/>
+    <w:rsid w:val="001D4AC7"/>
     <w:rPr>
       <w:rFonts w:eastAsiaTheme="majorEastAsia" w:cstheme="majorBidi"/>
       <w:i/>
@@ -2972,7 +3101,7 @@
     <w:link w:val="Heading5"/>
     <w:uiPriority w:val="9"/>
     <w:semiHidden/>
-    <w:rsid w:val="00DF4A36"/>
+    <w:rsid w:val="001D4AC7"/>
     <w:rPr>
       <w:rFonts w:eastAsiaTheme="majorEastAsia" w:cstheme="majorBidi"/>
       <w:color w:val="2F5496" w:themeColor="accent1" w:themeShade="BF"/>
@@ -2984,7 +3113,7 @@
     <w:link w:val="Heading6"/>
     <w:uiPriority w:val="9"/>
     <w:semiHidden/>
-    <w:rsid w:val="00DF4A36"/>
+    <w:rsid w:val="001D4AC7"/>
     <w:rPr>
       <w:rFonts w:eastAsiaTheme="majorEastAsia" w:cstheme="majorBidi"/>
       <w:i/>
@@ -2998,7 +3127,7 @@
     <w:link w:val="Heading7"/>
     <w:uiPriority w:val="9"/>
     <w:semiHidden/>
-    <w:rsid w:val="00DF4A36"/>
+    <w:rsid w:val="001D4AC7"/>
     <w:rPr>
       <w:rFonts w:eastAsiaTheme="majorEastAsia" w:cstheme="majorBidi"/>
       <w:color w:val="595959" w:themeColor="text1" w:themeTint="A6"/>
@@ -3010,7 +3139,7 @@
     <w:link w:val="Heading8"/>
     <w:uiPriority w:val="9"/>
     <w:semiHidden/>
-    <w:rsid w:val="00DF4A36"/>
+    <w:rsid w:val="001D4AC7"/>
     <w:rPr>
       <w:rFonts w:eastAsiaTheme="majorEastAsia" w:cstheme="majorBidi"/>
       <w:i/>
@@ -3024,7 +3153,7 @@
     <w:link w:val="Heading9"/>
     <w:uiPriority w:val="9"/>
     <w:semiHidden/>
-    <w:rsid w:val="00DF4A36"/>
+    <w:rsid w:val="001D4AC7"/>
     <w:rPr>
       <w:rFonts w:eastAsiaTheme="majorEastAsia" w:cstheme="majorBidi"/>
       <w:color w:val="272727" w:themeColor="text1" w:themeTint="D8"/>
@@ -3037,7 +3166,7 @@
     <w:link w:val="TitleChar"/>
     <w:uiPriority w:val="10"/>
     <w:qFormat/>
-    <w:rsid w:val="00DF4A36"/>
+    <w:rsid w:val="001D4AC7"/>
     <w:pPr>
       <w:spacing w:after="80" w:line="240" w:lineRule="auto"/>
       <w:contextualSpacing/>
@@ -3055,7 +3184,7 @@
     <w:basedOn w:val="DefaultParagraphFont"/>
     <w:link w:val="Title"/>
     <w:uiPriority w:val="10"/>
-    <w:rsid w:val="00DF4A36"/>
+    <w:rsid w:val="001D4AC7"/>
     <w:rPr>
       <w:rFonts w:asciiTheme="majorHAnsi" w:eastAsiaTheme="majorEastAsia" w:hAnsiTheme="majorHAnsi" w:cstheme="majorBidi"/>
       <w:spacing w:val="-10"/>
@@ -3071,7 +3200,7 @@
     <w:link w:val="SubtitleChar"/>
     <w:uiPriority w:val="11"/>
     <w:qFormat/>
-    <w:rsid w:val="00DF4A36"/>
+    <w:rsid w:val="001D4AC7"/>
     <w:pPr>
       <w:numPr>
         <w:ilvl w:val="1"/>
@@ -3090,7 +3219,7 @@
     <w:basedOn w:val="DefaultParagraphFont"/>
     <w:link w:val="Subtitle"/>
     <w:uiPriority w:val="11"/>
-    <w:rsid w:val="00DF4A36"/>
+    <w:rsid w:val="001D4AC7"/>
     <w:rPr>
       <w:rFonts w:eastAsiaTheme="majorEastAsia" w:cstheme="majorBidi"/>
       <w:color w:val="595959" w:themeColor="text1" w:themeTint="A6"/>
@@ -3106,7 +3235,7 @@
     <w:link w:val="QuoteChar"/>
     <w:uiPriority w:val="29"/>
     <w:qFormat/>
-    <w:rsid w:val="00DF4A36"/>
+    <w:rsid w:val="001D4AC7"/>
     <w:pPr>
       <w:spacing w:before="160"/>
       <w:jc w:val="center"/>
@@ -3122,7 +3251,7 @@
     <w:basedOn w:val="DefaultParagraphFont"/>
     <w:link w:val="Quote"/>
     <w:uiPriority w:val="29"/>
-    <w:rsid w:val="00DF4A36"/>
+    <w:rsid w:val="001D4AC7"/>
     <w:rPr>
       <w:i/>
       <w:iCs/>
@@ -3134,7 +3263,7 @@
     <w:basedOn w:val="Normal"/>
     <w:uiPriority w:val="34"/>
     <w:qFormat/>
-    <w:rsid w:val="00DF4A36"/>
+    <w:rsid w:val="001D4AC7"/>
     <w:pPr>
       <w:ind w:left="720"/>
       <w:contextualSpacing/>
@@ -3145,7 +3274,7 @@
     <w:basedOn w:val="DefaultParagraphFont"/>
     <w:uiPriority w:val="21"/>
     <w:qFormat/>
-    <w:rsid w:val="00DF4A36"/>
+    <w:rsid w:val="001D4AC7"/>
     <w:rPr>
       <w:i/>
       <w:iCs/>
@@ -3159,7 +3288,7 @@
     <w:link w:val="IntenseQuoteChar"/>
     <w:uiPriority w:val="30"/>
     <w:qFormat/>
-    <w:rsid w:val="00DF4A36"/>
+    <w:rsid w:val="001D4AC7"/>
     <w:pPr>
       <w:pBdr>
         <w:top w:val="single" w:sz="4" w:space="10" w:color="2F5496" w:themeColor="accent1" w:themeShade="BF"/>
@@ -3180,7 +3309,7 @@
     <w:basedOn w:val="DefaultParagraphFont"/>
     <w:link w:val="IntenseQuote"/>
     <w:uiPriority w:val="30"/>
-    <w:rsid w:val="00DF4A36"/>
+    <w:rsid w:val="001D4AC7"/>
     <w:rPr>
       <w:i/>
       <w:iCs/>
@@ -3192,7 +3321,7 @@
     <w:basedOn w:val="DefaultParagraphFont"/>
     <w:uiPriority w:val="32"/>
     <w:qFormat/>
-    <w:rsid w:val="00DF4A36"/>
+    <w:rsid w:val="001D4AC7"/>
     <w:rPr>
       <w:b/>
       <w:bCs/>

--- a/Knowledge/2-Science/3-Social science/1-Linguistics/0-Intro to Linguistics/5-My Source/2-Linguistics Basics/21-Types of Grammatical Functions/6-Types of Modifiers/13-Limiting Modifier.docx
+++ b/Knowledge/2-Science/3-Social science/1-Linguistics/0-Intro to Linguistics/5-My Source/2-Linguistics Basics/21-Types of Grammatical Functions/6-Types of Modifiers/13-Limiting Modifier.docx
@@ -32,78 +32,1543 @@
       </w:pPr>
       <w:r>
         <w:rPr>
-          <w:rFonts w:ascii="Arial" w:eastAsia="Arial" w:hAnsi="Arial" w:cs="Arial"/>
-          <w:b/>
-          <w:color w:val="000000"/>
-          <w:sz w:val="18"/>
-          <w:highlight w:val="lightGray"/>
-        </w:rPr>
-        <w:t># Source: AI Source: Provided by: [Data Path</w:t>
-      </w:r>
-      <w:r>
-        <w:rPr>
-          <w:rFonts w:ascii="Arial" w:eastAsia="Arial" w:hAnsi="Arial" w:cs="Arial"/>
-          <w:color w:val="000000"/>
-          <w:sz w:val="18"/>
-          <w:highlight w:val="lightGray"/>
-        </w:rPr>
-        <w:t xml:space="preserve">: Persons Table -&gt; ID Column: 1, Name_En Column: Motasem Essam] -&gt; </w:t>
-      </w:r>
-      <w:r>
-        <w:rPr>
-          <w:rFonts w:ascii="Arial" w:eastAsia="Arial" w:hAnsi="Arial" w:cs="Arial"/>
-          <w:b/>
-          <w:color w:val="000000"/>
-          <w:sz w:val="18"/>
-          <w:highlight w:val="lightGray"/>
-        </w:rPr>
-        <w:t>From:</w:t>
-      </w:r>
-      <w:r>
-        <w:rPr>
-          <w:rFonts w:ascii="Arial" w:eastAsia="Arial" w:hAnsi="Arial" w:cs="Arial"/>
-          <w:color w:val="000000"/>
-          <w:sz w:val="18"/>
-          <w:highlight w:val="lightGray"/>
-        </w:rPr>
-        <w:t xml:space="preserve"> [Chatgpt (GPT</w:t>
-      </w:r>
-      <w:r>
-        <w:rPr>
-          <w:rFonts w:ascii="Arial" w:eastAsia="Arial" w:hAnsi="Arial" w:cs="Cambria Math"/>
-          <w:color w:val="000000"/>
-          <w:sz w:val="18"/>
-          <w:highlight w:val="lightGray"/>
-        </w:rPr>
-        <w:t>‑</w:t>
-      </w:r>
-      <w:r>
-        <w:rPr>
-          <w:rFonts w:ascii="Arial" w:eastAsia="Arial" w:hAnsi="Arial" w:cs="Arial"/>
-          <w:color w:val="000000"/>
-          <w:sz w:val="18"/>
-          <w:highlight w:val="lightGray"/>
-        </w:rPr>
-        <w:t xml:space="preserve">5 Mini)] </w:t>
-      </w:r>
-      <w:r>
-        <w:rPr>
-          <w:rFonts w:ascii="Arial" w:eastAsia="Arial" w:hAnsi="Arial" w:cs="Arial"/>
-          <w:b/>
-          <w:color w:val="000000"/>
-          <w:sz w:val="18"/>
-          <w:highlight w:val="lightGray"/>
-        </w:rPr>
-        <w:t>on</w:t>
-      </w:r>
-      <w:r>
-        <w:rPr>
-          <w:rFonts w:ascii="Arial" w:eastAsia="Arial" w:hAnsi="Arial"/>
-          <w:b/>
-          <w:sz w:val="18"/>
-          <w:highlight w:val="lightGray"/>
-        </w:rPr>
-        <w:t xml:space="preserve"> [8/7/2025]</w:t>
+          <w:rFonts w:ascii="Arial" w:hAnsi="Arial" w:eastAsia="Arial" w:cs="Arial"/>
+          <w:b/>
+          <w:i w:val="0"/>
+          <w:color w:val="000000"/>
+          <w:sz w:val="18"/>
+          <w:highlight w:val="lightGray"/>
+        </w:rPr>
+        <w:t>#</w:t>
+      </w:r>
+      <w:r>
+        <w:rPr>
+          <w:rFonts w:ascii="Arial" w:hAnsi="Arial" w:eastAsia="Arial" w:cs="Arial"/>
+          <w:b/>
+          <w:i w:val="0"/>
+          <w:color w:val="000000"/>
+          <w:sz w:val="18"/>
+          <w:highlight w:val="lightGray"/>
+        </w:rPr>
+        <w:t xml:space="preserve"> </w:t>
+      </w:r>
+      <w:r>
+        <w:rPr>
+          <w:rFonts w:ascii="Arial" w:hAnsi="Arial" w:eastAsia="Arial" w:cs="Arial"/>
+          <w:b/>
+          <w:i w:val="0"/>
+          <w:color w:val="000000"/>
+          <w:sz w:val="18"/>
+          <w:highlight w:val="lightGray"/>
+        </w:rPr>
+        <w:t>S</w:t>
+      </w:r>
+      <w:r>
+        <w:rPr>
+          <w:rFonts w:ascii="Arial" w:hAnsi="Arial" w:eastAsia="Arial" w:cs="Arial"/>
+          <w:b/>
+          <w:i w:val="0"/>
+          <w:color w:val="000000"/>
+          <w:sz w:val="18"/>
+          <w:highlight w:val="lightGray"/>
+        </w:rPr>
+        <w:t>o</w:t>
+      </w:r>
+      <w:r>
+        <w:rPr>
+          <w:rFonts w:ascii="Arial" w:hAnsi="Arial" w:eastAsia="Arial" w:cs="Arial"/>
+          <w:b/>
+          <w:i w:val="0"/>
+          <w:color w:val="000000"/>
+          <w:sz w:val="18"/>
+          <w:highlight w:val="lightGray"/>
+        </w:rPr>
+        <w:t>u</w:t>
+      </w:r>
+      <w:r>
+        <w:rPr>
+          <w:rFonts w:ascii="Arial" w:hAnsi="Arial" w:eastAsia="Arial" w:cs="Arial"/>
+          <w:b/>
+          <w:i w:val="0"/>
+          <w:color w:val="000000"/>
+          <w:sz w:val="18"/>
+          <w:highlight w:val="lightGray"/>
+        </w:rPr>
+        <w:t>r</w:t>
+      </w:r>
+      <w:r>
+        <w:rPr>
+          <w:rFonts w:ascii="Arial" w:hAnsi="Arial" w:eastAsia="Arial" w:cs="Arial"/>
+          <w:b/>
+          <w:i w:val="0"/>
+          <w:color w:val="000000"/>
+          <w:sz w:val="18"/>
+          <w:highlight w:val="lightGray"/>
+        </w:rPr>
+        <w:t>c</w:t>
+      </w:r>
+      <w:r>
+        <w:rPr>
+          <w:rFonts w:ascii="Arial" w:hAnsi="Arial" w:eastAsia="Arial" w:cs="Arial"/>
+          <w:b/>
+          <w:i w:val="0"/>
+          <w:color w:val="000000"/>
+          <w:sz w:val="18"/>
+          <w:highlight w:val="lightGray"/>
+        </w:rPr>
+        <w:t>e</w:t>
+      </w:r>
+      <w:r>
+        <w:rPr>
+          <w:rFonts w:ascii="Arial" w:hAnsi="Arial" w:eastAsia="Arial" w:cs="Arial"/>
+          <w:b/>
+          <w:i w:val="0"/>
+          <w:color w:val="000000"/>
+          <w:sz w:val="18"/>
+          <w:highlight w:val="lightGray"/>
+        </w:rPr>
+        <w:t>:</w:t>
+      </w:r>
+      <w:r>
+        <w:rPr>
+          <w:rFonts w:ascii="Arial" w:hAnsi="Arial" w:eastAsia="Arial" w:cs="Arial"/>
+          <w:b/>
+          <w:i w:val="0"/>
+          <w:color w:val="000000"/>
+          <w:sz w:val="18"/>
+          <w:highlight w:val="lightGray"/>
+        </w:rPr>
+        <w:t xml:space="preserve"> </w:t>
+      </w:r>
+      <w:r>
+        <w:rPr>
+          <w:rFonts w:ascii="Arial" w:hAnsi="Arial" w:eastAsia="Arial" w:cs="Arial"/>
+          <w:b/>
+          <w:i w:val="0"/>
+          <w:color w:val="000000"/>
+          <w:sz w:val="18"/>
+          <w:highlight w:val="lightGray"/>
+        </w:rPr>
+        <w:t>A</w:t>
+      </w:r>
+      <w:r>
+        <w:rPr>
+          <w:rFonts w:ascii="Arial" w:hAnsi="Arial" w:eastAsia="Arial" w:cs="Arial"/>
+          <w:b/>
+          <w:i w:val="0"/>
+          <w:color w:val="000000"/>
+          <w:sz w:val="18"/>
+          <w:highlight w:val="lightGray"/>
+        </w:rPr>
+        <w:t>I</w:t>
+      </w:r>
+      <w:r>
+        <w:rPr>
+          <w:rFonts w:ascii="Arial" w:hAnsi="Arial" w:eastAsia="Arial" w:cs="Arial"/>
+          <w:b/>
+          <w:i w:val="0"/>
+          <w:color w:val="000000"/>
+          <w:sz w:val="18"/>
+          <w:highlight w:val="lightGray"/>
+        </w:rPr>
+        <w:t xml:space="preserve"> </w:t>
+      </w:r>
+      <w:r>
+        <w:rPr>
+          <w:rFonts w:ascii="Arial" w:hAnsi="Arial" w:eastAsia="Arial" w:cs="Arial"/>
+          <w:b/>
+          <w:i w:val="0"/>
+          <w:color w:val="000000"/>
+          <w:sz w:val="18"/>
+          <w:highlight w:val="lightGray"/>
+        </w:rPr>
+        <w:t>S</w:t>
+      </w:r>
+      <w:r>
+        <w:rPr>
+          <w:rFonts w:ascii="Arial" w:hAnsi="Arial" w:eastAsia="Arial" w:cs="Arial"/>
+          <w:b/>
+          <w:i w:val="0"/>
+          <w:color w:val="000000"/>
+          <w:sz w:val="18"/>
+          <w:highlight w:val="lightGray"/>
+        </w:rPr>
+        <w:t>o</w:t>
+      </w:r>
+      <w:r>
+        <w:rPr>
+          <w:rFonts w:ascii="Arial" w:hAnsi="Arial" w:eastAsia="Arial" w:cs="Arial"/>
+          <w:b/>
+          <w:i w:val="0"/>
+          <w:color w:val="000000"/>
+          <w:sz w:val="18"/>
+          <w:highlight w:val="lightGray"/>
+        </w:rPr>
+        <w:t>u</w:t>
+      </w:r>
+      <w:r>
+        <w:rPr>
+          <w:rFonts w:ascii="Arial" w:hAnsi="Arial" w:eastAsia="Arial" w:cs="Arial"/>
+          <w:b/>
+          <w:i w:val="0"/>
+          <w:color w:val="000000"/>
+          <w:sz w:val="18"/>
+          <w:highlight w:val="lightGray"/>
+        </w:rPr>
+        <w:t>r</w:t>
+      </w:r>
+      <w:r>
+        <w:rPr>
+          <w:rFonts w:ascii="Arial" w:hAnsi="Arial" w:eastAsia="Arial" w:cs="Arial"/>
+          <w:b/>
+          <w:i w:val="0"/>
+          <w:color w:val="000000"/>
+          <w:sz w:val="18"/>
+          <w:highlight w:val="lightGray"/>
+        </w:rPr>
+        <w:t>c</w:t>
+      </w:r>
+      <w:r>
+        <w:rPr>
+          <w:rFonts w:ascii="Arial" w:hAnsi="Arial" w:eastAsia="Arial" w:cs="Arial"/>
+          <w:b/>
+          <w:i w:val="0"/>
+          <w:color w:val="000000"/>
+          <w:sz w:val="18"/>
+          <w:highlight w:val="lightGray"/>
+        </w:rPr>
+        <w:t>e</w:t>
+      </w:r>
+      <w:r>
+        <w:rPr>
+          <w:rFonts w:ascii="Arial" w:hAnsi="Arial" w:eastAsia="Arial" w:cs="Arial"/>
+          <w:b/>
+          <w:i w:val="0"/>
+          <w:color w:val="000000"/>
+          <w:sz w:val="18"/>
+          <w:highlight w:val="lightGray"/>
+        </w:rPr>
+        <w:t>:</w:t>
+      </w:r>
+      <w:r>
+        <w:rPr>
+          <w:rFonts w:ascii="Arial" w:hAnsi="Arial" w:eastAsia="Arial" w:cs="Arial"/>
+          <w:b/>
+          <w:i w:val="0"/>
+          <w:color w:val="000000"/>
+          <w:sz w:val="18"/>
+          <w:highlight w:val="lightGray"/>
+        </w:rPr>
+        <w:t xml:space="preserve"> </w:t>
+      </w:r>
+      <w:r>
+        <w:rPr>
+          <w:rFonts w:ascii="Arial" w:hAnsi="Arial" w:eastAsia="Arial" w:cs="Arial"/>
+          <w:b/>
+          <w:i w:val="0"/>
+          <w:color w:val="000000"/>
+          <w:sz w:val="18"/>
+          <w:highlight w:val="lightGray"/>
+        </w:rPr>
+        <w:t>P</w:t>
+      </w:r>
+      <w:r>
+        <w:rPr>
+          <w:rFonts w:ascii="Arial" w:hAnsi="Arial" w:eastAsia="Arial" w:cs="Arial"/>
+          <w:b/>
+          <w:i w:val="0"/>
+          <w:color w:val="000000"/>
+          <w:sz w:val="18"/>
+          <w:highlight w:val="lightGray"/>
+        </w:rPr>
+        <w:t>r</w:t>
+      </w:r>
+      <w:r>
+        <w:rPr>
+          <w:rFonts w:ascii="Arial" w:hAnsi="Arial" w:eastAsia="Arial" w:cs="Arial"/>
+          <w:b/>
+          <w:i w:val="0"/>
+          <w:color w:val="000000"/>
+          <w:sz w:val="18"/>
+          <w:highlight w:val="lightGray"/>
+        </w:rPr>
+        <w:t>o</w:t>
+      </w:r>
+      <w:r>
+        <w:rPr>
+          <w:rFonts w:ascii="Arial" w:hAnsi="Arial" w:eastAsia="Arial" w:cs="Arial"/>
+          <w:b/>
+          <w:i w:val="0"/>
+          <w:color w:val="000000"/>
+          <w:sz w:val="18"/>
+          <w:highlight w:val="lightGray"/>
+        </w:rPr>
+        <w:t>v</w:t>
+      </w:r>
+      <w:r>
+        <w:rPr>
+          <w:rFonts w:ascii="Arial" w:hAnsi="Arial" w:eastAsia="Arial" w:cs="Arial"/>
+          <w:b/>
+          <w:i w:val="0"/>
+          <w:color w:val="000000"/>
+          <w:sz w:val="18"/>
+          <w:highlight w:val="lightGray"/>
+        </w:rPr>
+        <w:t>i</w:t>
+      </w:r>
+      <w:r>
+        <w:rPr>
+          <w:rFonts w:ascii="Arial" w:hAnsi="Arial" w:eastAsia="Arial" w:cs="Arial"/>
+          <w:b/>
+          <w:i w:val="0"/>
+          <w:color w:val="000000"/>
+          <w:sz w:val="18"/>
+          <w:highlight w:val="lightGray"/>
+        </w:rPr>
+        <w:t>d</w:t>
+      </w:r>
+      <w:r>
+        <w:rPr>
+          <w:rFonts w:ascii="Arial" w:hAnsi="Arial" w:eastAsia="Arial" w:cs="Arial"/>
+          <w:b/>
+          <w:i w:val="0"/>
+          <w:color w:val="000000"/>
+          <w:sz w:val="18"/>
+          <w:highlight w:val="lightGray"/>
+        </w:rPr>
+        <w:t>e</w:t>
+      </w:r>
+      <w:r>
+        <w:rPr>
+          <w:rFonts w:ascii="Arial" w:hAnsi="Arial" w:eastAsia="Arial" w:cs="Arial"/>
+          <w:b/>
+          <w:i w:val="0"/>
+          <w:color w:val="000000"/>
+          <w:sz w:val="18"/>
+          <w:highlight w:val="lightGray"/>
+        </w:rPr>
+        <w:t>d</w:t>
+      </w:r>
+      <w:r>
+        <w:rPr>
+          <w:rFonts w:ascii="Arial" w:hAnsi="Arial" w:eastAsia="Arial" w:cs="Arial"/>
+          <w:b/>
+          <w:i w:val="0"/>
+          <w:color w:val="000000"/>
+          <w:sz w:val="18"/>
+          <w:highlight w:val="lightGray"/>
+        </w:rPr>
+        <w:t xml:space="preserve"> </w:t>
+      </w:r>
+      <w:r>
+        <w:rPr>
+          <w:rFonts w:ascii="Arial" w:hAnsi="Arial" w:eastAsia="Arial" w:cs="Arial"/>
+          <w:b/>
+          <w:i w:val="0"/>
+          <w:color w:val="000000"/>
+          <w:sz w:val="18"/>
+          <w:highlight w:val="lightGray"/>
+        </w:rPr>
+        <w:t>b</w:t>
+      </w:r>
+      <w:r>
+        <w:rPr>
+          <w:rFonts w:ascii="Arial" w:hAnsi="Arial" w:eastAsia="Arial" w:cs="Arial"/>
+          <w:b/>
+          <w:i w:val="0"/>
+          <w:color w:val="000000"/>
+          <w:sz w:val="18"/>
+          <w:highlight w:val="lightGray"/>
+        </w:rPr>
+        <w:t>y</w:t>
+      </w:r>
+      <w:r>
+        <w:rPr>
+          <w:rFonts w:ascii="Arial" w:hAnsi="Arial" w:eastAsia="Arial" w:cs="Arial"/>
+          <w:b/>
+          <w:i w:val="0"/>
+          <w:color w:val="000000"/>
+          <w:sz w:val="18"/>
+          <w:highlight w:val="lightGray"/>
+        </w:rPr>
+        <w:t>:</w:t>
+      </w:r>
+      <w:r>
+        <w:rPr>
+          <w:rFonts w:ascii="Arial" w:hAnsi="Arial" w:eastAsia="Arial" w:cs="Arial"/>
+          <w:b/>
+          <w:i w:val="0"/>
+          <w:color w:val="000000"/>
+          <w:sz w:val="18"/>
+          <w:highlight w:val="lightGray"/>
+        </w:rPr>
+        <w:t xml:space="preserve"> </w:t>
+      </w:r>
+      <w:r>
+        <w:rPr>
+          <w:rFonts w:ascii="Arial" w:hAnsi="Arial" w:eastAsia="Arial" w:cs="Arial"/>
+          <w:b/>
+          <w:i w:val="0"/>
+          <w:color w:val="000000"/>
+          <w:sz w:val="18"/>
+          <w:highlight w:val="lightGray"/>
+        </w:rPr>
+        <w:t>[</w:t>
+      </w:r>
+      <w:r>
+        <w:rPr>
+          <w:rFonts w:ascii="Arial" w:hAnsi="Arial" w:eastAsia="Arial" w:cs="Arial"/>
+          <w:b/>
+          <w:i w:val="0"/>
+          <w:color w:val="000000"/>
+          <w:sz w:val="18"/>
+          <w:highlight w:val="lightGray"/>
+        </w:rPr>
+        <w:t>D</w:t>
+      </w:r>
+      <w:r>
+        <w:rPr>
+          <w:rFonts w:ascii="Arial" w:hAnsi="Arial" w:eastAsia="Arial" w:cs="Arial"/>
+          <w:b/>
+          <w:i w:val="0"/>
+          <w:color w:val="000000"/>
+          <w:sz w:val="18"/>
+          <w:highlight w:val="lightGray"/>
+        </w:rPr>
+        <w:t>a</w:t>
+      </w:r>
+      <w:r>
+        <w:rPr>
+          <w:rFonts w:ascii="Arial" w:hAnsi="Arial" w:eastAsia="Arial" w:cs="Arial"/>
+          <w:b/>
+          <w:i w:val="0"/>
+          <w:color w:val="000000"/>
+          <w:sz w:val="18"/>
+          <w:highlight w:val="lightGray"/>
+        </w:rPr>
+        <w:t>t</w:t>
+      </w:r>
+      <w:r>
+        <w:rPr>
+          <w:rFonts w:ascii="Arial" w:hAnsi="Arial" w:eastAsia="Arial" w:cs="Arial"/>
+          <w:b/>
+          <w:i w:val="0"/>
+          <w:color w:val="000000"/>
+          <w:sz w:val="18"/>
+          <w:highlight w:val="lightGray"/>
+        </w:rPr>
+        <w:t>a</w:t>
+      </w:r>
+      <w:r>
+        <w:rPr>
+          <w:rFonts w:ascii="Arial" w:hAnsi="Arial" w:eastAsia="Arial" w:cs="Arial"/>
+          <w:b/>
+          <w:i w:val="0"/>
+          <w:color w:val="000000"/>
+          <w:sz w:val="18"/>
+          <w:highlight w:val="lightGray"/>
+        </w:rPr>
+        <w:t xml:space="preserve"> </w:t>
+      </w:r>
+      <w:r>
+        <w:rPr>
+          <w:rFonts w:ascii="Arial" w:hAnsi="Arial" w:eastAsia="Arial" w:cs="Arial"/>
+          <w:b/>
+          <w:i w:val="0"/>
+          <w:color w:val="000000"/>
+          <w:sz w:val="18"/>
+          <w:highlight w:val="lightGray"/>
+        </w:rPr>
+        <w:t>P</w:t>
+      </w:r>
+      <w:r>
+        <w:rPr>
+          <w:rFonts w:ascii="Arial" w:hAnsi="Arial" w:eastAsia="Arial" w:cs="Arial"/>
+          <w:b/>
+          <w:i w:val="0"/>
+          <w:color w:val="000000"/>
+          <w:sz w:val="18"/>
+          <w:highlight w:val="lightGray"/>
+        </w:rPr>
+        <w:t>a</w:t>
+      </w:r>
+      <w:r>
+        <w:rPr>
+          <w:rFonts w:ascii="Arial" w:hAnsi="Arial" w:eastAsia="Arial" w:cs="Arial"/>
+          <w:b/>
+          <w:i w:val="0"/>
+          <w:color w:val="000000"/>
+          <w:sz w:val="18"/>
+          <w:highlight w:val="lightGray"/>
+        </w:rPr>
+        <w:t>t</w:t>
+      </w:r>
+      <w:r>
+        <w:rPr>
+          <w:rFonts w:ascii="Arial" w:hAnsi="Arial" w:eastAsia="Arial" w:cs="Arial"/>
+          <w:b/>
+          <w:i w:val="0"/>
+          <w:color w:val="000000"/>
+          <w:sz w:val="18"/>
+          <w:highlight w:val="lightGray"/>
+        </w:rPr>
+        <w:t>h</w:t>
+      </w:r>
+      <w:r>
+        <w:rPr>
+          <w:rFonts w:ascii="Arial" w:hAnsi="Arial" w:eastAsia="Arial" w:cs="Arial"/>
+          <w:b w:val="0"/>
+          <w:i w:val="0"/>
+          <w:color w:val="000000"/>
+          <w:sz w:val="18"/>
+          <w:highlight w:val="lightGray"/>
+        </w:rPr>
+        <w:t>:</w:t>
+      </w:r>
+      <w:r>
+        <w:rPr>
+          <w:rFonts w:ascii="Arial" w:hAnsi="Arial" w:eastAsia="Arial" w:cs="Arial"/>
+          <w:b w:val="0"/>
+          <w:i w:val="0"/>
+          <w:color w:val="000000"/>
+          <w:sz w:val="18"/>
+          <w:highlight w:val="lightGray"/>
+        </w:rPr>
+        <w:t xml:space="preserve"> </w:t>
+      </w:r>
+      <w:r>
+        <w:rPr>
+          <w:rFonts w:ascii="Arial" w:hAnsi="Arial" w:eastAsia="Arial" w:cs="Arial"/>
+          <w:b w:val="0"/>
+          <w:i w:val="0"/>
+          <w:color w:val="000000"/>
+          <w:sz w:val="18"/>
+          <w:highlight w:val="lightGray"/>
+        </w:rPr>
+        <w:t>P</w:t>
+      </w:r>
+      <w:r>
+        <w:rPr>
+          <w:rFonts w:ascii="Arial" w:hAnsi="Arial" w:eastAsia="Arial" w:cs="Arial"/>
+          <w:b w:val="0"/>
+          <w:i w:val="0"/>
+          <w:color w:val="000000"/>
+          <w:sz w:val="18"/>
+          <w:highlight w:val="lightGray"/>
+        </w:rPr>
+        <w:t>e</w:t>
+      </w:r>
+      <w:r>
+        <w:rPr>
+          <w:rFonts w:ascii="Arial" w:hAnsi="Arial" w:eastAsia="Arial" w:cs="Arial"/>
+          <w:b w:val="0"/>
+          <w:i w:val="0"/>
+          <w:color w:val="000000"/>
+          <w:sz w:val="18"/>
+          <w:highlight w:val="lightGray"/>
+        </w:rPr>
+        <w:t>r</w:t>
+      </w:r>
+      <w:r>
+        <w:rPr>
+          <w:rFonts w:ascii="Arial" w:hAnsi="Arial" w:eastAsia="Arial" w:cs="Arial"/>
+          <w:b w:val="0"/>
+          <w:i w:val="0"/>
+          <w:color w:val="000000"/>
+          <w:sz w:val="18"/>
+          <w:highlight w:val="lightGray"/>
+        </w:rPr>
+        <w:t>s</w:t>
+      </w:r>
+      <w:r>
+        <w:rPr>
+          <w:rFonts w:ascii="Arial" w:hAnsi="Arial" w:eastAsia="Arial" w:cs="Arial"/>
+          <w:b w:val="0"/>
+          <w:i w:val="0"/>
+          <w:color w:val="000000"/>
+          <w:sz w:val="18"/>
+          <w:highlight w:val="lightGray"/>
+        </w:rPr>
+        <w:t>o</w:t>
+      </w:r>
+      <w:r>
+        <w:rPr>
+          <w:rFonts w:ascii="Arial" w:hAnsi="Arial" w:eastAsia="Arial" w:cs="Arial"/>
+          <w:b w:val="0"/>
+          <w:i w:val="0"/>
+          <w:color w:val="000000"/>
+          <w:sz w:val="18"/>
+          <w:highlight w:val="lightGray"/>
+        </w:rPr>
+        <w:t>n</w:t>
+      </w:r>
+      <w:r>
+        <w:rPr>
+          <w:rFonts w:ascii="Arial" w:hAnsi="Arial" w:eastAsia="Arial" w:cs="Arial"/>
+          <w:b w:val="0"/>
+          <w:i w:val="0"/>
+          <w:color w:val="000000"/>
+          <w:sz w:val="18"/>
+          <w:highlight w:val="lightGray"/>
+        </w:rPr>
+        <w:t>s</w:t>
+      </w:r>
+      <w:r>
+        <w:rPr>
+          <w:rFonts w:ascii="Arial" w:hAnsi="Arial" w:eastAsia="Arial" w:cs="Arial"/>
+          <w:b w:val="0"/>
+          <w:i w:val="0"/>
+          <w:color w:val="000000"/>
+          <w:sz w:val="18"/>
+          <w:highlight w:val="lightGray"/>
+        </w:rPr>
+        <w:t xml:space="preserve"> </w:t>
+      </w:r>
+      <w:r>
+        <w:rPr>
+          <w:rFonts w:ascii="Arial" w:hAnsi="Arial" w:eastAsia="Arial" w:cs="Arial"/>
+          <w:b w:val="0"/>
+          <w:i w:val="0"/>
+          <w:color w:val="000000"/>
+          <w:sz w:val="18"/>
+          <w:highlight w:val="lightGray"/>
+        </w:rPr>
+        <w:t>T</w:t>
+      </w:r>
+      <w:r>
+        <w:rPr>
+          <w:rFonts w:ascii="Arial" w:hAnsi="Arial" w:eastAsia="Arial" w:cs="Arial"/>
+          <w:b w:val="0"/>
+          <w:i w:val="0"/>
+          <w:color w:val="000000"/>
+          <w:sz w:val="18"/>
+          <w:highlight w:val="lightGray"/>
+        </w:rPr>
+        <w:t>a</w:t>
+      </w:r>
+      <w:r>
+        <w:rPr>
+          <w:rFonts w:ascii="Arial" w:hAnsi="Arial" w:eastAsia="Arial" w:cs="Arial"/>
+          <w:b w:val="0"/>
+          <w:i w:val="0"/>
+          <w:color w:val="000000"/>
+          <w:sz w:val="18"/>
+          <w:highlight w:val="lightGray"/>
+        </w:rPr>
+        <w:t>b</w:t>
+      </w:r>
+      <w:r>
+        <w:rPr>
+          <w:rFonts w:ascii="Arial" w:hAnsi="Arial" w:eastAsia="Arial" w:cs="Arial"/>
+          <w:b w:val="0"/>
+          <w:i w:val="0"/>
+          <w:color w:val="000000"/>
+          <w:sz w:val="18"/>
+          <w:highlight w:val="lightGray"/>
+        </w:rPr>
+        <w:t>l</w:t>
+      </w:r>
+      <w:r>
+        <w:rPr>
+          <w:rFonts w:ascii="Arial" w:hAnsi="Arial" w:eastAsia="Arial" w:cs="Arial"/>
+          <w:b w:val="0"/>
+          <w:i w:val="0"/>
+          <w:color w:val="000000"/>
+          <w:sz w:val="18"/>
+          <w:highlight w:val="lightGray"/>
+        </w:rPr>
+        <w:t>e</w:t>
+      </w:r>
+      <w:r>
+        <w:rPr>
+          <w:rFonts w:ascii="Arial" w:hAnsi="Arial" w:eastAsia="Arial" w:cs="Arial"/>
+          <w:b w:val="0"/>
+          <w:i w:val="0"/>
+          <w:color w:val="000000"/>
+          <w:sz w:val="18"/>
+          <w:highlight w:val="lightGray"/>
+        </w:rPr>
+        <w:t xml:space="preserve"> </w:t>
+      </w:r>
+      <w:r>
+        <w:rPr>
+          <w:rFonts w:ascii="Arial" w:hAnsi="Arial" w:eastAsia="Arial" w:cs="Arial"/>
+          <w:b w:val="0"/>
+          <w:i w:val="0"/>
+          <w:color w:val="000000"/>
+          <w:sz w:val="18"/>
+          <w:highlight w:val="lightGray"/>
+        </w:rPr>
+        <w:t>-</w:t>
+      </w:r>
+      <w:r>
+        <w:rPr>
+          <w:rFonts w:ascii="Arial" w:hAnsi="Arial" w:eastAsia="Arial" w:cs="Arial"/>
+          <w:b w:val="0"/>
+          <w:i w:val="0"/>
+          <w:color w:val="000000"/>
+          <w:sz w:val="18"/>
+          <w:highlight w:val="lightGray"/>
+        </w:rPr>
+        <w:t>&gt;</w:t>
+      </w:r>
+      <w:r>
+        <w:rPr>
+          <w:rFonts w:ascii="Arial" w:hAnsi="Arial" w:eastAsia="Arial" w:cs="Arial"/>
+          <w:b w:val="0"/>
+          <w:i w:val="0"/>
+          <w:color w:val="000000"/>
+          <w:sz w:val="18"/>
+          <w:highlight w:val="lightGray"/>
+        </w:rPr>
+        <w:t xml:space="preserve"> </w:t>
+      </w:r>
+      <w:r>
+        <w:rPr>
+          <w:rFonts w:ascii="Arial" w:hAnsi="Arial" w:eastAsia="Arial" w:cs="Arial"/>
+          <w:b w:val="0"/>
+          <w:i w:val="0"/>
+          <w:color w:val="000000"/>
+          <w:sz w:val="18"/>
+          <w:highlight w:val="lightGray"/>
+        </w:rPr>
+        <w:t>I</w:t>
+      </w:r>
+      <w:r>
+        <w:rPr>
+          <w:rFonts w:ascii="Arial" w:hAnsi="Arial" w:eastAsia="Arial" w:cs="Arial"/>
+          <w:b w:val="0"/>
+          <w:i w:val="0"/>
+          <w:color w:val="000000"/>
+          <w:sz w:val="18"/>
+          <w:highlight w:val="lightGray"/>
+        </w:rPr>
+        <w:t>D</w:t>
+      </w:r>
+      <w:r>
+        <w:rPr>
+          <w:rFonts w:ascii="Arial" w:hAnsi="Arial" w:eastAsia="Arial" w:cs="Arial"/>
+          <w:b w:val="0"/>
+          <w:i w:val="0"/>
+          <w:color w:val="000000"/>
+          <w:sz w:val="18"/>
+          <w:highlight w:val="lightGray"/>
+        </w:rPr>
+        <w:t xml:space="preserve"> </w:t>
+      </w:r>
+      <w:r>
+        <w:rPr>
+          <w:rFonts w:ascii="Arial" w:hAnsi="Arial" w:eastAsia="Arial" w:cs="Arial"/>
+          <w:b w:val="0"/>
+          <w:i w:val="0"/>
+          <w:color w:val="000000"/>
+          <w:sz w:val="18"/>
+          <w:highlight w:val="lightGray"/>
+        </w:rPr>
+        <w:t>C</w:t>
+      </w:r>
+      <w:r>
+        <w:rPr>
+          <w:rFonts w:ascii="Arial" w:hAnsi="Arial" w:eastAsia="Arial" w:cs="Arial"/>
+          <w:b w:val="0"/>
+          <w:i w:val="0"/>
+          <w:color w:val="000000"/>
+          <w:sz w:val="18"/>
+          <w:highlight w:val="lightGray"/>
+        </w:rPr>
+        <w:t>o</w:t>
+      </w:r>
+      <w:r>
+        <w:rPr>
+          <w:rFonts w:ascii="Arial" w:hAnsi="Arial" w:eastAsia="Arial" w:cs="Arial"/>
+          <w:b w:val="0"/>
+          <w:i w:val="0"/>
+          <w:color w:val="000000"/>
+          <w:sz w:val="18"/>
+          <w:highlight w:val="lightGray"/>
+        </w:rPr>
+        <w:t>l</w:t>
+      </w:r>
+      <w:r>
+        <w:rPr>
+          <w:rFonts w:ascii="Arial" w:hAnsi="Arial" w:eastAsia="Arial" w:cs="Arial"/>
+          <w:b w:val="0"/>
+          <w:i w:val="0"/>
+          <w:color w:val="000000"/>
+          <w:sz w:val="18"/>
+          <w:highlight w:val="lightGray"/>
+        </w:rPr>
+        <w:t>u</w:t>
+      </w:r>
+      <w:r>
+        <w:rPr>
+          <w:rFonts w:ascii="Arial" w:hAnsi="Arial" w:eastAsia="Arial" w:cs="Arial"/>
+          <w:b w:val="0"/>
+          <w:i w:val="0"/>
+          <w:color w:val="000000"/>
+          <w:sz w:val="18"/>
+          <w:highlight w:val="lightGray"/>
+        </w:rPr>
+        <w:t>m</w:t>
+      </w:r>
+      <w:r>
+        <w:rPr>
+          <w:rFonts w:ascii="Arial" w:hAnsi="Arial" w:eastAsia="Arial" w:cs="Arial"/>
+          <w:b w:val="0"/>
+          <w:i w:val="0"/>
+          <w:color w:val="000000"/>
+          <w:sz w:val="18"/>
+          <w:highlight w:val="lightGray"/>
+        </w:rPr>
+        <w:t>n</w:t>
+      </w:r>
+      <w:r>
+        <w:rPr>
+          <w:rFonts w:ascii="Arial" w:hAnsi="Arial" w:eastAsia="Arial" w:cs="Arial"/>
+          <w:b w:val="0"/>
+          <w:i w:val="0"/>
+          <w:color w:val="000000"/>
+          <w:sz w:val="18"/>
+          <w:highlight w:val="lightGray"/>
+        </w:rPr>
+        <w:t>:</w:t>
+      </w:r>
+      <w:r>
+        <w:rPr>
+          <w:rFonts w:ascii="Arial" w:hAnsi="Arial" w:eastAsia="Arial" w:cs="Arial"/>
+          <w:b w:val="0"/>
+          <w:i w:val="0"/>
+          <w:color w:val="000000"/>
+          <w:sz w:val="18"/>
+          <w:highlight w:val="lightGray"/>
+        </w:rPr>
+        <w:t xml:space="preserve"> </w:t>
+      </w:r>
+      <w:r>
+        <w:rPr>
+          <w:rFonts w:ascii="Arial" w:hAnsi="Arial" w:eastAsia="Arial" w:cs="Arial"/>
+          <w:b w:val="0"/>
+          <w:i w:val="0"/>
+          <w:color w:val="000000"/>
+          <w:sz w:val="18"/>
+          <w:highlight w:val="lightGray"/>
+        </w:rPr>
+        <w:t>1</w:t>
+      </w:r>
+      <w:r>
+        <w:rPr>
+          <w:rFonts w:ascii="Arial" w:hAnsi="Arial" w:eastAsia="Arial" w:cs="Arial"/>
+          <w:b w:val="0"/>
+          <w:i w:val="0"/>
+          <w:color w:val="000000"/>
+          <w:sz w:val="18"/>
+          <w:highlight w:val="lightGray"/>
+        </w:rPr>
+        <w:t>,</w:t>
+      </w:r>
+      <w:r>
+        <w:rPr>
+          <w:rFonts w:ascii="Arial" w:hAnsi="Arial" w:eastAsia="Arial" w:cs="Arial"/>
+          <w:b w:val="0"/>
+          <w:i w:val="0"/>
+          <w:color w:val="000000"/>
+          <w:sz w:val="18"/>
+          <w:highlight w:val="lightGray"/>
+        </w:rPr>
+        <w:t xml:space="preserve"> </w:t>
+      </w:r>
+      <w:r>
+        <w:rPr>
+          <w:rFonts w:ascii="Arial" w:hAnsi="Arial" w:eastAsia="Arial" w:cs="Arial"/>
+          <w:b w:val="0"/>
+          <w:i w:val="0"/>
+          <w:color w:val="000000"/>
+          <w:sz w:val="18"/>
+          <w:highlight w:val="lightGray"/>
+        </w:rPr>
+        <w:t>N</w:t>
+      </w:r>
+      <w:r>
+        <w:rPr>
+          <w:rFonts w:ascii="Arial" w:hAnsi="Arial" w:eastAsia="Arial" w:cs="Arial"/>
+          <w:b w:val="0"/>
+          <w:i w:val="0"/>
+          <w:color w:val="000000"/>
+          <w:sz w:val="18"/>
+          <w:highlight w:val="lightGray"/>
+        </w:rPr>
+        <w:t>a</w:t>
+      </w:r>
+      <w:r>
+        <w:rPr>
+          <w:rFonts w:ascii="Arial" w:hAnsi="Arial" w:eastAsia="Arial" w:cs="Arial"/>
+          <w:b w:val="0"/>
+          <w:i w:val="0"/>
+          <w:color w:val="000000"/>
+          <w:sz w:val="18"/>
+          <w:highlight w:val="lightGray"/>
+        </w:rPr>
+        <w:t>m</w:t>
+      </w:r>
+      <w:r>
+        <w:rPr>
+          <w:rFonts w:ascii="Arial" w:hAnsi="Arial" w:eastAsia="Arial" w:cs="Arial"/>
+          <w:b w:val="0"/>
+          <w:i w:val="0"/>
+          <w:color w:val="000000"/>
+          <w:sz w:val="18"/>
+          <w:highlight w:val="lightGray"/>
+        </w:rPr>
+        <w:t>e</w:t>
+      </w:r>
+      <w:r>
+        <w:rPr>
+          <w:rFonts w:ascii="Arial" w:hAnsi="Arial" w:eastAsia="Arial" w:cs="Arial"/>
+          <w:b w:val="0"/>
+          <w:i w:val="0"/>
+          <w:color w:val="000000"/>
+          <w:sz w:val="18"/>
+          <w:highlight w:val="lightGray"/>
+        </w:rPr>
+        <w:t>_</w:t>
+      </w:r>
+      <w:r>
+        <w:rPr>
+          <w:rFonts w:ascii="Arial" w:hAnsi="Arial" w:eastAsia="Arial" w:cs="Arial"/>
+          <w:b w:val="0"/>
+          <w:i w:val="0"/>
+          <w:color w:val="000000"/>
+          <w:sz w:val="18"/>
+          <w:highlight w:val="lightGray"/>
+        </w:rPr>
+        <w:t>E</w:t>
+      </w:r>
+      <w:r>
+        <w:rPr>
+          <w:rFonts w:ascii="Arial" w:hAnsi="Arial" w:eastAsia="Arial" w:cs="Arial"/>
+          <w:b w:val="0"/>
+          <w:i w:val="0"/>
+          <w:color w:val="000000"/>
+          <w:sz w:val="18"/>
+          <w:highlight w:val="lightGray"/>
+        </w:rPr>
+        <w:t>n</w:t>
+      </w:r>
+      <w:r>
+        <w:rPr>
+          <w:rFonts w:ascii="Arial" w:hAnsi="Arial" w:eastAsia="Arial" w:cs="Arial"/>
+          <w:b w:val="0"/>
+          <w:i w:val="0"/>
+          <w:color w:val="000000"/>
+          <w:sz w:val="18"/>
+          <w:highlight w:val="lightGray"/>
+        </w:rPr>
+        <w:t xml:space="preserve"> </w:t>
+      </w:r>
+      <w:r>
+        <w:rPr>
+          <w:rFonts w:ascii="Arial" w:hAnsi="Arial" w:eastAsia="Arial" w:cs="Arial"/>
+          <w:b w:val="0"/>
+          <w:i w:val="0"/>
+          <w:color w:val="000000"/>
+          <w:sz w:val="18"/>
+          <w:highlight w:val="lightGray"/>
+        </w:rPr>
+        <w:t>C</w:t>
+      </w:r>
+      <w:r>
+        <w:rPr>
+          <w:rFonts w:ascii="Arial" w:hAnsi="Arial" w:eastAsia="Arial" w:cs="Arial"/>
+          <w:b w:val="0"/>
+          <w:i w:val="0"/>
+          <w:color w:val="000000"/>
+          <w:sz w:val="18"/>
+          <w:highlight w:val="lightGray"/>
+        </w:rPr>
+        <w:t>o</w:t>
+      </w:r>
+      <w:r>
+        <w:rPr>
+          <w:rFonts w:ascii="Arial" w:hAnsi="Arial" w:eastAsia="Arial" w:cs="Arial"/>
+          <w:b w:val="0"/>
+          <w:i w:val="0"/>
+          <w:color w:val="000000"/>
+          <w:sz w:val="18"/>
+          <w:highlight w:val="lightGray"/>
+        </w:rPr>
+        <w:t>l</w:t>
+      </w:r>
+      <w:r>
+        <w:rPr>
+          <w:rFonts w:ascii="Arial" w:hAnsi="Arial" w:eastAsia="Arial" w:cs="Arial"/>
+          <w:b w:val="0"/>
+          <w:i w:val="0"/>
+          <w:color w:val="000000"/>
+          <w:sz w:val="18"/>
+          <w:highlight w:val="lightGray"/>
+        </w:rPr>
+        <w:t>u</w:t>
+      </w:r>
+      <w:r>
+        <w:rPr>
+          <w:rFonts w:ascii="Arial" w:hAnsi="Arial" w:eastAsia="Arial" w:cs="Arial"/>
+          <w:b w:val="0"/>
+          <w:i w:val="0"/>
+          <w:color w:val="000000"/>
+          <w:sz w:val="18"/>
+          <w:highlight w:val="lightGray"/>
+        </w:rPr>
+        <w:t>m</w:t>
+      </w:r>
+      <w:r>
+        <w:rPr>
+          <w:rFonts w:ascii="Arial" w:hAnsi="Arial" w:eastAsia="Arial" w:cs="Arial"/>
+          <w:b w:val="0"/>
+          <w:i w:val="0"/>
+          <w:color w:val="000000"/>
+          <w:sz w:val="18"/>
+          <w:highlight w:val="lightGray"/>
+        </w:rPr>
+        <w:t>n</w:t>
+      </w:r>
+      <w:r>
+        <w:rPr>
+          <w:rFonts w:ascii="Arial" w:hAnsi="Arial" w:eastAsia="Arial" w:cs="Arial"/>
+          <w:b w:val="0"/>
+          <w:i w:val="0"/>
+          <w:color w:val="000000"/>
+          <w:sz w:val="18"/>
+          <w:highlight w:val="lightGray"/>
+        </w:rPr>
+        <w:t>:</w:t>
+      </w:r>
+      <w:r>
+        <w:rPr>
+          <w:rFonts w:ascii="Arial" w:hAnsi="Arial" w:eastAsia="Arial" w:cs="Arial"/>
+          <w:b w:val="0"/>
+          <w:i w:val="0"/>
+          <w:color w:val="000000"/>
+          <w:sz w:val="18"/>
+          <w:highlight w:val="lightGray"/>
+        </w:rPr>
+        <w:t xml:space="preserve"> </w:t>
+      </w:r>
+      <w:r>
+        <w:rPr>
+          <w:rFonts w:ascii="Arial" w:hAnsi="Arial" w:eastAsia="Arial" w:cs="Arial"/>
+          <w:b w:val="0"/>
+          <w:i w:val="0"/>
+          <w:color w:val="000000"/>
+          <w:sz w:val="18"/>
+          <w:highlight w:val="lightGray"/>
+        </w:rPr>
+        <w:t>M</w:t>
+      </w:r>
+      <w:r>
+        <w:rPr>
+          <w:rFonts w:ascii="Arial" w:hAnsi="Arial" w:eastAsia="Arial" w:cs="Arial"/>
+          <w:b w:val="0"/>
+          <w:i w:val="0"/>
+          <w:color w:val="000000"/>
+          <w:sz w:val="18"/>
+          <w:highlight w:val="lightGray"/>
+        </w:rPr>
+        <w:t>o</w:t>
+      </w:r>
+      <w:r>
+        <w:rPr>
+          <w:rFonts w:ascii="Arial" w:hAnsi="Arial" w:eastAsia="Arial" w:cs="Arial"/>
+          <w:b w:val="0"/>
+          <w:i w:val="0"/>
+          <w:color w:val="000000"/>
+          <w:sz w:val="18"/>
+          <w:highlight w:val="lightGray"/>
+        </w:rPr>
+        <w:t>t</w:t>
+      </w:r>
+      <w:r>
+        <w:rPr>
+          <w:rFonts w:ascii="Arial" w:hAnsi="Arial" w:eastAsia="Arial" w:cs="Arial"/>
+          <w:b w:val="0"/>
+          <w:i w:val="0"/>
+          <w:color w:val="000000"/>
+          <w:sz w:val="18"/>
+          <w:highlight w:val="lightGray"/>
+        </w:rPr>
+        <w:t>a</w:t>
+      </w:r>
+      <w:r>
+        <w:rPr>
+          <w:rFonts w:ascii="Arial" w:hAnsi="Arial" w:eastAsia="Arial" w:cs="Arial"/>
+          <w:b w:val="0"/>
+          <w:i w:val="0"/>
+          <w:color w:val="000000"/>
+          <w:sz w:val="18"/>
+          <w:highlight w:val="lightGray"/>
+        </w:rPr>
+        <w:t>s</w:t>
+      </w:r>
+      <w:r>
+        <w:rPr>
+          <w:rFonts w:ascii="Arial" w:hAnsi="Arial" w:eastAsia="Arial" w:cs="Arial"/>
+          <w:b w:val="0"/>
+          <w:i w:val="0"/>
+          <w:color w:val="000000"/>
+          <w:sz w:val="18"/>
+          <w:highlight w:val="lightGray"/>
+        </w:rPr>
+        <w:t>e</w:t>
+      </w:r>
+      <w:r>
+        <w:rPr>
+          <w:rFonts w:ascii="Arial" w:hAnsi="Arial" w:eastAsia="Arial" w:cs="Arial"/>
+          <w:b w:val="0"/>
+          <w:i w:val="0"/>
+          <w:color w:val="000000"/>
+          <w:sz w:val="18"/>
+          <w:highlight w:val="lightGray"/>
+        </w:rPr>
+        <w:t>m</w:t>
+      </w:r>
+      <w:r>
+        <w:rPr>
+          <w:rFonts w:ascii="Arial" w:hAnsi="Arial" w:eastAsia="Arial" w:cs="Arial"/>
+          <w:b w:val="0"/>
+          <w:i w:val="0"/>
+          <w:color w:val="000000"/>
+          <w:sz w:val="18"/>
+          <w:highlight w:val="lightGray"/>
+        </w:rPr>
+        <w:t xml:space="preserve"> </w:t>
+      </w:r>
+      <w:r>
+        <w:rPr>
+          <w:rFonts w:ascii="Arial" w:hAnsi="Arial" w:eastAsia="Arial" w:cs="Arial"/>
+          <w:b w:val="0"/>
+          <w:i w:val="0"/>
+          <w:color w:val="000000"/>
+          <w:sz w:val="18"/>
+          <w:highlight w:val="lightGray"/>
+        </w:rPr>
+        <w:t>E</w:t>
+      </w:r>
+      <w:r>
+        <w:rPr>
+          <w:rFonts w:ascii="Arial" w:hAnsi="Arial" w:eastAsia="Arial" w:cs="Arial"/>
+          <w:b w:val="0"/>
+          <w:i w:val="0"/>
+          <w:color w:val="000000"/>
+          <w:sz w:val="18"/>
+          <w:highlight w:val="lightGray"/>
+        </w:rPr>
+        <w:t>s</w:t>
+      </w:r>
+      <w:r>
+        <w:rPr>
+          <w:rFonts w:ascii="Arial" w:hAnsi="Arial" w:eastAsia="Arial" w:cs="Arial"/>
+          <w:b w:val="0"/>
+          <w:i w:val="0"/>
+          <w:color w:val="000000"/>
+          <w:sz w:val="18"/>
+          <w:highlight w:val="lightGray"/>
+        </w:rPr>
+        <w:t>s</w:t>
+      </w:r>
+      <w:r>
+        <w:rPr>
+          <w:rFonts w:ascii="Arial" w:hAnsi="Arial" w:eastAsia="Arial" w:cs="Arial"/>
+          <w:b w:val="0"/>
+          <w:i w:val="0"/>
+          <w:color w:val="000000"/>
+          <w:sz w:val="18"/>
+          <w:highlight w:val="lightGray"/>
+        </w:rPr>
+        <w:t>a</w:t>
+      </w:r>
+      <w:r>
+        <w:rPr>
+          <w:rFonts w:ascii="Arial" w:hAnsi="Arial" w:eastAsia="Arial" w:cs="Arial"/>
+          <w:b w:val="0"/>
+          <w:i w:val="0"/>
+          <w:color w:val="000000"/>
+          <w:sz w:val="18"/>
+          <w:highlight w:val="lightGray"/>
+        </w:rPr>
+        <w:t>m</w:t>
+      </w:r>
+      <w:r>
+        <w:rPr>
+          <w:rFonts w:ascii="Arial" w:hAnsi="Arial" w:eastAsia="Arial" w:cs="Arial"/>
+          <w:b w:val="0"/>
+          <w:i w:val="0"/>
+          <w:color w:val="000000"/>
+          <w:sz w:val="18"/>
+          <w:highlight w:val="lightGray"/>
+        </w:rPr>
+        <w:t>]</w:t>
+      </w:r>
+      <w:r>
+        <w:rPr>
+          <w:rFonts w:ascii="Arial" w:hAnsi="Arial" w:eastAsia="Arial" w:cs="Arial"/>
+          <w:b w:val="0"/>
+          <w:i w:val="0"/>
+          <w:color w:val="000000"/>
+          <w:sz w:val="18"/>
+          <w:highlight w:val="lightGray"/>
+        </w:rPr>
+        <w:t xml:space="preserve"> </w:t>
+      </w:r>
+      <w:r>
+        <w:rPr>
+          <w:rFonts w:ascii="Arial" w:hAnsi="Arial" w:eastAsia="Arial" w:cs="Arial"/>
+          <w:b w:val="0"/>
+          <w:i w:val="0"/>
+          <w:color w:val="000000"/>
+          <w:sz w:val="18"/>
+          <w:highlight w:val="lightGray"/>
+        </w:rPr>
+        <w:t>-</w:t>
+      </w:r>
+      <w:r>
+        <w:rPr>
+          <w:rFonts w:ascii="Arial" w:hAnsi="Arial" w:eastAsia="Arial" w:cs="Arial"/>
+          <w:b w:val="0"/>
+          <w:i w:val="0"/>
+          <w:color w:val="000000"/>
+          <w:sz w:val="18"/>
+          <w:highlight w:val="lightGray"/>
+        </w:rPr>
+        <w:t>&gt;</w:t>
+      </w:r>
+      <w:r>
+        <w:rPr>
+          <w:rFonts w:ascii="Arial" w:hAnsi="Arial" w:eastAsia="Arial" w:cs="Arial"/>
+          <w:b w:val="0"/>
+          <w:i w:val="0"/>
+          <w:color w:val="000000"/>
+          <w:sz w:val="18"/>
+          <w:highlight w:val="lightGray"/>
+        </w:rPr>
+        <w:t xml:space="preserve"> </w:t>
+      </w:r>
+      <w:r>
+        <w:rPr>
+          <w:rFonts w:ascii="Arial" w:hAnsi="Arial" w:eastAsia="Arial" w:cs="Arial"/>
+          <w:b/>
+          <w:i w:val="0"/>
+          <w:color w:val="000000"/>
+          <w:sz w:val="18"/>
+          <w:highlight w:val="lightGray"/>
+        </w:rPr>
+        <w:t>F</w:t>
+      </w:r>
+      <w:r>
+        <w:rPr>
+          <w:rFonts w:ascii="Arial" w:hAnsi="Arial" w:eastAsia="Arial" w:cs="Arial"/>
+          <w:b/>
+          <w:i w:val="0"/>
+          <w:color w:val="000000"/>
+          <w:sz w:val="18"/>
+          <w:highlight w:val="lightGray"/>
+        </w:rPr>
+        <w:t>r</w:t>
+      </w:r>
+      <w:r>
+        <w:rPr>
+          <w:rFonts w:ascii="Arial" w:hAnsi="Arial" w:eastAsia="Arial" w:cs="Arial"/>
+          <w:b/>
+          <w:i w:val="0"/>
+          <w:color w:val="000000"/>
+          <w:sz w:val="18"/>
+          <w:highlight w:val="lightGray"/>
+        </w:rPr>
+        <w:t>o</w:t>
+      </w:r>
+      <w:r>
+        <w:rPr>
+          <w:rFonts w:ascii="Arial" w:hAnsi="Arial" w:eastAsia="Arial" w:cs="Arial"/>
+          <w:b/>
+          <w:i w:val="0"/>
+          <w:color w:val="000000"/>
+          <w:sz w:val="18"/>
+          <w:highlight w:val="lightGray"/>
+        </w:rPr>
+        <w:t>m</w:t>
+      </w:r>
+      <w:r>
+        <w:rPr>
+          <w:rFonts w:ascii="Arial" w:hAnsi="Arial" w:eastAsia="Arial" w:cs="Arial"/>
+          <w:b/>
+          <w:i w:val="0"/>
+          <w:color w:val="000000"/>
+          <w:sz w:val="18"/>
+          <w:highlight w:val="lightGray"/>
+        </w:rPr>
+        <w:t>:</w:t>
+      </w:r>
+      <w:r>
+        <w:rPr>
+          <w:rFonts w:ascii="Arial" w:hAnsi="Arial" w:eastAsia="Arial" w:cs="Arial"/>
+          <w:b w:val="0"/>
+          <w:i w:val="0"/>
+          <w:color w:val="000000"/>
+          <w:sz w:val="18"/>
+          <w:highlight w:val="lightGray"/>
+        </w:rPr>
+        <w:t xml:space="preserve"> </w:t>
+      </w:r>
+      <w:r>
+        <w:rPr>
+          <w:rFonts w:ascii="Arial" w:hAnsi="Arial" w:eastAsia="Arial" w:cs="Arial"/>
+          <w:b w:val="0"/>
+          <w:i w:val="0"/>
+          <w:color w:val="000000"/>
+          <w:sz w:val="18"/>
+          <w:highlight w:val="lightGray"/>
+        </w:rPr>
+        <w:t>[</w:t>
+      </w:r>
+      <w:r>
+        <w:rPr>
+          <w:rFonts w:ascii="Arial" w:hAnsi="Arial" w:eastAsia="Arial" w:cs="Arial"/>
+          <w:b w:val="0"/>
+          <w:i w:val="0"/>
+          <w:color w:val="000000"/>
+          <w:sz w:val="18"/>
+          <w:highlight w:val="lightGray"/>
+        </w:rPr>
+        <w:t>C</w:t>
+      </w:r>
+      <w:r>
+        <w:rPr>
+          <w:rFonts w:ascii="Arial" w:hAnsi="Arial" w:eastAsia="Arial" w:cs="Arial"/>
+          <w:b w:val="0"/>
+          <w:i w:val="0"/>
+          <w:color w:val="000000"/>
+          <w:sz w:val="18"/>
+          <w:highlight w:val="lightGray"/>
+        </w:rPr>
+        <w:t>h</w:t>
+      </w:r>
+      <w:r>
+        <w:rPr>
+          <w:rFonts w:ascii="Arial" w:hAnsi="Arial" w:eastAsia="Arial" w:cs="Arial"/>
+          <w:b w:val="0"/>
+          <w:i w:val="0"/>
+          <w:color w:val="000000"/>
+          <w:sz w:val="18"/>
+          <w:highlight w:val="lightGray"/>
+        </w:rPr>
+        <w:t>a</w:t>
+      </w:r>
+      <w:r>
+        <w:rPr>
+          <w:rFonts w:ascii="Arial" w:hAnsi="Arial" w:eastAsia="Arial" w:cs="Arial"/>
+          <w:b w:val="0"/>
+          <w:i w:val="0"/>
+          <w:color w:val="000000"/>
+          <w:sz w:val="18"/>
+          <w:highlight w:val="lightGray"/>
+        </w:rPr>
+        <w:t>t</w:t>
+      </w:r>
+      <w:r>
+        <w:rPr>
+          <w:rFonts w:ascii="Arial" w:hAnsi="Arial" w:eastAsia="Arial" w:cs="Arial"/>
+          <w:b w:val="0"/>
+          <w:i w:val="0"/>
+          <w:color w:val="000000"/>
+          <w:sz w:val="18"/>
+          <w:highlight w:val="lightGray"/>
+        </w:rPr>
+        <w:t>G</w:t>
+      </w:r>
+      <w:r>
+        <w:rPr>
+          <w:rFonts w:ascii="Arial" w:hAnsi="Arial" w:eastAsia="Arial" w:cs="Arial"/>
+          <w:b w:val="0"/>
+          <w:i w:val="0"/>
+          <w:color w:val="000000"/>
+          <w:sz w:val="18"/>
+          <w:highlight w:val="lightGray"/>
+        </w:rPr>
+        <w:t>P</w:t>
+      </w:r>
+      <w:r>
+        <w:rPr>
+          <w:rFonts w:ascii="Arial" w:hAnsi="Arial" w:eastAsia="Arial" w:cs="Arial"/>
+          <w:b w:val="0"/>
+          <w:i w:val="0"/>
+          <w:color w:val="000000"/>
+          <w:sz w:val="18"/>
+          <w:highlight w:val="lightGray"/>
+        </w:rPr>
+        <w:t>T</w:t>
+      </w:r>
+      <w:r>
+        <w:rPr>
+          <w:rFonts w:ascii="Arial" w:hAnsi="Arial" w:eastAsia="Arial" w:cs="Arial"/>
+          <w:b w:val="0"/>
+          <w:i w:val="0"/>
+          <w:color w:val="000000"/>
+          <w:sz w:val="18"/>
+          <w:highlight w:val="lightGray"/>
+        </w:rPr>
+        <w:t>]</w:t>
+      </w:r>
+      <w:r>
+        <w:rPr>
+          <w:rFonts w:ascii="Arial" w:hAnsi="Arial" w:eastAsia="Arial" w:cs="Arial"/>
+          <w:b w:val="0"/>
+          <w:i w:val="0"/>
+          <w:color w:val="000000"/>
+          <w:sz w:val="18"/>
+          <w:highlight w:val="lightGray"/>
+        </w:rPr>
+        <w:t xml:space="preserve"> </w:t>
+      </w:r>
+      <w:r>
+        <w:rPr>
+          <w:rFonts w:ascii="Arial" w:hAnsi="Arial" w:eastAsia="Arial" w:cs="Arial"/>
+          <w:b/>
+          <w:i w:val="0"/>
+          <w:color w:val="000000"/>
+          <w:sz w:val="18"/>
+          <w:highlight w:val="lightGray"/>
+        </w:rPr>
+        <w:t>o</w:t>
+      </w:r>
+      <w:r>
+        <w:rPr>
+          <w:rFonts w:ascii="Arial" w:hAnsi="Arial" w:eastAsia="Arial" w:cs="Arial"/>
+          <w:b/>
+          <w:i w:val="0"/>
+          <w:color w:val="000000"/>
+          <w:sz w:val="18"/>
+          <w:highlight w:val="lightGray"/>
+        </w:rPr>
+        <w:t>n</w:t>
+      </w:r>
+      <w:r>
+        <w:rPr>
+          <w:rFonts w:ascii="Arial" w:hAnsi="Arial" w:eastAsia="Arial" w:cs="Arial"/>
+          <w:b/>
+          <w:i w:val="0"/>
+          <w:color w:val="000000"/>
+          <w:sz w:val="18"/>
+          <w:highlight w:val="lightGray"/>
+        </w:rPr>
+        <w:t xml:space="preserve"> </w:t>
+      </w:r>
+      <w:r>
+        <w:rPr>
+          <w:rFonts w:ascii="Arial" w:hAnsi="Arial" w:eastAsia="Arial" w:cs="Arial"/>
+          <w:b w:val="0"/>
+          <w:i w:val="0"/>
+          <w:color w:val="000000"/>
+          <w:sz w:val="18"/>
+          <w:highlight w:val="lightGray"/>
+        </w:rPr>
+        <w:t>[</w:t>
+      </w:r>
+      <w:r>
+        <w:rPr>
+          <w:rFonts w:ascii="Arial" w:hAnsi="Arial" w:eastAsia="Arial" w:cs="Arial"/>
+          <w:b w:val="0"/>
+          <w:i w:val="0"/>
+          <w:color w:val="000000"/>
+          <w:sz w:val="18"/>
+          <w:highlight w:val="lightGray"/>
+        </w:rPr>
+        <w:t>8</w:t>
+      </w:r>
+      <w:r>
+        <w:rPr>
+          <w:rFonts w:ascii="Arial" w:hAnsi="Arial" w:eastAsia="Arial" w:cs="Arial"/>
+          <w:b w:val="0"/>
+          <w:i w:val="0"/>
+          <w:color w:val="000000"/>
+          <w:sz w:val="18"/>
+          <w:highlight w:val="lightGray"/>
+        </w:rPr>
+        <w:t>/</w:t>
+      </w:r>
+      <w:r>
+        <w:rPr>
+          <w:rFonts w:ascii="Arial" w:hAnsi="Arial" w:eastAsia="Arial" w:cs="Arial"/>
+          <w:b w:val="0"/>
+          <w:i w:val="0"/>
+          <w:color w:val="000000"/>
+          <w:sz w:val="18"/>
+          <w:highlight w:val="lightGray"/>
+        </w:rPr>
+        <w:t>7</w:t>
+      </w:r>
+      <w:r>
+        <w:rPr>
+          <w:rFonts w:ascii="Arial" w:hAnsi="Arial" w:eastAsia="Arial" w:cs="Arial"/>
+          <w:b w:val="0"/>
+          <w:i w:val="0"/>
+          <w:color w:val="000000"/>
+          <w:sz w:val="18"/>
+          <w:highlight w:val="lightGray"/>
+        </w:rPr>
+        <w:t>/</w:t>
+      </w:r>
+      <w:r>
+        <w:rPr>
+          <w:rFonts w:ascii="Arial" w:hAnsi="Arial" w:eastAsia="Arial" w:cs="Arial"/>
+          <w:b w:val="0"/>
+          <w:i w:val="0"/>
+          <w:color w:val="000000"/>
+          <w:sz w:val="18"/>
+          <w:highlight w:val="lightGray"/>
+        </w:rPr>
+        <w:t>2</w:t>
+      </w:r>
+      <w:r>
+        <w:rPr>
+          <w:rFonts w:ascii="Arial" w:hAnsi="Arial" w:eastAsia="Arial" w:cs="Arial"/>
+          <w:b w:val="0"/>
+          <w:i w:val="0"/>
+          <w:color w:val="000000"/>
+          <w:sz w:val="18"/>
+          <w:highlight w:val="lightGray"/>
+        </w:rPr>
+        <w:t>0</w:t>
+      </w:r>
+      <w:r>
+        <w:rPr>
+          <w:rFonts w:ascii="Arial" w:hAnsi="Arial" w:eastAsia="Arial" w:cs="Arial"/>
+          <w:b w:val="0"/>
+          <w:i w:val="0"/>
+          <w:color w:val="000000"/>
+          <w:sz w:val="18"/>
+          <w:highlight w:val="lightGray"/>
+        </w:rPr>
+        <w:t>2</w:t>
+      </w:r>
+      <w:r>
+        <w:rPr>
+          <w:rFonts w:ascii="Arial" w:hAnsi="Arial" w:eastAsia="Arial" w:cs="Arial"/>
+          <w:b w:val="0"/>
+          <w:i w:val="0"/>
+          <w:color w:val="000000"/>
+          <w:sz w:val="18"/>
+          <w:highlight w:val="lightGray"/>
+        </w:rPr>
+        <w:t>5</w:t>
+      </w:r>
+      <w:r>
+        <w:rPr>
+          <w:rFonts w:ascii="Arial" w:hAnsi="Arial" w:eastAsia="Arial" w:cs="Arial"/>
+          <w:b w:val="0"/>
+          <w:i w:val="0"/>
+          <w:color w:val="000000"/>
+          <w:sz w:val="18"/>
+          <w:highlight w:val="lightGray"/>
+        </w:rPr>
+        <w:t>]</w:t>
       </w:r>
     </w:p>
     <w:p>
@@ -185,78 +1650,1543 @@
       </w:pPr>
       <w:r>
         <w:rPr>
-          <w:rFonts w:ascii="Arial" w:eastAsia="Arial" w:hAnsi="Arial" w:cs="Arial"/>
-          <w:b/>
-          <w:color w:val="000000"/>
-          <w:sz w:val="18"/>
-          <w:highlight w:val="lightGray"/>
-        </w:rPr>
-        <w:t># Source: AI Source: Provided by: [Data Path</w:t>
-      </w:r>
-      <w:r>
-        <w:rPr>
-          <w:rFonts w:ascii="Arial" w:eastAsia="Arial" w:hAnsi="Arial" w:cs="Arial"/>
-          <w:color w:val="000000"/>
-          <w:sz w:val="18"/>
-          <w:highlight w:val="lightGray"/>
-        </w:rPr>
-        <w:t xml:space="preserve">: Persons Table -&gt; ID Column: 1, Name_En Column: Motasem Essam] -&gt; </w:t>
-      </w:r>
-      <w:r>
-        <w:rPr>
-          <w:rFonts w:ascii="Arial" w:eastAsia="Arial" w:hAnsi="Arial" w:cs="Arial"/>
-          <w:b/>
-          <w:color w:val="000000"/>
-          <w:sz w:val="18"/>
-          <w:highlight w:val="lightGray"/>
-        </w:rPr>
-        <w:t>From:</w:t>
-      </w:r>
-      <w:r>
-        <w:rPr>
-          <w:rFonts w:ascii="Arial" w:eastAsia="Arial" w:hAnsi="Arial" w:cs="Arial"/>
-          <w:color w:val="000000"/>
-          <w:sz w:val="18"/>
-          <w:highlight w:val="lightGray"/>
-        </w:rPr>
-        <w:t xml:space="preserve"> [Chatgpt (GPT</w:t>
-      </w:r>
-      <w:r>
-        <w:rPr>
-          <w:rFonts w:ascii="Arial" w:eastAsia="Arial" w:hAnsi="Arial" w:cs="Cambria Math"/>
-          <w:color w:val="000000"/>
-          <w:sz w:val="18"/>
-          <w:highlight w:val="lightGray"/>
-        </w:rPr>
-        <w:t>‑</w:t>
-      </w:r>
-      <w:r>
-        <w:rPr>
-          <w:rFonts w:ascii="Arial" w:eastAsia="Arial" w:hAnsi="Arial" w:cs="Arial"/>
-          <w:color w:val="000000"/>
-          <w:sz w:val="18"/>
-          <w:highlight w:val="lightGray"/>
-        </w:rPr>
-        <w:t xml:space="preserve">5 Mini)] </w:t>
-      </w:r>
-      <w:r>
-        <w:rPr>
-          <w:rFonts w:ascii="Arial" w:eastAsia="Arial" w:hAnsi="Arial" w:cs="Arial"/>
-          <w:b/>
-          <w:color w:val="000000"/>
-          <w:sz w:val="18"/>
-          <w:highlight w:val="lightGray"/>
-        </w:rPr>
-        <w:t>on</w:t>
-      </w:r>
-      <w:r>
-        <w:rPr>
-          <w:rFonts w:ascii="Arial" w:eastAsia="Arial" w:hAnsi="Arial"/>
-          <w:b/>
-          <w:sz w:val="18"/>
-          <w:highlight w:val="lightGray"/>
-        </w:rPr>
-        <w:t xml:space="preserve"> [8/7/2025]</w:t>
+          <w:rFonts w:ascii="Arial" w:hAnsi="Arial" w:eastAsia="Arial" w:cs="Arial"/>
+          <w:b/>
+          <w:i w:val="0"/>
+          <w:color w:val="000000"/>
+          <w:sz w:val="18"/>
+          <w:highlight w:val="lightGray"/>
+        </w:rPr>
+        <w:t>#</w:t>
+      </w:r>
+      <w:r>
+        <w:rPr>
+          <w:rFonts w:ascii="Arial" w:hAnsi="Arial" w:eastAsia="Arial" w:cs="Arial"/>
+          <w:b/>
+          <w:i w:val="0"/>
+          <w:color w:val="000000"/>
+          <w:sz w:val="18"/>
+          <w:highlight w:val="lightGray"/>
+        </w:rPr>
+        <w:t xml:space="preserve"> </w:t>
+      </w:r>
+      <w:r>
+        <w:rPr>
+          <w:rFonts w:ascii="Arial" w:hAnsi="Arial" w:eastAsia="Arial" w:cs="Arial"/>
+          <w:b/>
+          <w:i w:val="0"/>
+          <w:color w:val="000000"/>
+          <w:sz w:val="18"/>
+          <w:highlight w:val="lightGray"/>
+        </w:rPr>
+        <w:t>S</w:t>
+      </w:r>
+      <w:r>
+        <w:rPr>
+          <w:rFonts w:ascii="Arial" w:hAnsi="Arial" w:eastAsia="Arial" w:cs="Arial"/>
+          <w:b/>
+          <w:i w:val="0"/>
+          <w:color w:val="000000"/>
+          <w:sz w:val="18"/>
+          <w:highlight w:val="lightGray"/>
+        </w:rPr>
+        <w:t>o</w:t>
+      </w:r>
+      <w:r>
+        <w:rPr>
+          <w:rFonts w:ascii="Arial" w:hAnsi="Arial" w:eastAsia="Arial" w:cs="Arial"/>
+          <w:b/>
+          <w:i w:val="0"/>
+          <w:color w:val="000000"/>
+          <w:sz w:val="18"/>
+          <w:highlight w:val="lightGray"/>
+        </w:rPr>
+        <w:t>u</w:t>
+      </w:r>
+      <w:r>
+        <w:rPr>
+          <w:rFonts w:ascii="Arial" w:hAnsi="Arial" w:eastAsia="Arial" w:cs="Arial"/>
+          <w:b/>
+          <w:i w:val="0"/>
+          <w:color w:val="000000"/>
+          <w:sz w:val="18"/>
+          <w:highlight w:val="lightGray"/>
+        </w:rPr>
+        <w:t>r</w:t>
+      </w:r>
+      <w:r>
+        <w:rPr>
+          <w:rFonts w:ascii="Arial" w:hAnsi="Arial" w:eastAsia="Arial" w:cs="Arial"/>
+          <w:b/>
+          <w:i w:val="0"/>
+          <w:color w:val="000000"/>
+          <w:sz w:val="18"/>
+          <w:highlight w:val="lightGray"/>
+        </w:rPr>
+        <w:t>c</w:t>
+      </w:r>
+      <w:r>
+        <w:rPr>
+          <w:rFonts w:ascii="Arial" w:hAnsi="Arial" w:eastAsia="Arial" w:cs="Arial"/>
+          <w:b/>
+          <w:i w:val="0"/>
+          <w:color w:val="000000"/>
+          <w:sz w:val="18"/>
+          <w:highlight w:val="lightGray"/>
+        </w:rPr>
+        <w:t>e</w:t>
+      </w:r>
+      <w:r>
+        <w:rPr>
+          <w:rFonts w:ascii="Arial" w:hAnsi="Arial" w:eastAsia="Arial" w:cs="Arial"/>
+          <w:b/>
+          <w:i w:val="0"/>
+          <w:color w:val="000000"/>
+          <w:sz w:val="18"/>
+          <w:highlight w:val="lightGray"/>
+        </w:rPr>
+        <w:t>:</w:t>
+      </w:r>
+      <w:r>
+        <w:rPr>
+          <w:rFonts w:ascii="Arial" w:hAnsi="Arial" w:eastAsia="Arial" w:cs="Arial"/>
+          <w:b/>
+          <w:i w:val="0"/>
+          <w:color w:val="000000"/>
+          <w:sz w:val="18"/>
+          <w:highlight w:val="lightGray"/>
+        </w:rPr>
+        <w:t xml:space="preserve"> </w:t>
+      </w:r>
+      <w:r>
+        <w:rPr>
+          <w:rFonts w:ascii="Arial" w:hAnsi="Arial" w:eastAsia="Arial" w:cs="Arial"/>
+          <w:b/>
+          <w:i w:val="0"/>
+          <w:color w:val="000000"/>
+          <w:sz w:val="18"/>
+          <w:highlight w:val="lightGray"/>
+        </w:rPr>
+        <w:t>A</w:t>
+      </w:r>
+      <w:r>
+        <w:rPr>
+          <w:rFonts w:ascii="Arial" w:hAnsi="Arial" w:eastAsia="Arial" w:cs="Arial"/>
+          <w:b/>
+          <w:i w:val="0"/>
+          <w:color w:val="000000"/>
+          <w:sz w:val="18"/>
+          <w:highlight w:val="lightGray"/>
+        </w:rPr>
+        <w:t>I</w:t>
+      </w:r>
+      <w:r>
+        <w:rPr>
+          <w:rFonts w:ascii="Arial" w:hAnsi="Arial" w:eastAsia="Arial" w:cs="Arial"/>
+          <w:b/>
+          <w:i w:val="0"/>
+          <w:color w:val="000000"/>
+          <w:sz w:val="18"/>
+          <w:highlight w:val="lightGray"/>
+        </w:rPr>
+        <w:t xml:space="preserve"> </w:t>
+      </w:r>
+      <w:r>
+        <w:rPr>
+          <w:rFonts w:ascii="Arial" w:hAnsi="Arial" w:eastAsia="Arial" w:cs="Arial"/>
+          <w:b/>
+          <w:i w:val="0"/>
+          <w:color w:val="000000"/>
+          <w:sz w:val="18"/>
+          <w:highlight w:val="lightGray"/>
+        </w:rPr>
+        <w:t>S</w:t>
+      </w:r>
+      <w:r>
+        <w:rPr>
+          <w:rFonts w:ascii="Arial" w:hAnsi="Arial" w:eastAsia="Arial" w:cs="Arial"/>
+          <w:b/>
+          <w:i w:val="0"/>
+          <w:color w:val="000000"/>
+          <w:sz w:val="18"/>
+          <w:highlight w:val="lightGray"/>
+        </w:rPr>
+        <w:t>o</w:t>
+      </w:r>
+      <w:r>
+        <w:rPr>
+          <w:rFonts w:ascii="Arial" w:hAnsi="Arial" w:eastAsia="Arial" w:cs="Arial"/>
+          <w:b/>
+          <w:i w:val="0"/>
+          <w:color w:val="000000"/>
+          <w:sz w:val="18"/>
+          <w:highlight w:val="lightGray"/>
+        </w:rPr>
+        <w:t>u</w:t>
+      </w:r>
+      <w:r>
+        <w:rPr>
+          <w:rFonts w:ascii="Arial" w:hAnsi="Arial" w:eastAsia="Arial" w:cs="Arial"/>
+          <w:b/>
+          <w:i w:val="0"/>
+          <w:color w:val="000000"/>
+          <w:sz w:val="18"/>
+          <w:highlight w:val="lightGray"/>
+        </w:rPr>
+        <w:t>r</w:t>
+      </w:r>
+      <w:r>
+        <w:rPr>
+          <w:rFonts w:ascii="Arial" w:hAnsi="Arial" w:eastAsia="Arial" w:cs="Arial"/>
+          <w:b/>
+          <w:i w:val="0"/>
+          <w:color w:val="000000"/>
+          <w:sz w:val="18"/>
+          <w:highlight w:val="lightGray"/>
+        </w:rPr>
+        <w:t>c</w:t>
+      </w:r>
+      <w:r>
+        <w:rPr>
+          <w:rFonts w:ascii="Arial" w:hAnsi="Arial" w:eastAsia="Arial" w:cs="Arial"/>
+          <w:b/>
+          <w:i w:val="0"/>
+          <w:color w:val="000000"/>
+          <w:sz w:val="18"/>
+          <w:highlight w:val="lightGray"/>
+        </w:rPr>
+        <w:t>e</w:t>
+      </w:r>
+      <w:r>
+        <w:rPr>
+          <w:rFonts w:ascii="Arial" w:hAnsi="Arial" w:eastAsia="Arial" w:cs="Arial"/>
+          <w:b/>
+          <w:i w:val="0"/>
+          <w:color w:val="000000"/>
+          <w:sz w:val="18"/>
+          <w:highlight w:val="lightGray"/>
+        </w:rPr>
+        <w:t>:</w:t>
+      </w:r>
+      <w:r>
+        <w:rPr>
+          <w:rFonts w:ascii="Arial" w:hAnsi="Arial" w:eastAsia="Arial" w:cs="Arial"/>
+          <w:b/>
+          <w:i w:val="0"/>
+          <w:color w:val="000000"/>
+          <w:sz w:val="18"/>
+          <w:highlight w:val="lightGray"/>
+        </w:rPr>
+        <w:t xml:space="preserve"> </w:t>
+      </w:r>
+      <w:r>
+        <w:rPr>
+          <w:rFonts w:ascii="Arial" w:hAnsi="Arial" w:eastAsia="Arial" w:cs="Arial"/>
+          <w:b/>
+          <w:i w:val="0"/>
+          <w:color w:val="000000"/>
+          <w:sz w:val="18"/>
+          <w:highlight w:val="lightGray"/>
+        </w:rPr>
+        <w:t>P</w:t>
+      </w:r>
+      <w:r>
+        <w:rPr>
+          <w:rFonts w:ascii="Arial" w:hAnsi="Arial" w:eastAsia="Arial" w:cs="Arial"/>
+          <w:b/>
+          <w:i w:val="0"/>
+          <w:color w:val="000000"/>
+          <w:sz w:val="18"/>
+          <w:highlight w:val="lightGray"/>
+        </w:rPr>
+        <w:t>r</w:t>
+      </w:r>
+      <w:r>
+        <w:rPr>
+          <w:rFonts w:ascii="Arial" w:hAnsi="Arial" w:eastAsia="Arial" w:cs="Arial"/>
+          <w:b/>
+          <w:i w:val="0"/>
+          <w:color w:val="000000"/>
+          <w:sz w:val="18"/>
+          <w:highlight w:val="lightGray"/>
+        </w:rPr>
+        <w:t>o</w:t>
+      </w:r>
+      <w:r>
+        <w:rPr>
+          <w:rFonts w:ascii="Arial" w:hAnsi="Arial" w:eastAsia="Arial" w:cs="Arial"/>
+          <w:b/>
+          <w:i w:val="0"/>
+          <w:color w:val="000000"/>
+          <w:sz w:val="18"/>
+          <w:highlight w:val="lightGray"/>
+        </w:rPr>
+        <w:t>v</w:t>
+      </w:r>
+      <w:r>
+        <w:rPr>
+          <w:rFonts w:ascii="Arial" w:hAnsi="Arial" w:eastAsia="Arial" w:cs="Arial"/>
+          <w:b/>
+          <w:i w:val="0"/>
+          <w:color w:val="000000"/>
+          <w:sz w:val="18"/>
+          <w:highlight w:val="lightGray"/>
+        </w:rPr>
+        <w:t>i</w:t>
+      </w:r>
+      <w:r>
+        <w:rPr>
+          <w:rFonts w:ascii="Arial" w:hAnsi="Arial" w:eastAsia="Arial" w:cs="Arial"/>
+          <w:b/>
+          <w:i w:val="0"/>
+          <w:color w:val="000000"/>
+          <w:sz w:val="18"/>
+          <w:highlight w:val="lightGray"/>
+        </w:rPr>
+        <w:t>d</w:t>
+      </w:r>
+      <w:r>
+        <w:rPr>
+          <w:rFonts w:ascii="Arial" w:hAnsi="Arial" w:eastAsia="Arial" w:cs="Arial"/>
+          <w:b/>
+          <w:i w:val="0"/>
+          <w:color w:val="000000"/>
+          <w:sz w:val="18"/>
+          <w:highlight w:val="lightGray"/>
+        </w:rPr>
+        <w:t>e</w:t>
+      </w:r>
+      <w:r>
+        <w:rPr>
+          <w:rFonts w:ascii="Arial" w:hAnsi="Arial" w:eastAsia="Arial" w:cs="Arial"/>
+          <w:b/>
+          <w:i w:val="0"/>
+          <w:color w:val="000000"/>
+          <w:sz w:val="18"/>
+          <w:highlight w:val="lightGray"/>
+        </w:rPr>
+        <w:t>d</w:t>
+      </w:r>
+      <w:r>
+        <w:rPr>
+          <w:rFonts w:ascii="Arial" w:hAnsi="Arial" w:eastAsia="Arial" w:cs="Arial"/>
+          <w:b/>
+          <w:i w:val="0"/>
+          <w:color w:val="000000"/>
+          <w:sz w:val="18"/>
+          <w:highlight w:val="lightGray"/>
+        </w:rPr>
+        <w:t xml:space="preserve"> </w:t>
+      </w:r>
+      <w:r>
+        <w:rPr>
+          <w:rFonts w:ascii="Arial" w:hAnsi="Arial" w:eastAsia="Arial" w:cs="Arial"/>
+          <w:b/>
+          <w:i w:val="0"/>
+          <w:color w:val="000000"/>
+          <w:sz w:val="18"/>
+          <w:highlight w:val="lightGray"/>
+        </w:rPr>
+        <w:t>b</w:t>
+      </w:r>
+      <w:r>
+        <w:rPr>
+          <w:rFonts w:ascii="Arial" w:hAnsi="Arial" w:eastAsia="Arial" w:cs="Arial"/>
+          <w:b/>
+          <w:i w:val="0"/>
+          <w:color w:val="000000"/>
+          <w:sz w:val="18"/>
+          <w:highlight w:val="lightGray"/>
+        </w:rPr>
+        <w:t>y</w:t>
+      </w:r>
+      <w:r>
+        <w:rPr>
+          <w:rFonts w:ascii="Arial" w:hAnsi="Arial" w:eastAsia="Arial" w:cs="Arial"/>
+          <w:b/>
+          <w:i w:val="0"/>
+          <w:color w:val="000000"/>
+          <w:sz w:val="18"/>
+          <w:highlight w:val="lightGray"/>
+        </w:rPr>
+        <w:t>:</w:t>
+      </w:r>
+      <w:r>
+        <w:rPr>
+          <w:rFonts w:ascii="Arial" w:hAnsi="Arial" w:eastAsia="Arial" w:cs="Arial"/>
+          <w:b/>
+          <w:i w:val="0"/>
+          <w:color w:val="000000"/>
+          <w:sz w:val="18"/>
+          <w:highlight w:val="lightGray"/>
+        </w:rPr>
+        <w:t xml:space="preserve"> </w:t>
+      </w:r>
+      <w:r>
+        <w:rPr>
+          <w:rFonts w:ascii="Arial" w:hAnsi="Arial" w:eastAsia="Arial" w:cs="Arial"/>
+          <w:b/>
+          <w:i w:val="0"/>
+          <w:color w:val="000000"/>
+          <w:sz w:val="18"/>
+          <w:highlight w:val="lightGray"/>
+        </w:rPr>
+        <w:t>[</w:t>
+      </w:r>
+      <w:r>
+        <w:rPr>
+          <w:rFonts w:ascii="Arial" w:hAnsi="Arial" w:eastAsia="Arial" w:cs="Arial"/>
+          <w:b/>
+          <w:i w:val="0"/>
+          <w:color w:val="000000"/>
+          <w:sz w:val="18"/>
+          <w:highlight w:val="lightGray"/>
+        </w:rPr>
+        <w:t>D</w:t>
+      </w:r>
+      <w:r>
+        <w:rPr>
+          <w:rFonts w:ascii="Arial" w:hAnsi="Arial" w:eastAsia="Arial" w:cs="Arial"/>
+          <w:b/>
+          <w:i w:val="0"/>
+          <w:color w:val="000000"/>
+          <w:sz w:val="18"/>
+          <w:highlight w:val="lightGray"/>
+        </w:rPr>
+        <w:t>a</w:t>
+      </w:r>
+      <w:r>
+        <w:rPr>
+          <w:rFonts w:ascii="Arial" w:hAnsi="Arial" w:eastAsia="Arial" w:cs="Arial"/>
+          <w:b/>
+          <w:i w:val="0"/>
+          <w:color w:val="000000"/>
+          <w:sz w:val="18"/>
+          <w:highlight w:val="lightGray"/>
+        </w:rPr>
+        <w:t>t</w:t>
+      </w:r>
+      <w:r>
+        <w:rPr>
+          <w:rFonts w:ascii="Arial" w:hAnsi="Arial" w:eastAsia="Arial" w:cs="Arial"/>
+          <w:b/>
+          <w:i w:val="0"/>
+          <w:color w:val="000000"/>
+          <w:sz w:val="18"/>
+          <w:highlight w:val="lightGray"/>
+        </w:rPr>
+        <w:t>a</w:t>
+      </w:r>
+      <w:r>
+        <w:rPr>
+          <w:rFonts w:ascii="Arial" w:hAnsi="Arial" w:eastAsia="Arial" w:cs="Arial"/>
+          <w:b/>
+          <w:i w:val="0"/>
+          <w:color w:val="000000"/>
+          <w:sz w:val="18"/>
+          <w:highlight w:val="lightGray"/>
+        </w:rPr>
+        <w:t xml:space="preserve"> </w:t>
+      </w:r>
+      <w:r>
+        <w:rPr>
+          <w:rFonts w:ascii="Arial" w:hAnsi="Arial" w:eastAsia="Arial" w:cs="Arial"/>
+          <w:b/>
+          <w:i w:val="0"/>
+          <w:color w:val="000000"/>
+          <w:sz w:val="18"/>
+          <w:highlight w:val="lightGray"/>
+        </w:rPr>
+        <w:t>P</w:t>
+      </w:r>
+      <w:r>
+        <w:rPr>
+          <w:rFonts w:ascii="Arial" w:hAnsi="Arial" w:eastAsia="Arial" w:cs="Arial"/>
+          <w:b/>
+          <w:i w:val="0"/>
+          <w:color w:val="000000"/>
+          <w:sz w:val="18"/>
+          <w:highlight w:val="lightGray"/>
+        </w:rPr>
+        <w:t>a</w:t>
+      </w:r>
+      <w:r>
+        <w:rPr>
+          <w:rFonts w:ascii="Arial" w:hAnsi="Arial" w:eastAsia="Arial" w:cs="Arial"/>
+          <w:b/>
+          <w:i w:val="0"/>
+          <w:color w:val="000000"/>
+          <w:sz w:val="18"/>
+          <w:highlight w:val="lightGray"/>
+        </w:rPr>
+        <w:t>t</w:t>
+      </w:r>
+      <w:r>
+        <w:rPr>
+          <w:rFonts w:ascii="Arial" w:hAnsi="Arial" w:eastAsia="Arial" w:cs="Arial"/>
+          <w:b/>
+          <w:i w:val="0"/>
+          <w:color w:val="000000"/>
+          <w:sz w:val="18"/>
+          <w:highlight w:val="lightGray"/>
+        </w:rPr>
+        <w:t>h</w:t>
+      </w:r>
+      <w:r>
+        <w:rPr>
+          <w:rFonts w:ascii="Arial" w:hAnsi="Arial" w:eastAsia="Arial" w:cs="Arial"/>
+          <w:b w:val="0"/>
+          <w:i w:val="0"/>
+          <w:color w:val="000000"/>
+          <w:sz w:val="18"/>
+          <w:highlight w:val="lightGray"/>
+        </w:rPr>
+        <w:t>:</w:t>
+      </w:r>
+      <w:r>
+        <w:rPr>
+          <w:rFonts w:ascii="Arial" w:hAnsi="Arial" w:eastAsia="Arial" w:cs="Arial"/>
+          <w:b w:val="0"/>
+          <w:i w:val="0"/>
+          <w:color w:val="000000"/>
+          <w:sz w:val="18"/>
+          <w:highlight w:val="lightGray"/>
+        </w:rPr>
+        <w:t xml:space="preserve"> </w:t>
+      </w:r>
+      <w:r>
+        <w:rPr>
+          <w:rFonts w:ascii="Arial" w:hAnsi="Arial" w:eastAsia="Arial" w:cs="Arial"/>
+          <w:b w:val="0"/>
+          <w:i w:val="0"/>
+          <w:color w:val="000000"/>
+          <w:sz w:val="18"/>
+          <w:highlight w:val="lightGray"/>
+        </w:rPr>
+        <w:t>P</w:t>
+      </w:r>
+      <w:r>
+        <w:rPr>
+          <w:rFonts w:ascii="Arial" w:hAnsi="Arial" w:eastAsia="Arial" w:cs="Arial"/>
+          <w:b w:val="0"/>
+          <w:i w:val="0"/>
+          <w:color w:val="000000"/>
+          <w:sz w:val="18"/>
+          <w:highlight w:val="lightGray"/>
+        </w:rPr>
+        <w:t>e</w:t>
+      </w:r>
+      <w:r>
+        <w:rPr>
+          <w:rFonts w:ascii="Arial" w:hAnsi="Arial" w:eastAsia="Arial" w:cs="Arial"/>
+          <w:b w:val="0"/>
+          <w:i w:val="0"/>
+          <w:color w:val="000000"/>
+          <w:sz w:val="18"/>
+          <w:highlight w:val="lightGray"/>
+        </w:rPr>
+        <w:t>r</w:t>
+      </w:r>
+      <w:r>
+        <w:rPr>
+          <w:rFonts w:ascii="Arial" w:hAnsi="Arial" w:eastAsia="Arial" w:cs="Arial"/>
+          <w:b w:val="0"/>
+          <w:i w:val="0"/>
+          <w:color w:val="000000"/>
+          <w:sz w:val="18"/>
+          <w:highlight w:val="lightGray"/>
+        </w:rPr>
+        <w:t>s</w:t>
+      </w:r>
+      <w:r>
+        <w:rPr>
+          <w:rFonts w:ascii="Arial" w:hAnsi="Arial" w:eastAsia="Arial" w:cs="Arial"/>
+          <w:b w:val="0"/>
+          <w:i w:val="0"/>
+          <w:color w:val="000000"/>
+          <w:sz w:val="18"/>
+          <w:highlight w:val="lightGray"/>
+        </w:rPr>
+        <w:t>o</w:t>
+      </w:r>
+      <w:r>
+        <w:rPr>
+          <w:rFonts w:ascii="Arial" w:hAnsi="Arial" w:eastAsia="Arial" w:cs="Arial"/>
+          <w:b w:val="0"/>
+          <w:i w:val="0"/>
+          <w:color w:val="000000"/>
+          <w:sz w:val="18"/>
+          <w:highlight w:val="lightGray"/>
+        </w:rPr>
+        <w:t>n</w:t>
+      </w:r>
+      <w:r>
+        <w:rPr>
+          <w:rFonts w:ascii="Arial" w:hAnsi="Arial" w:eastAsia="Arial" w:cs="Arial"/>
+          <w:b w:val="0"/>
+          <w:i w:val="0"/>
+          <w:color w:val="000000"/>
+          <w:sz w:val="18"/>
+          <w:highlight w:val="lightGray"/>
+        </w:rPr>
+        <w:t>s</w:t>
+      </w:r>
+      <w:r>
+        <w:rPr>
+          <w:rFonts w:ascii="Arial" w:hAnsi="Arial" w:eastAsia="Arial" w:cs="Arial"/>
+          <w:b w:val="0"/>
+          <w:i w:val="0"/>
+          <w:color w:val="000000"/>
+          <w:sz w:val="18"/>
+          <w:highlight w:val="lightGray"/>
+        </w:rPr>
+        <w:t xml:space="preserve"> </w:t>
+      </w:r>
+      <w:r>
+        <w:rPr>
+          <w:rFonts w:ascii="Arial" w:hAnsi="Arial" w:eastAsia="Arial" w:cs="Arial"/>
+          <w:b w:val="0"/>
+          <w:i w:val="0"/>
+          <w:color w:val="000000"/>
+          <w:sz w:val="18"/>
+          <w:highlight w:val="lightGray"/>
+        </w:rPr>
+        <w:t>T</w:t>
+      </w:r>
+      <w:r>
+        <w:rPr>
+          <w:rFonts w:ascii="Arial" w:hAnsi="Arial" w:eastAsia="Arial" w:cs="Arial"/>
+          <w:b w:val="0"/>
+          <w:i w:val="0"/>
+          <w:color w:val="000000"/>
+          <w:sz w:val="18"/>
+          <w:highlight w:val="lightGray"/>
+        </w:rPr>
+        <w:t>a</w:t>
+      </w:r>
+      <w:r>
+        <w:rPr>
+          <w:rFonts w:ascii="Arial" w:hAnsi="Arial" w:eastAsia="Arial" w:cs="Arial"/>
+          <w:b w:val="0"/>
+          <w:i w:val="0"/>
+          <w:color w:val="000000"/>
+          <w:sz w:val="18"/>
+          <w:highlight w:val="lightGray"/>
+        </w:rPr>
+        <w:t>b</w:t>
+      </w:r>
+      <w:r>
+        <w:rPr>
+          <w:rFonts w:ascii="Arial" w:hAnsi="Arial" w:eastAsia="Arial" w:cs="Arial"/>
+          <w:b w:val="0"/>
+          <w:i w:val="0"/>
+          <w:color w:val="000000"/>
+          <w:sz w:val="18"/>
+          <w:highlight w:val="lightGray"/>
+        </w:rPr>
+        <w:t>l</w:t>
+      </w:r>
+      <w:r>
+        <w:rPr>
+          <w:rFonts w:ascii="Arial" w:hAnsi="Arial" w:eastAsia="Arial" w:cs="Arial"/>
+          <w:b w:val="0"/>
+          <w:i w:val="0"/>
+          <w:color w:val="000000"/>
+          <w:sz w:val="18"/>
+          <w:highlight w:val="lightGray"/>
+        </w:rPr>
+        <w:t>e</w:t>
+      </w:r>
+      <w:r>
+        <w:rPr>
+          <w:rFonts w:ascii="Arial" w:hAnsi="Arial" w:eastAsia="Arial" w:cs="Arial"/>
+          <w:b w:val="0"/>
+          <w:i w:val="0"/>
+          <w:color w:val="000000"/>
+          <w:sz w:val="18"/>
+          <w:highlight w:val="lightGray"/>
+        </w:rPr>
+        <w:t xml:space="preserve"> </w:t>
+      </w:r>
+      <w:r>
+        <w:rPr>
+          <w:rFonts w:ascii="Arial" w:hAnsi="Arial" w:eastAsia="Arial" w:cs="Arial"/>
+          <w:b w:val="0"/>
+          <w:i w:val="0"/>
+          <w:color w:val="000000"/>
+          <w:sz w:val="18"/>
+          <w:highlight w:val="lightGray"/>
+        </w:rPr>
+        <w:t>-</w:t>
+      </w:r>
+      <w:r>
+        <w:rPr>
+          <w:rFonts w:ascii="Arial" w:hAnsi="Arial" w:eastAsia="Arial" w:cs="Arial"/>
+          <w:b w:val="0"/>
+          <w:i w:val="0"/>
+          <w:color w:val="000000"/>
+          <w:sz w:val="18"/>
+          <w:highlight w:val="lightGray"/>
+        </w:rPr>
+        <w:t>&gt;</w:t>
+      </w:r>
+      <w:r>
+        <w:rPr>
+          <w:rFonts w:ascii="Arial" w:hAnsi="Arial" w:eastAsia="Arial" w:cs="Arial"/>
+          <w:b w:val="0"/>
+          <w:i w:val="0"/>
+          <w:color w:val="000000"/>
+          <w:sz w:val="18"/>
+          <w:highlight w:val="lightGray"/>
+        </w:rPr>
+        <w:t xml:space="preserve"> </w:t>
+      </w:r>
+      <w:r>
+        <w:rPr>
+          <w:rFonts w:ascii="Arial" w:hAnsi="Arial" w:eastAsia="Arial" w:cs="Arial"/>
+          <w:b w:val="0"/>
+          <w:i w:val="0"/>
+          <w:color w:val="000000"/>
+          <w:sz w:val="18"/>
+          <w:highlight w:val="lightGray"/>
+        </w:rPr>
+        <w:t>I</w:t>
+      </w:r>
+      <w:r>
+        <w:rPr>
+          <w:rFonts w:ascii="Arial" w:hAnsi="Arial" w:eastAsia="Arial" w:cs="Arial"/>
+          <w:b w:val="0"/>
+          <w:i w:val="0"/>
+          <w:color w:val="000000"/>
+          <w:sz w:val="18"/>
+          <w:highlight w:val="lightGray"/>
+        </w:rPr>
+        <w:t>D</w:t>
+      </w:r>
+      <w:r>
+        <w:rPr>
+          <w:rFonts w:ascii="Arial" w:hAnsi="Arial" w:eastAsia="Arial" w:cs="Arial"/>
+          <w:b w:val="0"/>
+          <w:i w:val="0"/>
+          <w:color w:val="000000"/>
+          <w:sz w:val="18"/>
+          <w:highlight w:val="lightGray"/>
+        </w:rPr>
+        <w:t xml:space="preserve"> </w:t>
+      </w:r>
+      <w:r>
+        <w:rPr>
+          <w:rFonts w:ascii="Arial" w:hAnsi="Arial" w:eastAsia="Arial" w:cs="Arial"/>
+          <w:b w:val="0"/>
+          <w:i w:val="0"/>
+          <w:color w:val="000000"/>
+          <w:sz w:val="18"/>
+          <w:highlight w:val="lightGray"/>
+        </w:rPr>
+        <w:t>C</w:t>
+      </w:r>
+      <w:r>
+        <w:rPr>
+          <w:rFonts w:ascii="Arial" w:hAnsi="Arial" w:eastAsia="Arial" w:cs="Arial"/>
+          <w:b w:val="0"/>
+          <w:i w:val="0"/>
+          <w:color w:val="000000"/>
+          <w:sz w:val="18"/>
+          <w:highlight w:val="lightGray"/>
+        </w:rPr>
+        <w:t>o</w:t>
+      </w:r>
+      <w:r>
+        <w:rPr>
+          <w:rFonts w:ascii="Arial" w:hAnsi="Arial" w:eastAsia="Arial" w:cs="Arial"/>
+          <w:b w:val="0"/>
+          <w:i w:val="0"/>
+          <w:color w:val="000000"/>
+          <w:sz w:val="18"/>
+          <w:highlight w:val="lightGray"/>
+        </w:rPr>
+        <w:t>l</w:t>
+      </w:r>
+      <w:r>
+        <w:rPr>
+          <w:rFonts w:ascii="Arial" w:hAnsi="Arial" w:eastAsia="Arial" w:cs="Arial"/>
+          <w:b w:val="0"/>
+          <w:i w:val="0"/>
+          <w:color w:val="000000"/>
+          <w:sz w:val="18"/>
+          <w:highlight w:val="lightGray"/>
+        </w:rPr>
+        <w:t>u</w:t>
+      </w:r>
+      <w:r>
+        <w:rPr>
+          <w:rFonts w:ascii="Arial" w:hAnsi="Arial" w:eastAsia="Arial" w:cs="Arial"/>
+          <w:b w:val="0"/>
+          <w:i w:val="0"/>
+          <w:color w:val="000000"/>
+          <w:sz w:val="18"/>
+          <w:highlight w:val="lightGray"/>
+        </w:rPr>
+        <w:t>m</w:t>
+      </w:r>
+      <w:r>
+        <w:rPr>
+          <w:rFonts w:ascii="Arial" w:hAnsi="Arial" w:eastAsia="Arial" w:cs="Arial"/>
+          <w:b w:val="0"/>
+          <w:i w:val="0"/>
+          <w:color w:val="000000"/>
+          <w:sz w:val="18"/>
+          <w:highlight w:val="lightGray"/>
+        </w:rPr>
+        <w:t>n</w:t>
+      </w:r>
+      <w:r>
+        <w:rPr>
+          <w:rFonts w:ascii="Arial" w:hAnsi="Arial" w:eastAsia="Arial" w:cs="Arial"/>
+          <w:b w:val="0"/>
+          <w:i w:val="0"/>
+          <w:color w:val="000000"/>
+          <w:sz w:val="18"/>
+          <w:highlight w:val="lightGray"/>
+        </w:rPr>
+        <w:t>:</w:t>
+      </w:r>
+      <w:r>
+        <w:rPr>
+          <w:rFonts w:ascii="Arial" w:hAnsi="Arial" w:eastAsia="Arial" w:cs="Arial"/>
+          <w:b w:val="0"/>
+          <w:i w:val="0"/>
+          <w:color w:val="000000"/>
+          <w:sz w:val="18"/>
+          <w:highlight w:val="lightGray"/>
+        </w:rPr>
+        <w:t xml:space="preserve"> </w:t>
+      </w:r>
+      <w:r>
+        <w:rPr>
+          <w:rFonts w:ascii="Arial" w:hAnsi="Arial" w:eastAsia="Arial" w:cs="Arial"/>
+          <w:b w:val="0"/>
+          <w:i w:val="0"/>
+          <w:color w:val="000000"/>
+          <w:sz w:val="18"/>
+          <w:highlight w:val="lightGray"/>
+        </w:rPr>
+        <w:t>1</w:t>
+      </w:r>
+      <w:r>
+        <w:rPr>
+          <w:rFonts w:ascii="Arial" w:hAnsi="Arial" w:eastAsia="Arial" w:cs="Arial"/>
+          <w:b w:val="0"/>
+          <w:i w:val="0"/>
+          <w:color w:val="000000"/>
+          <w:sz w:val="18"/>
+          <w:highlight w:val="lightGray"/>
+        </w:rPr>
+        <w:t>,</w:t>
+      </w:r>
+      <w:r>
+        <w:rPr>
+          <w:rFonts w:ascii="Arial" w:hAnsi="Arial" w:eastAsia="Arial" w:cs="Arial"/>
+          <w:b w:val="0"/>
+          <w:i w:val="0"/>
+          <w:color w:val="000000"/>
+          <w:sz w:val="18"/>
+          <w:highlight w:val="lightGray"/>
+        </w:rPr>
+        <w:t xml:space="preserve"> </w:t>
+      </w:r>
+      <w:r>
+        <w:rPr>
+          <w:rFonts w:ascii="Arial" w:hAnsi="Arial" w:eastAsia="Arial" w:cs="Arial"/>
+          <w:b w:val="0"/>
+          <w:i w:val="0"/>
+          <w:color w:val="000000"/>
+          <w:sz w:val="18"/>
+          <w:highlight w:val="lightGray"/>
+        </w:rPr>
+        <w:t>N</w:t>
+      </w:r>
+      <w:r>
+        <w:rPr>
+          <w:rFonts w:ascii="Arial" w:hAnsi="Arial" w:eastAsia="Arial" w:cs="Arial"/>
+          <w:b w:val="0"/>
+          <w:i w:val="0"/>
+          <w:color w:val="000000"/>
+          <w:sz w:val="18"/>
+          <w:highlight w:val="lightGray"/>
+        </w:rPr>
+        <w:t>a</w:t>
+      </w:r>
+      <w:r>
+        <w:rPr>
+          <w:rFonts w:ascii="Arial" w:hAnsi="Arial" w:eastAsia="Arial" w:cs="Arial"/>
+          <w:b w:val="0"/>
+          <w:i w:val="0"/>
+          <w:color w:val="000000"/>
+          <w:sz w:val="18"/>
+          <w:highlight w:val="lightGray"/>
+        </w:rPr>
+        <w:t>m</w:t>
+      </w:r>
+      <w:r>
+        <w:rPr>
+          <w:rFonts w:ascii="Arial" w:hAnsi="Arial" w:eastAsia="Arial" w:cs="Arial"/>
+          <w:b w:val="0"/>
+          <w:i w:val="0"/>
+          <w:color w:val="000000"/>
+          <w:sz w:val="18"/>
+          <w:highlight w:val="lightGray"/>
+        </w:rPr>
+        <w:t>e</w:t>
+      </w:r>
+      <w:r>
+        <w:rPr>
+          <w:rFonts w:ascii="Arial" w:hAnsi="Arial" w:eastAsia="Arial" w:cs="Arial"/>
+          <w:b w:val="0"/>
+          <w:i w:val="0"/>
+          <w:color w:val="000000"/>
+          <w:sz w:val="18"/>
+          <w:highlight w:val="lightGray"/>
+        </w:rPr>
+        <w:t>_</w:t>
+      </w:r>
+      <w:r>
+        <w:rPr>
+          <w:rFonts w:ascii="Arial" w:hAnsi="Arial" w:eastAsia="Arial" w:cs="Arial"/>
+          <w:b w:val="0"/>
+          <w:i w:val="0"/>
+          <w:color w:val="000000"/>
+          <w:sz w:val="18"/>
+          <w:highlight w:val="lightGray"/>
+        </w:rPr>
+        <w:t>E</w:t>
+      </w:r>
+      <w:r>
+        <w:rPr>
+          <w:rFonts w:ascii="Arial" w:hAnsi="Arial" w:eastAsia="Arial" w:cs="Arial"/>
+          <w:b w:val="0"/>
+          <w:i w:val="0"/>
+          <w:color w:val="000000"/>
+          <w:sz w:val="18"/>
+          <w:highlight w:val="lightGray"/>
+        </w:rPr>
+        <w:t>n</w:t>
+      </w:r>
+      <w:r>
+        <w:rPr>
+          <w:rFonts w:ascii="Arial" w:hAnsi="Arial" w:eastAsia="Arial" w:cs="Arial"/>
+          <w:b w:val="0"/>
+          <w:i w:val="0"/>
+          <w:color w:val="000000"/>
+          <w:sz w:val="18"/>
+          <w:highlight w:val="lightGray"/>
+        </w:rPr>
+        <w:t xml:space="preserve"> </w:t>
+      </w:r>
+      <w:r>
+        <w:rPr>
+          <w:rFonts w:ascii="Arial" w:hAnsi="Arial" w:eastAsia="Arial" w:cs="Arial"/>
+          <w:b w:val="0"/>
+          <w:i w:val="0"/>
+          <w:color w:val="000000"/>
+          <w:sz w:val="18"/>
+          <w:highlight w:val="lightGray"/>
+        </w:rPr>
+        <w:t>C</w:t>
+      </w:r>
+      <w:r>
+        <w:rPr>
+          <w:rFonts w:ascii="Arial" w:hAnsi="Arial" w:eastAsia="Arial" w:cs="Arial"/>
+          <w:b w:val="0"/>
+          <w:i w:val="0"/>
+          <w:color w:val="000000"/>
+          <w:sz w:val="18"/>
+          <w:highlight w:val="lightGray"/>
+        </w:rPr>
+        <w:t>o</w:t>
+      </w:r>
+      <w:r>
+        <w:rPr>
+          <w:rFonts w:ascii="Arial" w:hAnsi="Arial" w:eastAsia="Arial" w:cs="Arial"/>
+          <w:b w:val="0"/>
+          <w:i w:val="0"/>
+          <w:color w:val="000000"/>
+          <w:sz w:val="18"/>
+          <w:highlight w:val="lightGray"/>
+        </w:rPr>
+        <w:t>l</w:t>
+      </w:r>
+      <w:r>
+        <w:rPr>
+          <w:rFonts w:ascii="Arial" w:hAnsi="Arial" w:eastAsia="Arial" w:cs="Arial"/>
+          <w:b w:val="0"/>
+          <w:i w:val="0"/>
+          <w:color w:val="000000"/>
+          <w:sz w:val="18"/>
+          <w:highlight w:val="lightGray"/>
+        </w:rPr>
+        <w:t>u</w:t>
+      </w:r>
+      <w:r>
+        <w:rPr>
+          <w:rFonts w:ascii="Arial" w:hAnsi="Arial" w:eastAsia="Arial" w:cs="Arial"/>
+          <w:b w:val="0"/>
+          <w:i w:val="0"/>
+          <w:color w:val="000000"/>
+          <w:sz w:val="18"/>
+          <w:highlight w:val="lightGray"/>
+        </w:rPr>
+        <w:t>m</w:t>
+      </w:r>
+      <w:r>
+        <w:rPr>
+          <w:rFonts w:ascii="Arial" w:hAnsi="Arial" w:eastAsia="Arial" w:cs="Arial"/>
+          <w:b w:val="0"/>
+          <w:i w:val="0"/>
+          <w:color w:val="000000"/>
+          <w:sz w:val="18"/>
+          <w:highlight w:val="lightGray"/>
+        </w:rPr>
+        <w:t>n</w:t>
+      </w:r>
+      <w:r>
+        <w:rPr>
+          <w:rFonts w:ascii="Arial" w:hAnsi="Arial" w:eastAsia="Arial" w:cs="Arial"/>
+          <w:b w:val="0"/>
+          <w:i w:val="0"/>
+          <w:color w:val="000000"/>
+          <w:sz w:val="18"/>
+          <w:highlight w:val="lightGray"/>
+        </w:rPr>
+        <w:t>:</w:t>
+      </w:r>
+      <w:r>
+        <w:rPr>
+          <w:rFonts w:ascii="Arial" w:hAnsi="Arial" w:eastAsia="Arial" w:cs="Arial"/>
+          <w:b w:val="0"/>
+          <w:i w:val="0"/>
+          <w:color w:val="000000"/>
+          <w:sz w:val="18"/>
+          <w:highlight w:val="lightGray"/>
+        </w:rPr>
+        <w:t xml:space="preserve"> </w:t>
+      </w:r>
+      <w:r>
+        <w:rPr>
+          <w:rFonts w:ascii="Arial" w:hAnsi="Arial" w:eastAsia="Arial" w:cs="Arial"/>
+          <w:b w:val="0"/>
+          <w:i w:val="0"/>
+          <w:color w:val="000000"/>
+          <w:sz w:val="18"/>
+          <w:highlight w:val="lightGray"/>
+        </w:rPr>
+        <w:t>M</w:t>
+      </w:r>
+      <w:r>
+        <w:rPr>
+          <w:rFonts w:ascii="Arial" w:hAnsi="Arial" w:eastAsia="Arial" w:cs="Arial"/>
+          <w:b w:val="0"/>
+          <w:i w:val="0"/>
+          <w:color w:val="000000"/>
+          <w:sz w:val="18"/>
+          <w:highlight w:val="lightGray"/>
+        </w:rPr>
+        <w:t>o</w:t>
+      </w:r>
+      <w:r>
+        <w:rPr>
+          <w:rFonts w:ascii="Arial" w:hAnsi="Arial" w:eastAsia="Arial" w:cs="Arial"/>
+          <w:b w:val="0"/>
+          <w:i w:val="0"/>
+          <w:color w:val="000000"/>
+          <w:sz w:val="18"/>
+          <w:highlight w:val="lightGray"/>
+        </w:rPr>
+        <w:t>t</w:t>
+      </w:r>
+      <w:r>
+        <w:rPr>
+          <w:rFonts w:ascii="Arial" w:hAnsi="Arial" w:eastAsia="Arial" w:cs="Arial"/>
+          <w:b w:val="0"/>
+          <w:i w:val="0"/>
+          <w:color w:val="000000"/>
+          <w:sz w:val="18"/>
+          <w:highlight w:val="lightGray"/>
+        </w:rPr>
+        <w:t>a</w:t>
+      </w:r>
+      <w:r>
+        <w:rPr>
+          <w:rFonts w:ascii="Arial" w:hAnsi="Arial" w:eastAsia="Arial" w:cs="Arial"/>
+          <w:b w:val="0"/>
+          <w:i w:val="0"/>
+          <w:color w:val="000000"/>
+          <w:sz w:val="18"/>
+          <w:highlight w:val="lightGray"/>
+        </w:rPr>
+        <w:t>s</w:t>
+      </w:r>
+      <w:r>
+        <w:rPr>
+          <w:rFonts w:ascii="Arial" w:hAnsi="Arial" w:eastAsia="Arial" w:cs="Arial"/>
+          <w:b w:val="0"/>
+          <w:i w:val="0"/>
+          <w:color w:val="000000"/>
+          <w:sz w:val="18"/>
+          <w:highlight w:val="lightGray"/>
+        </w:rPr>
+        <w:t>e</w:t>
+      </w:r>
+      <w:r>
+        <w:rPr>
+          <w:rFonts w:ascii="Arial" w:hAnsi="Arial" w:eastAsia="Arial" w:cs="Arial"/>
+          <w:b w:val="0"/>
+          <w:i w:val="0"/>
+          <w:color w:val="000000"/>
+          <w:sz w:val="18"/>
+          <w:highlight w:val="lightGray"/>
+        </w:rPr>
+        <w:t>m</w:t>
+      </w:r>
+      <w:r>
+        <w:rPr>
+          <w:rFonts w:ascii="Arial" w:hAnsi="Arial" w:eastAsia="Arial" w:cs="Arial"/>
+          <w:b w:val="0"/>
+          <w:i w:val="0"/>
+          <w:color w:val="000000"/>
+          <w:sz w:val="18"/>
+          <w:highlight w:val="lightGray"/>
+        </w:rPr>
+        <w:t xml:space="preserve"> </w:t>
+      </w:r>
+      <w:r>
+        <w:rPr>
+          <w:rFonts w:ascii="Arial" w:hAnsi="Arial" w:eastAsia="Arial" w:cs="Arial"/>
+          <w:b w:val="0"/>
+          <w:i w:val="0"/>
+          <w:color w:val="000000"/>
+          <w:sz w:val="18"/>
+          <w:highlight w:val="lightGray"/>
+        </w:rPr>
+        <w:t>E</w:t>
+      </w:r>
+      <w:r>
+        <w:rPr>
+          <w:rFonts w:ascii="Arial" w:hAnsi="Arial" w:eastAsia="Arial" w:cs="Arial"/>
+          <w:b w:val="0"/>
+          <w:i w:val="0"/>
+          <w:color w:val="000000"/>
+          <w:sz w:val="18"/>
+          <w:highlight w:val="lightGray"/>
+        </w:rPr>
+        <w:t>s</w:t>
+      </w:r>
+      <w:r>
+        <w:rPr>
+          <w:rFonts w:ascii="Arial" w:hAnsi="Arial" w:eastAsia="Arial" w:cs="Arial"/>
+          <w:b w:val="0"/>
+          <w:i w:val="0"/>
+          <w:color w:val="000000"/>
+          <w:sz w:val="18"/>
+          <w:highlight w:val="lightGray"/>
+        </w:rPr>
+        <w:t>s</w:t>
+      </w:r>
+      <w:r>
+        <w:rPr>
+          <w:rFonts w:ascii="Arial" w:hAnsi="Arial" w:eastAsia="Arial" w:cs="Arial"/>
+          <w:b w:val="0"/>
+          <w:i w:val="0"/>
+          <w:color w:val="000000"/>
+          <w:sz w:val="18"/>
+          <w:highlight w:val="lightGray"/>
+        </w:rPr>
+        <w:t>a</w:t>
+      </w:r>
+      <w:r>
+        <w:rPr>
+          <w:rFonts w:ascii="Arial" w:hAnsi="Arial" w:eastAsia="Arial" w:cs="Arial"/>
+          <w:b w:val="0"/>
+          <w:i w:val="0"/>
+          <w:color w:val="000000"/>
+          <w:sz w:val="18"/>
+          <w:highlight w:val="lightGray"/>
+        </w:rPr>
+        <w:t>m</w:t>
+      </w:r>
+      <w:r>
+        <w:rPr>
+          <w:rFonts w:ascii="Arial" w:hAnsi="Arial" w:eastAsia="Arial" w:cs="Arial"/>
+          <w:b w:val="0"/>
+          <w:i w:val="0"/>
+          <w:color w:val="000000"/>
+          <w:sz w:val="18"/>
+          <w:highlight w:val="lightGray"/>
+        </w:rPr>
+        <w:t>]</w:t>
+      </w:r>
+      <w:r>
+        <w:rPr>
+          <w:rFonts w:ascii="Arial" w:hAnsi="Arial" w:eastAsia="Arial" w:cs="Arial"/>
+          <w:b w:val="0"/>
+          <w:i w:val="0"/>
+          <w:color w:val="000000"/>
+          <w:sz w:val="18"/>
+          <w:highlight w:val="lightGray"/>
+        </w:rPr>
+        <w:t xml:space="preserve"> </w:t>
+      </w:r>
+      <w:r>
+        <w:rPr>
+          <w:rFonts w:ascii="Arial" w:hAnsi="Arial" w:eastAsia="Arial" w:cs="Arial"/>
+          <w:b w:val="0"/>
+          <w:i w:val="0"/>
+          <w:color w:val="000000"/>
+          <w:sz w:val="18"/>
+          <w:highlight w:val="lightGray"/>
+        </w:rPr>
+        <w:t>-</w:t>
+      </w:r>
+      <w:r>
+        <w:rPr>
+          <w:rFonts w:ascii="Arial" w:hAnsi="Arial" w:eastAsia="Arial" w:cs="Arial"/>
+          <w:b w:val="0"/>
+          <w:i w:val="0"/>
+          <w:color w:val="000000"/>
+          <w:sz w:val="18"/>
+          <w:highlight w:val="lightGray"/>
+        </w:rPr>
+        <w:t>&gt;</w:t>
+      </w:r>
+      <w:r>
+        <w:rPr>
+          <w:rFonts w:ascii="Arial" w:hAnsi="Arial" w:eastAsia="Arial" w:cs="Arial"/>
+          <w:b w:val="0"/>
+          <w:i w:val="0"/>
+          <w:color w:val="000000"/>
+          <w:sz w:val="18"/>
+          <w:highlight w:val="lightGray"/>
+        </w:rPr>
+        <w:t xml:space="preserve"> </w:t>
+      </w:r>
+      <w:r>
+        <w:rPr>
+          <w:rFonts w:ascii="Arial" w:hAnsi="Arial" w:eastAsia="Arial" w:cs="Arial"/>
+          <w:b/>
+          <w:i w:val="0"/>
+          <w:color w:val="000000"/>
+          <w:sz w:val="18"/>
+          <w:highlight w:val="lightGray"/>
+        </w:rPr>
+        <w:t>F</w:t>
+      </w:r>
+      <w:r>
+        <w:rPr>
+          <w:rFonts w:ascii="Arial" w:hAnsi="Arial" w:eastAsia="Arial" w:cs="Arial"/>
+          <w:b/>
+          <w:i w:val="0"/>
+          <w:color w:val="000000"/>
+          <w:sz w:val="18"/>
+          <w:highlight w:val="lightGray"/>
+        </w:rPr>
+        <w:t>r</w:t>
+      </w:r>
+      <w:r>
+        <w:rPr>
+          <w:rFonts w:ascii="Arial" w:hAnsi="Arial" w:eastAsia="Arial" w:cs="Arial"/>
+          <w:b/>
+          <w:i w:val="0"/>
+          <w:color w:val="000000"/>
+          <w:sz w:val="18"/>
+          <w:highlight w:val="lightGray"/>
+        </w:rPr>
+        <w:t>o</w:t>
+      </w:r>
+      <w:r>
+        <w:rPr>
+          <w:rFonts w:ascii="Arial" w:hAnsi="Arial" w:eastAsia="Arial" w:cs="Arial"/>
+          <w:b/>
+          <w:i w:val="0"/>
+          <w:color w:val="000000"/>
+          <w:sz w:val="18"/>
+          <w:highlight w:val="lightGray"/>
+        </w:rPr>
+        <w:t>m</w:t>
+      </w:r>
+      <w:r>
+        <w:rPr>
+          <w:rFonts w:ascii="Arial" w:hAnsi="Arial" w:eastAsia="Arial" w:cs="Arial"/>
+          <w:b/>
+          <w:i w:val="0"/>
+          <w:color w:val="000000"/>
+          <w:sz w:val="18"/>
+          <w:highlight w:val="lightGray"/>
+        </w:rPr>
+        <w:t>:</w:t>
+      </w:r>
+      <w:r>
+        <w:rPr>
+          <w:rFonts w:ascii="Arial" w:hAnsi="Arial" w:eastAsia="Arial" w:cs="Arial"/>
+          <w:b w:val="0"/>
+          <w:i w:val="0"/>
+          <w:color w:val="000000"/>
+          <w:sz w:val="18"/>
+          <w:highlight w:val="lightGray"/>
+        </w:rPr>
+        <w:t xml:space="preserve"> </w:t>
+      </w:r>
+      <w:r>
+        <w:rPr>
+          <w:rFonts w:ascii="Arial" w:hAnsi="Arial" w:eastAsia="Arial" w:cs="Arial"/>
+          <w:b w:val="0"/>
+          <w:i w:val="0"/>
+          <w:color w:val="000000"/>
+          <w:sz w:val="18"/>
+          <w:highlight w:val="lightGray"/>
+        </w:rPr>
+        <w:t>[</w:t>
+      </w:r>
+      <w:r>
+        <w:rPr>
+          <w:rFonts w:ascii="Arial" w:hAnsi="Arial" w:eastAsia="Arial" w:cs="Arial"/>
+          <w:b w:val="0"/>
+          <w:i w:val="0"/>
+          <w:color w:val="000000"/>
+          <w:sz w:val="18"/>
+          <w:highlight w:val="lightGray"/>
+        </w:rPr>
+        <w:t>C</w:t>
+      </w:r>
+      <w:r>
+        <w:rPr>
+          <w:rFonts w:ascii="Arial" w:hAnsi="Arial" w:eastAsia="Arial" w:cs="Arial"/>
+          <w:b w:val="0"/>
+          <w:i w:val="0"/>
+          <w:color w:val="000000"/>
+          <w:sz w:val="18"/>
+          <w:highlight w:val="lightGray"/>
+        </w:rPr>
+        <w:t>h</w:t>
+      </w:r>
+      <w:r>
+        <w:rPr>
+          <w:rFonts w:ascii="Arial" w:hAnsi="Arial" w:eastAsia="Arial" w:cs="Arial"/>
+          <w:b w:val="0"/>
+          <w:i w:val="0"/>
+          <w:color w:val="000000"/>
+          <w:sz w:val="18"/>
+          <w:highlight w:val="lightGray"/>
+        </w:rPr>
+        <w:t>a</w:t>
+      </w:r>
+      <w:r>
+        <w:rPr>
+          <w:rFonts w:ascii="Arial" w:hAnsi="Arial" w:eastAsia="Arial" w:cs="Arial"/>
+          <w:b w:val="0"/>
+          <w:i w:val="0"/>
+          <w:color w:val="000000"/>
+          <w:sz w:val="18"/>
+          <w:highlight w:val="lightGray"/>
+        </w:rPr>
+        <w:t>t</w:t>
+      </w:r>
+      <w:r>
+        <w:rPr>
+          <w:rFonts w:ascii="Arial" w:hAnsi="Arial" w:eastAsia="Arial" w:cs="Arial"/>
+          <w:b w:val="0"/>
+          <w:i w:val="0"/>
+          <w:color w:val="000000"/>
+          <w:sz w:val="18"/>
+          <w:highlight w:val="lightGray"/>
+        </w:rPr>
+        <w:t>G</w:t>
+      </w:r>
+      <w:r>
+        <w:rPr>
+          <w:rFonts w:ascii="Arial" w:hAnsi="Arial" w:eastAsia="Arial" w:cs="Arial"/>
+          <w:b w:val="0"/>
+          <w:i w:val="0"/>
+          <w:color w:val="000000"/>
+          <w:sz w:val="18"/>
+          <w:highlight w:val="lightGray"/>
+        </w:rPr>
+        <w:t>P</w:t>
+      </w:r>
+      <w:r>
+        <w:rPr>
+          <w:rFonts w:ascii="Arial" w:hAnsi="Arial" w:eastAsia="Arial" w:cs="Arial"/>
+          <w:b w:val="0"/>
+          <w:i w:val="0"/>
+          <w:color w:val="000000"/>
+          <w:sz w:val="18"/>
+          <w:highlight w:val="lightGray"/>
+        </w:rPr>
+        <w:t>T</w:t>
+      </w:r>
+      <w:r>
+        <w:rPr>
+          <w:rFonts w:ascii="Arial" w:hAnsi="Arial" w:eastAsia="Arial" w:cs="Arial"/>
+          <w:b w:val="0"/>
+          <w:i w:val="0"/>
+          <w:color w:val="000000"/>
+          <w:sz w:val="18"/>
+          <w:highlight w:val="lightGray"/>
+        </w:rPr>
+        <w:t>]</w:t>
+      </w:r>
+      <w:r>
+        <w:rPr>
+          <w:rFonts w:ascii="Arial" w:hAnsi="Arial" w:eastAsia="Arial" w:cs="Arial"/>
+          <w:b w:val="0"/>
+          <w:i w:val="0"/>
+          <w:color w:val="000000"/>
+          <w:sz w:val="18"/>
+          <w:highlight w:val="lightGray"/>
+        </w:rPr>
+        <w:t xml:space="preserve"> </w:t>
+      </w:r>
+      <w:r>
+        <w:rPr>
+          <w:rFonts w:ascii="Arial" w:hAnsi="Arial" w:eastAsia="Arial" w:cs="Arial"/>
+          <w:b/>
+          <w:i w:val="0"/>
+          <w:color w:val="000000"/>
+          <w:sz w:val="18"/>
+          <w:highlight w:val="lightGray"/>
+        </w:rPr>
+        <w:t>o</w:t>
+      </w:r>
+      <w:r>
+        <w:rPr>
+          <w:rFonts w:ascii="Arial" w:hAnsi="Arial" w:eastAsia="Arial" w:cs="Arial"/>
+          <w:b/>
+          <w:i w:val="0"/>
+          <w:color w:val="000000"/>
+          <w:sz w:val="18"/>
+          <w:highlight w:val="lightGray"/>
+        </w:rPr>
+        <w:t>n</w:t>
+      </w:r>
+      <w:r>
+        <w:rPr>
+          <w:rFonts w:ascii="Arial" w:hAnsi="Arial" w:eastAsia="Arial" w:cs="Arial"/>
+          <w:b/>
+          <w:i w:val="0"/>
+          <w:color w:val="000000"/>
+          <w:sz w:val="18"/>
+          <w:highlight w:val="lightGray"/>
+        </w:rPr>
+        <w:t xml:space="preserve"> </w:t>
+      </w:r>
+      <w:r>
+        <w:rPr>
+          <w:rFonts w:ascii="Arial" w:hAnsi="Arial" w:eastAsia="Arial" w:cs="Arial"/>
+          <w:b w:val="0"/>
+          <w:i w:val="0"/>
+          <w:color w:val="000000"/>
+          <w:sz w:val="18"/>
+          <w:highlight w:val="lightGray"/>
+        </w:rPr>
+        <w:t>[</w:t>
+      </w:r>
+      <w:r>
+        <w:rPr>
+          <w:rFonts w:ascii="Arial" w:hAnsi="Arial" w:eastAsia="Arial" w:cs="Arial"/>
+          <w:b w:val="0"/>
+          <w:i w:val="0"/>
+          <w:color w:val="000000"/>
+          <w:sz w:val="18"/>
+          <w:highlight w:val="lightGray"/>
+        </w:rPr>
+        <w:t>8</w:t>
+      </w:r>
+      <w:r>
+        <w:rPr>
+          <w:rFonts w:ascii="Arial" w:hAnsi="Arial" w:eastAsia="Arial" w:cs="Arial"/>
+          <w:b w:val="0"/>
+          <w:i w:val="0"/>
+          <w:color w:val="000000"/>
+          <w:sz w:val="18"/>
+          <w:highlight w:val="lightGray"/>
+        </w:rPr>
+        <w:t>/</w:t>
+      </w:r>
+      <w:r>
+        <w:rPr>
+          <w:rFonts w:ascii="Arial" w:hAnsi="Arial" w:eastAsia="Arial" w:cs="Arial"/>
+          <w:b w:val="0"/>
+          <w:i w:val="0"/>
+          <w:color w:val="000000"/>
+          <w:sz w:val="18"/>
+          <w:highlight w:val="lightGray"/>
+        </w:rPr>
+        <w:t>7</w:t>
+      </w:r>
+      <w:r>
+        <w:rPr>
+          <w:rFonts w:ascii="Arial" w:hAnsi="Arial" w:eastAsia="Arial" w:cs="Arial"/>
+          <w:b w:val="0"/>
+          <w:i w:val="0"/>
+          <w:color w:val="000000"/>
+          <w:sz w:val="18"/>
+          <w:highlight w:val="lightGray"/>
+        </w:rPr>
+        <w:t>/</w:t>
+      </w:r>
+      <w:r>
+        <w:rPr>
+          <w:rFonts w:ascii="Arial" w:hAnsi="Arial" w:eastAsia="Arial" w:cs="Arial"/>
+          <w:b w:val="0"/>
+          <w:i w:val="0"/>
+          <w:color w:val="000000"/>
+          <w:sz w:val="18"/>
+          <w:highlight w:val="lightGray"/>
+        </w:rPr>
+        <w:t>2</w:t>
+      </w:r>
+      <w:r>
+        <w:rPr>
+          <w:rFonts w:ascii="Arial" w:hAnsi="Arial" w:eastAsia="Arial" w:cs="Arial"/>
+          <w:b w:val="0"/>
+          <w:i w:val="0"/>
+          <w:color w:val="000000"/>
+          <w:sz w:val="18"/>
+          <w:highlight w:val="lightGray"/>
+        </w:rPr>
+        <w:t>0</w:t>
+      </w:r>
+      <w:r>
+        <w:rPr>
+          <w:rFonts w:ascii="Arial" w:hAnsi="Arial" w:eastAsia="Arial" w:cs="Arial"/>
+          <w:b w:val="0"/>
+          <w:i w:val="0"/>
+          <w:color w:val="000000"/>
+          <w:sz w:val="18"/>
+          <w:highlight w:val="lightGray"/>
+        </w:rPr>
+        <w:t>2</w:t>
+      </w:r>
+      <w:r>
+        <w:rPr>
+          <w:rFonts w:ascii="Arial" w:hAnsi="Arial" w:eastAsia="Arial" w:cs="Arial"/>
+          <w:b w:val="0"/>
+          <w:i w:val="0"/>
+          <w:color w:val="000000"/>
+          <w:sz w:val="18"/>
+          <w:highlight w:val="lightGray"/>
+        </w:rPr>
+        <w:t>5</w:t>
+      </w:r>
+      <w:r>
+        <w:rPr>
+          <w:rFonts w:ascii="Arial" w:hAnsi="Arial" w:eastAsia="Arial" w:cs="Arial"/>
+          <w:b w:val="0"/>
+          <w:i w:val="0"/>
+          <w:color w:val="000000"/>
+          <w:sz w:val="18"/>
+          <w:highlight w:val="lightGray"/>
+        </w:rPr>
+        <w:t>]</w:t>
       </w:r>
     </w:p>
     <w:p>
@@ -353,78 +3283,1543 @@
       </w:pPr>
       <w:r>
         <w:rPr>
-          <w:rFonts w:ascii="Arial" w:eastAsia="Arial" w:hAnsi="Arial" w:cs="Arial"/>
-          <w:b/>
-          <w:color w:val="000000"/>
-          <w:sz w:val="18"/>
-          <w:highlight w:val="lightGray"/>
-        </w:rPr>
-        <w:t># Source: AI Source: Provided by: [Data Path</w:t>
-      </w:r>
-      <w:r>
-        <w:rPr>
-          <w:rFonts w:ascii="Arial" w:eastAsia="Arial" w:hAnsi="Arial" w:cs="Arial"/>
-          <w:color w:val="000000"/>
-          <w:sz w:val="18"/>
-          <w:highlight w:val="lightGray"/>
-        </w:rPr>
-        <w:t xml:space="preserve">: Persons Table -&gt; ID Column: 1, Name_En Column: Motasem Essam] -&gt; </w:t>
-      </w:r>
-      <w:r>
-        <w:rPr>
-          <w:rFonts w:ascii="Arial" w:eastAsia="Arial" w:hAnsi="Arial" w:cs="Arial"/>
-          <w:b/>
-          <w:color w:val="000000"/>
-          <w:sz w:val="18"/>
-          <w:highlight w:val="lightGray"/>
-        </w:rPr>
-        <w:t>From:</w:t>
-      </w:r>
-      <w:r>
-        <w:rPr>
-          <w:rFonts w:ascii="Arial" w:eastAsia="Arial" w:hAnsi="Arial" w:cs="Arial"/>
-          <w:color w:val="000000"/>
-          <w:sz w:val="18"/>
-          <w:highlight w:val="lightGray"/>
-        </w:rPr>
-        <w:t xml:space="preserve"> [Chatgpt (GPT</w:t>
-      </w:r>
-      <w:r>
-        <w:rPr>
-          <w:rFonts w:ascii="Arial" w:eastAsia="Arial" w:hAnsi="Arial" w:cs="Cambria Math"/>
-          <w:color w:val="000000"/>
-          <w:sz w:val="18"/>
-          <w:highlight w:val="lightGray"/>
-        </w:rPr>
-        <w:t>‑</w:t>
-      </w:r>
-      <w:r>
-        <w:rPr>
-          <w:rFonts w:ascii="Arial" w:eastAsia="Arial" w:hAnsi="Arial" w:cs="Arial"/>
-          <w:color w:val="000000"/>
-          <w:sz w:val="18"/>
-          <w:highlight w:val="lightGray"/>
-        </w:rPr>
-        <w:t xml:space="preserve">5 Mini)] </w:t>
-      </w:r>
-      <w:r>
-        <w:rPr>
-          <w:rFonts w:ascii="Arial" w:eastAsia="Arial" w:hAnsi="Arial" w:cs="Arial"/>
-          <w:b/>
-          <w:color w:val="000000"/>
-          <w:sz w:val="18"/>
-          <w:highlight w:val="lightGray"/>
-        </w:rPr>
-        <w:t>on</w:t>
-      </w:r>
-      <w:r>
-        <w:rPr>
-          <w:rFonts w:ascii="Arial" w:eastAsia="Arial" w:hAnsi="Arial"/>
-          <w:b/>
-          <w:sz w:val="18"/>
-          <w:highlight w:val="lightGray"/>
-        </w:rPr>
-        <w:t xml:space="preserve"> [8/7/2025]</w:t>
+          <w:rFonts w:ascii="Arial" w:hAnsi="Arial" w:eastAsia="Arial" w:cs="Arial"/>
+          <w:b/>
+          <w:i w:val="0"/>
+          <w:color w:val="000000"/>
+          <w:sz w:val="18"/>
+          <w:highlight w:val="lightGray"/>
+        </w:rPr>
+        <w:t>#</w:t>
+      </w:r>
+      <w:r>
+        <w:rPr>
+          <w:rFonts w:ascii="Arial" w:hAnsi="Arial" w:eastAsia="Arial" w:cs="Arial"/>
+          <w:b/>
+          <w:i w:val="0"/>
+          <w:color w:val="000000"/>
+          <w:sz w:val="18"/>
+          <w:highlight w:val="lightGray"/>
+        </w:rPr>
+        <w:t xml:space="preserve"> </w:t>
+      </w:r>
+      <w:r>
+        <w:rPr>
+          <w:rFonts w:ascii="Arial" w:hAnsi="Arial" w:eastAsia="Arial" w:cs="Arial"/>
+          <w:b/>
+          <w:i w:val="0"/>
+          <w:color w:val="000000"/>
+          <w:sz w:val="18"/>
+          <w:highlight w:val="lightGray"/>
+        </w:rPr>
+        <w:t>S</w:t>
+      </w:r>
+      <w:r>
+        <w:rPr>
+          <w:rFonts w:ascii="Arial" w:hAnsi="Arial" w:eastAsia="Arial" w:cs="Arial"/>
+          <w:b/>
+          <w:i w:val="0"/>
+          <w:color w:val="000000"/>
+          <w:sz w:val="18"/>
+          <w:highlight w:val="lightGray"/>
+        </w:rPr>
+        <w:t>o</w:t>
+      </w:r>
+      <w:r>
+        <w:rPr>
+          <w:rFonts w:ascii="Arial" w:hAnsi="Arial" w:eastAsia="Arial" w:cs="Arial"/>
+          <w:b/>
+          <w:i w:val="0"/>
+          <w:color w:val="000000"/>
+          <w:sz w:val="18"/>
+          <w:highlight w:val="lightGray"/>
+        </w:rPr>
+        <w:t>u</w:t>
+      </w:r>
+      <w:r>
+        <w:rPr>
+          <w:rFonts w:ascii="Arial" w:hAnsi="Arial" w:eastAsia="Arial" w:cs="Arial"/>
+          <w:b/>
+          <w:i w:val="0"/>
+          <w:color w:val="000000"/>
+          <w:sz w:val="18"/>
+          <w:highlight w:val="lightGray"/>
+        </w:rPr>
+        <w:t>r</w:t>
+      </w:r>
+      <w:r>
+        <w:rPr>
+          <w:rFonts w:ascii="Arial" w:hAnsi="Arial" w:eastAsia="Arial" w:cs="Arial"/>
+          <w:b/>
+          <w:i w:val="0"/>
+          <w:color w:val="000000"/>
+          <w:sz w:val="18"/>
+          <w:highlight w:val="lightGray"/>
+        </w:rPr>
+        <w:t>c</w:t>
+      </w:r>
+      <w:r>
+        <w:rPr>
+          <w:rFonts w:ascii="Arial" w:hAnsi="Arial" w:eastAsia="Arial" w:cs="Arial"/>
+          <w:b/>
+          <w:i w:val="0"/>
+          <w:color w:val="000000"/>
+          <w:sz w:val="18"/>
+          <w:highlight w:val="lightGray"/>
+        </w:rPr>
+        <w:t>e</w:t>
+      </w:r>
+      <w:r>
+        <w:rPr>
+          <w:rFonts w:ascii="Arial" w:hAnsi="Arial" w:eastAsia="Arial" w:cs="Arial"/>
+          <w:b/>
+          <w:i w:val="0"/>
+          <w:color w:val="000000"/>
+          <w:sz w:val="18"/>
+          <w:highlight w:val="lightGray"/>
+        </w:rPr>
+        <w:t>:</w:t>
+      </w:r>
+      <w:r>
+        <w:rPr>
+          <w:rFonts w:ascii="Arial" w:hAnsi="Arial" w:eastAsia="Arial" w:cs="Arial"/>
+          <w:b/>
+          <w:i w:val="0"/>
+          <w:color w:val="000000"/>
+          <w:sz w:val="18"/>
+          <w:highlight w:val="lightGray"/>
+        </w:rPr>
+        <w:t xml:space="preserve"> </w:t>
+      </w:r>
+      <w:r>
+        <w:rPr>
+          <w:rFonts w:ascii="Arial" w:hAnsi="Arial" w:eastAsia="Arial" w:cs="Arial"/>
+          <w:b/>
+          <w:i w:val="0"/>
+          <w:color w:val="000000"/>
+          <w:sz w:val="18"/>
+          <w:highlight w:val="lightGray"/>
+        </w:rPr>
+        <w:t>A</w:t>
+      </w:r>
+      <w:r>
+        <w:rPr>
+          <w:rFonts w:ascii="Arial" w:hAnsi="Arial" w:eastAsia="Arial" w:cs="Arial"/>
+          <w:b/>
+          <w:i w:val="0"/>
+          <w:color w:val="000000"/>
+          <w:sz w:val="18"/>
+          <w:highlight w:val="lightGray"/>
+        </w:rPr>
+        <w:t>I</w:t>
+      </w:r>
+      <w:r>
+        <w:rPr>
+          <w:rFonts w:ascii="Arial" w:hAnsi="Arial" w:eastAsia="Arial" w:cs="Arial"/>
+          <w:b/>
+          <w:i w:val="0"/>
+          <w:color w:val="000000"/>
+          <w:sz w:val="18"/>
+          <w:highlight w:val="lightGray"/>
+        </w:rPr>
+        <w:t xml:space="preserve"> </w:t>
+      </w:r>
+      <w:r>
+        <w:rPr>
+          <w:rFonts w:ascii="Arial" w:hAnsi="Arial" w:eastAsia="Arial" w:cs="Arial"/>
+          <w:b/>
+          <w:i w:val="0"/>
+          <w:color w:val="000000"/>
+          <w:sz w:val="18"/>
+          <w:highlight w:val="lightGray"/>
+        </w:rPr>
+        <w:t>S</w:t>
+      </w:r>
+      <w:r>
+        <w:rPr>
+          <w:rFonts w:ascii="Arial" w:hAnsi="Arial" w:eastAsia="Arial" w:cs="Arial"/>
+          <w:b/>
+          <w:i w:val="0"/>
+          <w:color w:val="000000"/>
+          <w:sz w:val="18"/>
+          <w:highlight w:val="lightGray"/>
+        </w:rPr>
+        <w:t>o</w:t>
+      </w:r>
+      <w:r>
+        <w:rPr>
+          <w:rFonts w:ascii="Arial" w:hAnsi="Arial" w:eastAsia="Arial" w:cs="Arial"/>
+          <w:b/>
+          <w:i w:val="0"/>
+          <w:color w:val="000000"/>
+          <w:sz w:val="18"/>
+          <w:highlight w:val="lightGray"/>
+        </w:rPr>
+        <w:t>u</w:t>
+      </w:r>
+      <w:r>
+        <w:rPr>
+          <w:rFonts w:ascii="Arial" w:hAnsi="Arial" w:eastAsia="Arial" w:cs="Arial"/>
+          <w:b/>
+          <w:i w:val="0"/>
+          <w:color w:val="000000"/>
+          <w:sz w:val="18"/>
+          <w:highlight w:val="lightGray"/>
+        </w:rPr>
+        <w:t>r</w:t>
+      </w:r>
+      <w:r>
+        <w:rPr>
+          <w:rFonts w:ascii="Arial" w:hAnsi="Arial" w:eastAsia="Arial" w:cs="Arial"/>
+          <w:b/>
+          <w:i w:val="0"/>
+          <w:color w:val="000000"/>
+          <w:sz w:val="18"/>
+          <w:highlight w:val="lightGray"/>
+        </w:rPr>
+        <w:t>c</w:t>
+      </w:r>
+      <w:r>
+        <w:rPr>
+          <w:rFonts w:ascii="Arial" w:hAnsi="Arial" w:eastAsia="Arial" w:cs="Arial"/>
+          <w:b/>
+          <w:i w:val="0"/>
+          <w:color w:val="000000"/>
+          <w:sz w:val="18"/>
+          <w:highlight w:val="lightGray"/>
+        </w:rPr>
+        <w:t>e</w:t>
+      </w:r>
+      <w:r>
+        <w:rPr>
+          <w:rFonts w:ascii="Arial" w:hAnsi="Arial" w:eastAsia="Arial" w:cs="Arial"/>
+          <w:b/>
+          <w:i w:val="0"/>
+          <w:color w:val="000000"/>
+          <w:sz w:val="18"/>
+          <w:highlight w:val="lightGray"/>
+        </w:rPr>
+        <w:t>:</w:t>
+      </w:r>
+      <w:r>
+        <w:rPr>
+          <w:rFonts w:ascii="Arial" w:hAnsi="Arial" w:eastAsia="Arial" w:cs="Arial"/>
+          <w:b/>
+          <w:i w:val="0"/>
+          <w:color w:val="000000"/>
+          <w:sz w:val="18"/>
+          <w:highlight w:val="lightGray"/>
+        </w:rPr>
+        <w:t xml:space="preserve"> </w:t>
+      </w:r>
+      <w:r>
+        <w:rPr>
+          <w:rFonts w:ascii="Arial" w:hAnsi="Arial" w:eastAsia="Arial" w:cs="Arial"/>
+          <w:b/>
+          <w:i w:val="0"/>
+          <w:color w:val="000000"/>
+          <w:sz w:val="18"/>
+          <w:highlight w:val="lightGray"/>
+        </w:rPr>
+        <w:t>P</w:t>
+      </w:r>
+      <w:r>
+        <w:rPr>
+          <w:rFonts w:ascii="Arial" w:hAnsi="Arial" w:eastAsia="Arial" w:cs="Arial"/>
+          <w:b/>
+          <w:i w:val="0"/>
+          <w:color w:val="000000"/>
+          <w:sz w:val="18"/>
+          <w:highlight w:val="lightGray"/>
+        </w:rPr>
+        <w:t>r</w:t>
+      </w:r>
+      <w:r>
+        <w:rPr>
+          <w:rFonts w:ascii="Arial" w:hAnsi="Arial" w:eastAsia="Arial" w:cs="Arial"/>
+          <w:b/>
+          <w:i w:val="0"/>
+          <w:color w:val="000000"/>
+          <w:sz w:val="18"/>
+          <w:highlight w:val="lightGray"/>
+        </w:rPr>
+        <w:t>o</w:t>
+      </w:r>
+      <w:r>
+        <w:rPr>
+          <w:rFonts w:ascii="Arial" w:hAnsi="Arial" w:eastAsia="Arial" w:cs="Arial"/>
+          <w:b/>
+          <w:i w:val="0"/>
+          <w:color w:val="000000"/>
+          <w:sz w:val="18"/>
+          <w:highlight w:val="lightGray"/>
+        </w:rPr>
+        <w:t>v</w:t>
+      </w:r>
+      <w:r>
+        <w:rPr>
+          <w:rFonts w:ascii="Arial" w:hAnsi="Arial" w:eastAsia="Arial" w:cs="Arial"/>
+          <w:b/>
+          <w:i w:val="0"/>
+          <w:color w:val="000000"/>
+          <w:sz w:val="18"/>
+          <w:highlight w:val="lightGray"/>
+        </w:rPr>
+        <w:t>i</w:t>
+      </w:r>
+      <w:r>
+        <w:rPr>
+          <w:rFonts w:ascii="Arial" w:hAnsi="Arial" w:eastAsia="Arial" w:cs="Arial"/>
+          <w:b/>
+          <w:i w:val="0"/>
+          <w:color w:val="000000"/>
+          <w:sz w:val="18"/>
+          <w:highlight w:val="lightGray"/>
+        </w:rPr>
+        <w:t>d</w:t>
+      </w:r>
+      <w:r>
+        <w:rPr>
+          <w:rFonts w:ascii="Arial" w:hAnsi="Arial" w:eastAsia="Arial" w:cs="Arial"/>
+          <w:b/>
+          <w:i w:val="0"/>
+          <w:color w:val="000000"/>
+          <w:sz w:val="18"/>
+          <w:highlight w:val="lightGray"/>
+        </w:rPr>
+        <w:t>e</w:t>
+      </w:r>
+      <w:r>
+        <w:rPr>
+          <w:rFonts w:ascii="Arial" w:hAnsi="Arial" w:eastAsia="Arial" w:cs="Arial"/>
+          <w:b/>
+          <w:i w:val="0"/>
+          <w:color w:val="000000"/>
+          <w:sz w:val="18"/>
+          <w:highlight w:val="lightGray"/>
+        </w:rPr>
+        <w:t>d</w:t>
+      </w:r>
+      <w:r>
+        <w:rPr>
+          <w:rFonts w:ascii="Arial" w:hAnsi="Arial" w:eastAsia="Arial" w:cs="Arial"/>
+          <w:b/>
+          <w:i w:val="0"/>
+          <w:color w:val="000000"/>
+          <w:sz w:val="18"/>
+          <w:highlight w:val="lightGray"/>
+        </w:rPr>
+        <w:t xml:space="preserve"> </w:t>
+      </w:r>
+      <w:r>
+        <w:rPr>
+          <w:rFonts w:ascii="Arial" w:hAnsi="Arial" w:eastAsia="Arial" w:cs="Arial"/>
+          <w:b/>
+          <w:i w:val="0"/>
+          <w:color w:val="000000"/>
+          <w:sz w:val="18"/>
+          <w:highlight w:val="lightGray"/>
+        </w:rPr>
+        <w:t>b</w:t>
+      </w:r>
+      <w:r>
+        <w:rPr>
+          <w:rFonts w:ascii="Arial" w:hAnsi="Arial" w:eastAsia="Arial" w:cs="Arial"/>
+          <w:b/>
+          <w:i w:val="0"/>
+          <w:color w:val="000000"/>
+          <w:sz w:val="18"/>
+          <w:highlight w:val="lightGray"/>
+        </w:rPr>
+        <w:t>y</w:t>
+      </w:r>
+      <w:r>
+        <w:rPr>
+          <w:rFonts w:ascii="Arial" w:hAnsi="Arial" w:eastAsia="Arial" w:cs="Arial"/>
+          <w:b/>
+          <w:i w:val="0"/>
+          <w:color w:val="000000"/>
+          <w:sz w:val="18"/>
+          <w:highlight w:val="lightGray"/>
+        </w:rPr>
+        <w:t>:</w:t>
+      </w:r>
+      <w:r>
+        <w:rPr>
+          <w:rFonts w:ascii="Arial" w:hAnsi="Arial" w:eastAsia="Arial" w:cs="Arial"/>
+          <w:b/>
+          <w:i w:val="0"/>
+          <w:color w:val="000000"/>
+          <w:sz w:val="18"/>
+          <w:highlight w:val="lightGray"/>
+        </w:rPr>
+        <w:t xml:space="preserve"> </w:t>
+      </w:r>
+      <w:r>
+        <w:rPr>
+          <w:rFonts w:ascii="Arial" w:hAnsi="Arial" w:eastAsia="Arial" w:cs="Arial"/>
+          <w:b/>
+          <w:i w:val="0"/>
+          <w:color w:val="000000"/>
+          <w:sz w:val="18"/>
+          <w:highlight w:val="lightGray"/>
+        </w:rPr>
+        <w:t>[</w:t>
+      </w:r>
+      <w:r>
+        <w:rPr>
+          <w:rFonts w:ascii="Arial" w:hAnsi="Arial" w:eastAsia="Arial" w:cs="Arial"/>
+          <w:b/>
+          <w:i w:val="0"/>
+          <w:color w:val="000000"/>
+          <w:sz w:val="18"/>
+          <w:highlight w:val="lightGray"/>
+        </w:rPr>
+        <w:t>D</w:t>
+      </w:r>
+      <w:r>
+        <w:rPr>
+          <w:rFonts w:ascii="Arial" w:hAnsi="Arial" w:eastAsia="Arial" w:cs="Arial"/>
+          <w:b/>
+          <w:i w:val="0"/>
+          <w:color w:val="000000"/>
+          <w:sz w:val="18"/>
+          <w:highlight w:val="lightGray"/>
+        </w:rPr>
+        <w:t>a</w:t>
+      </w:r>
+      <w:r>
+        <w:rPr>
+          <w:rFonts w:ascii="Arial" w:hAnsi="Arial" w:eastAsia="Arial" w:cs="Arial"/>
+          <w:b/>
+          <w:i w:val="0"/>
+          <w:color w:val="000000"/>
+          <w:sz w:val="18"/>
+          <w:highlight w:val="lightGray"/>
+        </w:rPr>
+        <w:t>t</w:t>
+      </w:r>
+      <w:r>
+        <w:rPr>
+          <w:rFonts w:ascii="Arial" w:hAnsi="Arial" w:eastAsia="Arial" w:cs="Arial"/>
+          <w:b/>
+          <w:i w:val="0"/>
+          <w:color w:val="000000"/>
+          <w:sz w:val="18"/>
+          <w:highlight w:val="lightGray"/>
+        </w:rPr>
+        <w:t>a</w:t>
+      </w:r>
+      <w:r>
+        <w:rPr>
+          <w:rFonts w:ascii="Arial" w:hAnsi="Arial" w:eastAsia="Arial" w:cs="Arial"/>
+          <w:b/>
+          <w:i w:val="0"/>
+          <w:color w:val="000000"/>
+          <w:sz w:val="18"/>
+          <w:highlight w:val="lightGray"/>
+        </w:rPr>
+        <w:t xml:space="preserve"> </w:t>
+      </w:r>
+      <w:r>
+        <w:rPr>
+          <w:rFonts w:ascii="Arial" w:hAnsi="Arial" w:eastAsia="Arial" w:cs="Arial"/>
+          <w:b/>
+          <w:i w:val="0"/>
+          <w:color w:val="000000"/>
+          <w:sz w:val="18"/>
+          <w:highlight w:val="lightGray"/>
+        </w:rPr>
+        <w:t>P</w:t>
+      </w:r>
+      <w:r>
+        <w:rPr>
+          <w:rFonts w:ascii="Arial" w:hAnsi="Arial" w:eastAsia="Arial" w:cs="Arial"/>
+          <w:b/>
+          <w:i w:val="0"/>
+          <w:color w:val="000000"/>
+          <w:sz w:val="18"/>
+          <w:highlight w:val="lightGray"/>
+        </w:rPr>
+        <w:t>a</w:t>
+      </w:r>
+      <w:r>
+        <w:rPr>
+          <w:rFonts w:ascii="Arial" w:hAnsi="Arial" w:eastAsia="Arial" w:cs="Arial"/>
+          <w:b/>
+          <w:i w:val="0"/>
+          <w:color w:val="000000"/>
+          <w:sz w:val="18"/>
+          <w:highlight w:val="lightGray"/>
+        </w:rPr>
+        <w:t>t</w:t>
+      </w:r>
+      <w:r>
+        <w:rPr>
+          <w:rFonts w:ascii="Arial" w:hAnsi="Arial" w:eastAsia="Arial" w:cs="Arial"/>
+          <w:b/>
+          <w:i w:val="0"/>
+          <w:color w:val="000000"/>
+          <w:sz w:val="18"/>
+          <w:highlight w:val="lightGray"/>
+        </w:rPr>
+        <w:t>h</w:t>
+      </w:r>
+      <w:r>
+        <w:rPr>
+          <w:rFonts w:ascii="Arial" w:hAnsi="Arial" w:eastAsia="Arial" w:cs="Arial"/>
+          <w:b w:val="0"/>
+          <w:i w:val="0"/>
+          <w:color w:val="000000"/>
+          <w:sz w:val="18"/>
+          <w:highlight w:val="lightGray"/>
+        </w:rPr>
+        <w:t>:</w:t>
+      </w:r>
+      <w:r>
+        <w:rPr>
+          <w:rFonts w:ascii="Arial" w:hAnsi="Arial" w:eastAsia="Arial" w:cs="Arial"/>
+          <w:b w:val="0"/>
+          <w:i w:val="0"/>
+          <w:color w:val="000000"/>
+          <w:sz w:val="18"/>
+          <w:highlight w:val="lightGray"/>
+        </w:rPr>
+        <w:t xml:space="preserve"> </w:t>
+      </w:r>
+      <w:r>
+        <w:rPr>
+          <w:rFonts w:ascii="Arial" w:hAnsi="Arial" w:eastAsia="Arial" w:cs="Arial"/>
+          <w:b w:val="0"/>
+          <w:i w:val="0"/>
+          <w:color w:val="000000"/>
+          <w:sz w:val="18"/>
+          <w:highlight w:val="lightGray"/>
+        </w:rPr>
+        <w:t>P</w:t>
+      </w:r>
+      <w:r>
+        <w:rPr>
+          <w:rFonts w:ascii="Arial" w:hAnsi="Arial" w:eastAsia="Arial" w:cs="Arial"/>
+          <w:b w:val="0"/>
+          <w:i w:val="0"/>
+          <w:color w:val="000000"/>
+          <w:sz w:val="18"/>
+          <w:highlight w:val="lightGray"/>
+        </w:rPr>
+        <w:t>e</w:t>
+      </w:r>
+      <w:r>
+        <w:rPr>
+          <w:rFonts w:ascii="Arial" w:hAnsi="Arial" w:eastAsia="Arial" w:cs="Arial"/>
+          <w:b w:val="0"/>
+          <w:i w:val="0"/>
+          <w:color w:val="000000"/>
+          <w:sz w:val="18"/>
+          <w:highlight w:val="lightGray"/>
+        </w:rPr>
+        <w:t>r</w:t>
+      </w:r>
+      <w:r>
+        <w:rPr>
+          <w:rFonts w:ascii="Arial" w:hAnsi="Arial" w:eastAsia="Arial" w:cs="Arial"/>
+          <w:b w:val="0"/>
+          <w:i w:val="0"/>
+          <w:color w:val="000000"/>
+          <w:sz w:val="18"/>
+          <w:highlight w:val="lightGray"/>
+        </w:rPr>
+        <w:t>s</w:t>
+      </w:r>
+      <w:r>
+        <w:rPr>
+          <w:rFonts w:ascii="Arial" w:hAnsi="Arial" w:eastAsia="Arial" w:cs="Arial"/>
+          <w:b w:val="0"/>
+          <w:i w:val="0"/>
+          <w:color w:val="000000"/>
+          <w:sz w:val="18"/>
+          <w:highlight w:val="lightGray"/>
+        </w:rPr>
+        <w:t>o</w:t>
+      </w:r>
+      <w:r>
+        <w:rPr>
+          <w:rFonts w:ascii="Arial" w:hAnsi="Arial" w:eastAsia="Arial" w:cs="Arial"/>
+          <w:b w:val="0"/>
+          <w:i w:val="0"/>
+          <w:color w:val="000000"/>
+          <w:sz w:val="18"/>
+          <w:highlight w:val="lightGray"/>
+        </w:rPr>
+        <w:t>n</w:t>
+      </w:r>
+      <w:r>
+        <w:rPr>
+          <w:rFonts w:ascii="Arial" w:hAnsi="Arial" w:eastAsia="Arial" w:cs="Arial"/>
+          <w:b w:val="0"/>
+          <w:i w:val="0"/>
+          <w:color w:val="000000"/>
+          <w:sz w:val="18"/>
+          <w:highlight w:val="lightGray"/>
+        </w:rPr>
+        <w:t>s</w:t>
+      </w:r>
+      <w:r>
+        <w:rPr>
+          <w:rFonts w:ascii="Arial" w:hAnsi="Arial" w:eastAsia="Arial" w:cs="Arial"/>
+          <w:b w:val="0"/>
+          <w:i w:val="0"/>
+          <w:color w:val="000000"/>
+          <w:sz w:val="18"/>
+          <w:highlight w:val="lightGray"/>
+        </w:rPr>
+        <w:t xml:space="preserve"> </w:t>
+      </w:r>
+      <w:r>
+        <w:rPr>
+          <w:rFonts w:ascii="Arial" w:hAnsi="Arial" w:eastAsia="Arial" w:cs="Arial"/>
+          <w:b w:val="0"/>
+          <w:i w:val="0"/>
+          <w:color w:val="000000"/>
+          <w:sz w:val="18"/>
+          <w:highlight w:val="lightGray"/>
+        </w:rPr>
+        <w:t>T</w:t>
+      </w:r>
+      <w:r>
+        <w:rPr>
+          <w:rFonts w:ascii="Arial" w:hAnsi="Arial" w:eastAsia="Arial" w:cs="Arial"/>
+          <w:b w:val="0"/>
+          <w:i w:val="0"/>
+          <w:color w:val="000000"/>
+          <w:sz w:val="18"/>
+          <w:highlight w:val="lightGray"/>
+        </w:rPr>
+        <w:t>a</w:t>
+      </w:r>
+      <w:r>
+        <w:rPr>
+          <w:rFonts w:ascii="Arial" w:hAnsi="Arial" w:eastAsia="Arial" w:cs="Arial"/>
+          <w:b w:val="0"/>
+          <w:i w:val="0"/>
+          <w:color w:val="000000"/>
+          <w:sz w:val="18"/>
+          <w:highlight w:val="lightGray"/>
+        </w:rPr>
+        <w:t>b</w:t>
+      </w:r>
+      <w:r>
+        <w:rPr>
+          <w:rFonts w:ascii="Arial" w:hAnsi="Arial" w:eastAsia="Arial" w:cs="Arial"/>
+          <w:b w:val="0"/>
+          <w:i w:val="0"/>
+          <w:color w:val="000000"/>
+          <w:sz w:val="18"/>
+          <w:highlight w:val="lightGray"/>
+        </w:rPr>
+        <w:t>l</w:t>
+      </w:r>
+      <w:r>
+        <w:rPr>
+          <w:rFonts w:ascii="Arial" w:hAnsi="Arial" w:eastAsia="Arial" w:cs="Arial"/>
+          <w:b w:val="0"/>
+          <w:i w:val="0"/>
+          <w:color w:val="000000"/>
+          <w:sz w:val="18"/>
+          <w:highlight w:val="lightGray"/>
+        </w:rPr>
+        <w:t>e</w:t>
+      </w:r>
+      <w:r>
+        <w:rPr>
+          <w:rFonts w:ascii="Arial" w:hAnsi="Arial" w:eastAsia="Arial" w:cs="Arial"/>
+          <w:b w:val="0"/>
+          <w:i w:val="0"/>
+          <w:color w:val="000000"/>
+          <w:sz w:val="18"/>
+          <w:highlight w:val="lightGray"/>
+        </w:rPr>
+        <w:t xml:space="preserve"> </w:t>
+      </w:r>
+      <w:r>
+        <w:rPr>
+          <w:rFonts w:ascii="Arial" w:hAnsi="Arial" w:eastAsia="Arial" w:cs="Arial"/>
+          <w:b w:val="0"/>
+          <w:i w:val="0"/>
+          <w:color w:val="000000"/>
+          <w:sz w:val="18"/>
+          <w:highlight w:val="lightGray"/>
+        </w:rPr>
+        <w:t>-</w:t>
+      </w:r>
+      <w:r>
+        <w:rPr>
+          <w:rFonts w:ascii="Arial" w:hAnsi="Arial" w:eastAsia="Arial" w:cs="Arial"/>
+          <w:b w:val="0"/>
+          <w:i w:val="0"/>
+          <w:color w:val="000000"/>
+          <w:sz w:val="18"/>
+          <w:highlight w:val="lightGray"/>
+        </w:rPr>
+        <w:t>&gt;</w:t>
+      </w:r>
+      <w:r>
+        <w:rPr>
+          <w:rFonts w:ascii="Arial" w:hAnsi="Arial" w:eastAsia="Arial" w:cs="Arial"/>
+          <w:b w:val="0"/>
+          <w:i w:val="0"/>
+          <w:color w:val="000000"/>
+          <w:sz w:val="18"/>
+          <w:highlight w:val="lightGray"/>
+        </w:rPr>
+        <w:t xml:space="preserve"> </w:t>
+      </w:r>
+      <w:r>
+        <w:rPr>
+          <w:rFonts w:ascii="Arial" w:hAnsi="Arial" w:eastAsia="Arial" w:cs="Arial"/>
+          <w:b w:val="0"/>
+          <w:i w:val="0"/>
+          <w:color w:val="000000"/>
+          <w:sz w:val="18"/>
+          <w:highlight w:val="lightGray"/>
+        </w:rPr>
+        <w:t>I</w:t>
+      </w:r>
+      <w:r>
+        <w:rPr>
+          <w:rFonts w:ascii="Arial" w:hAnsi="Arial" w:eastAsia="Arial" w:cs="Arial"/>
+          <w:b w:val="0"/>
+          <w:i w:val="0"/>
+          <w:color w:val="000000"/>
+          <w:sz w:val="18"/>
+          <w:highlight w:val="lightGray"/>
+        </w:rPr>
+        <w:t>D</w:t>
+      </w:r>
+      <w:r>
+        <w:rPr>
+          <w:rFonts w:ascii="Arial" w:hAnsi="Arial" w:eastAsia="Arial" w:cs="Arial"/>
+          <w:b w:val="0"/>
+          <w:i w:val="0"/>
+          <w:color w:val="000000"/>
+          <w:sz w:val="18"/>
+          <w:highlight w:val="lightGray"/>
+        </w:rPr>
+        <w:t xml:space="preserve"> </w:t>
+      </w:r>
+      <w:r>
+        <w:rPr>
+          <w:rFonts w:ascii="Arial" w:hAnsi="Arial" w:eastAsia="Arial" w:cs="Arial"/>
+          <w:b w:val="0"/>
+          <w:i w:val="0"/>
+          <w:color w:val="000000"/>
+          <w:sz w:val="18"/>
+          <w:highlight w:val="lightGray"/>
+        </w:rPr>
+        <w:t>C</w:t>
+      </w:r>
+      <w:r>
+        <w:rPr>
+          <w:rFonts w:ascii="Arial" w:hAnsi="Arial" w:eastAsia="Arial" w:cs="Arial"/>
+          <w:b w:val="0"/>
+          <w:i w:val="0"/>
+          <w:color w:val="000000"/>
+          <w:sz w:val="18"/>
+          <w:highlight w:val="lightGray"/>
+        </w:rPr>
+        <w:t>o</w:t>
+      </w:r>
+      <w:r>
+        <w:rPr>
+          <w:rFonts w:ascii="Arial" w:hAnsi="Arial" w:eastAsia="Arial" w:cs="Arial"/>
+          <w:b w:val="0"/>
+          <w:i w:val="0"/>
+          <w:color w:val="000000"/>
+          <w:sz w:val="18"/>
+          <w:highlight w:val="lightGray"/>
+        </w:rPr>
+        <w:t>l</w:t>
+      </w:r>
+      <w:r>
+        <w:rPr>
+          <w:rFonts w:ascii="Arial" w:hAnsi="Arial" w:eastAsia="Arial" w:cs="Arial"/>
+          <w:b w:val="0"/>
+          <w:i w:val="0"/>
+          <w:color w:val="000000"/>
+          <w:sz w:val="18"/>
+          <w:highlight w:val="lightGray"/>
+        </w:rPr>
+        <w:t>u</w:t>
+      </w:r>
+      <w:r>
+        <w:rPr>
+          <w:rFonts w:ascii="Arial" w:hAnsi="Arial" w:eastAsia="Arial" w:cs="Arial"/>
+          <w:b w:val="0"/>
+          <w:i w:val="0"/>
+          <w:color w:val="000000"/>
+          <w:sz w:val="18"/>
+          <w:highlight w:val="lightGray"/>
+        </w:rPr>
+        <w:t>m</w:t>
+      </w:r>
+      <w:r>
+        <w:rPr>
+          <w:rFonts w:ascii="Arial" w:hAnsi="Arial" w:eastAsia="Arial" w:cs="Arial"/>
+          <w:b w:val="0"/>
+          <w:i w:val="0"/>
+          <w:color w:val="000000"/>
+          <w:sz w:val="18"/>
+          <w:highlight w:val="lightGray"/>
+        </w:rPr>
+        <w:t>n</w:t>
+      </w:r>
+      <w:r>
+        <w:rPr>
+          <w:rFonts w:ascii="Arial" w:hAnsi="Arial" w:eastAsia="Arial" w:cs="Arial"/>
+          <w:b w:val="0"/>
+          <w:i w:val="0"/>
+          <w:color w:val="000000"/>
+          <w:sz w:val="18"/>
+          <w:highlight w:val="lightGray"/>
+        </w:rPr>
+        <w:t>:</w:t>
+      </w:r>
+      <w:r>
+        <w:rPr>
+          <w:rFonts w:ascii="Arial" w:hAnsi="Arial" w:eastAsia="Arial" w:cs="Arial"/>
+          <w:b w:val="0"/>
+          <w:i w:val="0"/>
+          <w:color w:val="000000"/>
+          <w:sz w:val="18"/>
+          <w:highlight w:val="lightGray"/>
+        </w:rPr>
+        <w:t xml:space="preserve"> </w:t>
+      </w:r>
+      <w:r>
+        <w:rPr>
+          <w:rFonts w:ascii="Arial" w:hAnsi="Arial" w:eastAsia="Arial" w:cs="Arial"/>
+          <w:b w:val="0"/>
+          <w:i w:val="0"/>
+          <w:color w:val="000000"/>
+          <w:sz w:val="18"/>
+          <w:highlight w:val="lightGray"/>
+        </w:rPr>
+        <w:t>1</w:t>
+      </w:r>
+      <w:r>
+        <w:rPr>
+          <w:rFonts w:ascii="Arial" w:hAnsi="Arial" w:eastAsia="Arial" w:cs="Arial"/>
+          <w:b w:val="0"/>
+          <w:i w:val="0"/>
+          <w:color w:val="000000"/>
+          <w:sz w:val="18"/>
+          <w:highlight w:val="lightGray"/>
+        </w:rPr>
+        <w:t>,</w:t>
+      </w:r>
+      <w:r>
+        <w:rPr>
+          <w:rFonts w:ascii="Arial" w:hAnsi="Arial" w:eastAsia="Arial" w:cs="Arial"/>
+          <w:b w:val="0"/>
+          <w:i w:val="0"/>
+          <w:color w:val="000000"/>
+          <w:sz w:val="18"/>
+          <w:highlight w:val="lightGray"/>
+        </w:rPr>
+        <w:t xml:space="preserve"> </w:t>
+      </w:r>
+      <w:r>
+        <w:rPr>
+          <w:rFonts w:ascii="Arial" w:hAnsi="Arial" w:eastAsia="Arial" w:cs="Arial"/>
+          <w:b w:val="0"/>
+          <w:i w:val="0"/>
+          <w:color w:val="000000"/>
+          <w:sz w:val="18"/>
+          <w:highlight w:val="lightGray"/>
+        </w:rPr>
+        <w:t>N</w:t>
+      </w:r>
+      <w:r>
+        <w:rPr>
+          <w:rFonts w:ascii="Arial" w:hAnsi="Arial" w:eastAsia="Arial" w:cs="Arial"/>
+          <w:b w:val="0"/>
+          <w:i w:val="0"/>
+          <w:color w:val="000000"/>
+          <w:sz w:val="18"/>
+          <w:highlight w:val="lightGray"/>
+        </w:rPr>
+        <w:t>a</w:t>
+      </w:r>
+      <w:r>
+        <w:rPr>
+          <w:rFonts w:ascii="Arial" w:hAnsi="Arial" w:eastAsia="Arial" w:cs="Arial"/>
+          <w:b w:val="0"/>
+          <w:i w:val="0"/>
+          <w:color w:val="000000"/>
+          <w:sz w:val="18"/>
+          <w:highlight w:val="lightGray"/>
+        </w:rPr>
+        <w:t>m</w:t>
+      </w:r>
+      <w:r>
+        <w:rPr>
+          <w:rFonts w:ascii="Arial" w:hAnsi="Arial" w:eastAsia="Arial" w:cs="Arial"/>
+          <w:b w:val="0"/>
+          <w:i w:val="0"/>
+          <w:color w:val="000000"/>
+          <w:sz w:val="18"/>
+          <w:highlight w:val="lightGray"/>
+        </w:rPr>
+        <w:t>e</w:t>
+      </w:r>
+      <w:r>
+        <w:rPr>
+          <w:rFonts w:ascii="Arial" w:hAnsi="Arial" w:eastAsia="Arial" w:cs="Arial"/>
+          <w:b w:val="0"/>
+          <w:i w:val="0"/>
+          <w:color w:val="000000"/>
+          <w:sz w:val="18"/>
+          <w:highlight w:val="lightGray"/>
+        </w:rPr>
+        <w:t>_</w:t>
+      </w:r>
+      <w:r>
+        <w:rPr>
+          <w:rFonts w:ascii="Arial" w:hAnsi="Arial" w:eastAsia="Arial" w:cs="Arial"/>
+          <w:b w:val="0"/>
+          <w:i w:val="0"/>
+          <w:color w:val="000000"/>
+          <w:sz w:val="18"/>
+          <w:highlight w:val="lightGray"/>
+        </w:rPr>
+        <w:t>E</w:t>
+      </w:r>
+      <w:r>
+        <w:rPr>
+          <w:rFonts w:ascii="Arial" w:hAnsi="Arial" w:eastAsia="Arial" w:cs="Arial"/>
+          <w:b w:val="0"/>
+          <w:i w:val="0"/>
+          <w:color w:val="000000"/>
+          <w:sz w:val="18"/>
+          <w:highlight w:val="lightGray"/>
+        </w:rPr>
+        <w:t>n</w:t>
+      </w:r>
+      <w:r>
+        <w:rPr>
+          <w:rFonts w:ascii="Arial" w:hAnsi="Arial" w:eastAsia="Arial" w:cs="Arial"/>
+          <w:b w:val="0"/>
+          <w:i w:val="0"/>
+          <w:color w:val="000000"/>
+          <w:sz w:val="18"/>
+          <w:highlight w:val="lightGray"/>
+        </w:rPr>
+        <w:t xml:space="preserve"> </w:t>
+      </w:r>
+      <w:r>
+        <w:rPr>
+          <w:rFonts w:ascii="Arial" w:hAnsi="Arial" w:eastAsia="Arial" w:cs="Arial"/>
+          <w:b w:val="0"/>
+          <w:i w:val="0"/>
+          <w:color w:val="000000"/>
+          <w:sz w:val="18"/>
+          <w:highlight w:val="lightGray"/>
+        </w:rPr>
+        <w:t>C</w:t>
+      </w:r>
+      <w:r>
+        <w:rPr>
+          <w:rFonts w:ascii="Arial" w:hAnsi="Arial" w:eastAsia="Arial" w:cs="Arial"/>
+          <w:b w:val="0"/>
+          <w:i w:val="0"/>
+          <w:color w:val="000000"/>
+          <w:sz w:val="18"/>
+          <w:highlight w:val="lightGray"/>
+        </w:rPr>
+        <w:t>o</w:t>
+      </w:r>
+      <w:r>
+        <w:rPr>
+          <w:rFonts w:ascii="Arial" w:hAnsi="Arial" w:eastAsia="Arial" w:cs="Arial"/>
+          <w:b w:val="0"/>
+          <w:i w:val="0"/>
+          <w:color w:val="000000"/>
+          <w:sz w:val="18"/>
+          <w:highlight w:val="lightGray"/>
+        </w:rPr>
+        <w:t>l</w:t>
+      </w:r>
+      <w:r>
+        <w:rPr>
+          <w:rFonts w:ascii="Arial" w:hAnsi="Arial" w:eastAsia="Arial" w:cs="Arial"/>
+          <w:b w:val="0"/>
+          <w:i w:val="0"/>
+          <w:color w:val="000000"/>
+          <w:sz w:val="18"/>
+          <w:highlight w:val="lightGray"/>
+        </w:rPr>
+        <w:t>u</w:t>
+      </w:r>
+      <w:r>
+        <w:rPr>
+          <w:rFonts w:ascii="Arial" w:hAnsi="Arial" w:eastAsia="Arial" w:cs="Arial"/>
+          <w:b w:val="0"/>
+          <w:i w:val="0"/>
+          <w:color w:val="000000"/>
+          <w:sz w:val="18"/>
+          <w:highlight w:val="lightGray"/>
+        </w:rPr>
+        <w:t>m</w:t>
+      </w:r>
+      <w:r>
+        <w:rPr>
+          <w:rFonts w:ascii="Arial" w:hAnsi="Arial" w:eastAsia="Arial" w:cs="Arial"/>
+          <w:b w:val="0"/>
+          <w:i w:val="0"/>
+          <w:color w:val="000000"/>
+          <w:sz w:val="18"/>
+          <w:highlight w:val="lightGray"/>
+        </w:rPr>
+        <w:t>n</w:t>
+      </w:r>
+      <w:r>
+        <w:rPr>
+          <w:rFonts w:ascii="Arial" w:hAnsi="Arial" w:eastAsia="Arial" w:cs="Arial"/>
+          <w:b w:val="0"/>
+          <w:i w:val="0"/>
+          <w:color w:val="000000"/>
+          <w:sz w:val="18"/>
+          <w:highlight w:val="lightGray"/>
+        </w:rPr>
+        <w:t>:</w:t>
+      </w:r>
+      <w:r>
+        <w:rPr>
+          <w:rFonts w:ascii="Arial" w:hAnsi="Arial" w:eastAsia="Arial" w:cs="Arial"/>
+          <w:b w:val="0"/>
+          <w:i w:val="0"/>
+          <w:color w:val="000000"/>
+          <w:sz w:val="18"/>
+          <w:highlight w:val="lightGray"/>
+        </w:rPr>
+        <w:t xml:space="preserve"> </w:t>
+      </w:r>
+      <w:r>
+        <w:rPr>
+          <w:rFonts w:ascii="Arial" w:hAnsi="Arial" w:eastAsia="Arial" w:cs="Arial"/>
+          <w:b w:val="0"/>
+          <w:i w:val="0"/>
+          <w:color w:val="000000"/>
+          <w:sz w:val="18"/>
+          <w:highlight w:val="lightGray"/>
+        </w:rPr>
+        <w:t>M</w:t>
+      </w:r>
+      <w:r>
+        <w:rPr>
+          <w:rFonts w:ascii="Arial" w:hAnsi="Arial" w:eastAsia="Arial" w:cs="Arial"/>
+          <w:b w:val="0"/>
+          <w:i w:val="0"/>
+          <w:color w:val="000000"/>
+          <w:sz w:val="18"/>
+          <w:highlight w:val="lightGray"/>
+        </w:rPr>
+        <w:t>o</w:t>
+      </w:r>
+      <w:r>
+        <w:rPr>
+          <w:rFonts w:ascii="Arial" w:hAnsi="Arial" w:eastAsia="Arial" w:cs="Arial"/>
+          <w:b w:val="0"/>
+          <w:i w:val="0"/>
+          <w:color w:val="000000"/>
+          <w:sz w:val="18"/>
+          <w:highlight w:val="lightGray"/>
+        </w:rPr>
+        <w:t>t</w:t>
+      </w:r>
+      <w:r>
+        <w:rPr>
+          <w:rFonts w:ascii="Arial" w:hAnsi="Arial" w:eastAsia="Arial" w:cs="Arial"/>
+          <w:b w:val="0"/>
+          <w:i w:val="0"/>
+          <w:color w:val="000000"/>
+          <w:sz w:val="18"/>
+          <w:highlight w:val="lightGray"/>
+        </w:rPr>
+        <w:t>a</w:t>
+      </w:r>
+      <w:r>
+        <w:rPr>
+          <w:rFonts w:ascii="Arial" w:hAnsi="Arial" w:eastAsia="Arial" w:cs="Arial"/>
+          <w:b w:val="0"/>
+          <w:i w:val="0"/>
+          <w:color w:val="000000"/>
+          <w:sz w:val="18"/>
+          <w:highlight w:val="lightGray"/>
+        </w:rPr>
+        <w:t>s</w:t>
+      </w:r>
+      <w:r>
+        <w:rPr>
+          <w:rFonts w:ascii="Arial" w:hAnsi="Arial" w:eastAsia="Arial" w:cs="Arial"/>
+          <w:b w:val="0"/>
+          <w:i w:val="0"/>
+          <w:color w:val="000000"/>
+          <w:sz w:val="18"/>
+          <w:highlight w:val="lightGray"/>
+        </w:rPr>
+        <w:t>e</w:t>
+      </w:r>
+      <w:r>
+        <w:rPr>
+          <w:rFonts w:ascii="Arial" w:hAnsi="Arial" w:eastAsia="Arial" w:cs="Arial"/>
+          <w:b w:val="0"/>
+          <w:i w:val="0"/>
+          <w:color w:val="000000"/>
+          <w:sz w:val="18"/>
+          <w:highlight w:val="lightGray"/>
+        </w:rPr>
+        <w:t>m</w:t>
+      </w:r>
+      <w:r>
+        <w:rPr>
+          <w:rFonts w:ascii="Arial" w:hAnsi="Arial" w:eastAsia="Arial" w:cs="Arial"/>
+          <w:b w:val="0"/>
+          <w:i w:val="0"/>
+          <w:color w:val="000000"/>
+          <w:sz w:val="18"/>
+          <w:highlight w:val="lightGray"/>
+        </w:rPr>
+        <w:t xml:space="preserve"> </w:t>
+      </w:r>
+      <w:r>
+        <w:rPr>
+          <w:rFonts w:ascii="Arial" w:hAnsi="Arial" w:eastAsia="Arial" w:cs="Arial"/>
+          <w:b w:val="0"/>
+          <w:i w:val="0"/>
+          <w:color w:val="000000"/>
+          <w:sz w:val="18"/>
+          <w:highlight w:val="lightGray"/>
+        </w:rPr>
+        <w:t>E</w:t>
+      </w:r>
+      <w:r>
+        <w:rPr>
+          <w:rFonts w:ascii="Arial" w:hAnsi="Arial" w:eastAsia="Arial" w:cs="Arial"/>
+          <w:b w:val="0"/>
+          <w:i w:val="0"/>
+          <w:color w:val="000000"/>
+          <w:sz w:val="18"/>
+          <w:highlight w:val="lightGray"/>
+        </w:rPr>
+        <w:t>s</w:t>
+      </w:r>
+      <w:r>
+        <w:rPr>
+          <w:rFonts w:ascii="Arial" w:hAnsi="Arial" w:eastAsia="Arial" w:cs="Arial"/>
+          <w:b w:val="0"/>
+          <w:i w:val="0"/>
+          <w:color w:val="000000"/>
+          <w:sz w:val="18"/>
+          <w:highlight w:val="lightGray"/>
+        </w:rPr>
+        <w:t>s</w:t>
+      </w:r>
+      <w:r>
+        <w:rPr>
+          <w:rFonts w:ascii="Arial" w:hAnsi="Arial" w:eastAsia="Arial" w:cs="Arial"/>
+          <w:b w:val="0"/>
+          <w:i w:val="0"/>
+          <w:color w:val="000000"/>
+          <w:sz w:val="18"/>
+          <w:highlight w:val="lightGray"/>
+        </w:rPr>
+        <w:t>a</w:t>
+      </w:r>
+      <w:r>
+        <w:rPr>
+          <w:rFonts w:ascii="Arial" w:hAnsi="Arial" w:eastAsia="Arial" w:cs="Arial"/>
+          <w:b w:val="0"/>
+          <w:i w:val="0"/>
+          <w:color w:val="000000"/>
+          <w:sz w:val="18"/>
+          <w:highlight w:val="lightGray"/>
+        </w:rPr>
+        <w:t>m</w:t>
+      </w:r>
+      <w:r>
+        <w:rPr>
+          <w:rFonts w:ascii="Arial" w:hAnsi="Arial" w:eastAsia="Arial" w:cs="Arial"/>
+          <w:b w:val="0"/>
+          <w:i w:val="0"/>
+          <w:color w:val="000000"/>
+          <w:sz w:val="18"/>
+          <w:highlight w:val="lightGray"/>
+        </w:rPr>
+        <w:t>]</w:t>
+      </w:r>
+      <w:r>
+        <w:rPr>
+          <w:rFonts w:ascii="Arial" w:hAnsi="Arial" w:eastAsia="Arial" w:cs="Arial"/>
+          <w:b w:val="0"/>
+          <w:i w:val="0"/>
+          <w:color w:val="000000"/>
+          <w:sz w:val="18"/>
+          <w:highlight w:val="lightGray"/>
+        </w:rPr>
+        <w:t xml:space="preserve"> </w:t>
+      </w:r>
+      <w:r>
+        <w:rPr>
+          <w:rFonts w:ascii="Arial" w:hAnsi="Arial" w:eastAsia="Arial" w:cs="Arial"/>
+          <w:b w:val="0"/>
+          <w:i w:val="0"/>
+          <w:color w:val="000000"/>
+          <w:sz w:val="18"/>
+          <w:highlight w:val="lightGray"/>
+        </w:rPr>
+        <w:t>-</w:t>
+      </w:r>
+      <w:r>
+        <w:rPr>
+          <w:rFonts w:ascii="Arial" w:hAnsi="Arial" w:eastAsia="Arial" w:cs="Arial"/>
+          <w:b w:val="0"/>
+          <w:i w:val="0"/>
+          <w:color w:val="000000"/>
+          <w:sz w:val="18"/>
+          <w:highlight w:val="lightGray"/>
+        </w:rPr>
+        <w:t>&gt;</w:t>
+      </w:r>
+      <w:r>
+        <w:rPr>
+          <w:rFonts w:ascii="Arial" w:hAnsi="Arial" w:eastAsia="Arial" w:cs="Arial"/>
+          <w:b w:val="0"/>
+          <w:i w:val="0"/>
+          <w:color w:val="000000"/>
+          <w:sz w:val="18"/>
+          <w:highlight w:val="lightGray"/>
+        </w:rPr>
+        <w:t xml:space="preserve"> </w:t>
+      </w:r>
+      <w:r>
+        <w:rPr>
+          <w:rFonts w:ascii="Arial" w:hAnsi="Arial" w:eastAsia="Arial" w:cs="Arial"/>
+          <w:b/>
+          <w:i w:val="0"/>
+          <w:color w:val="000000"/>
+          <w:sz w:val="18"/>
+          <w:highlight w:val="lightGray"/>
+        </w:rPr>
+        <w:t>F</w:t>
+      </w:r>
+      <w:r>
+        <w:rPr>
+          <w:rFonts w:ascii="Arial" w:hAnsi="Arial" w:eastAsia="Arial" w:cs="Arial"/>
+          <w:b/>
+          <w:i w:val="0"/>
+          <w:color w:val="000000"/>
+          <w:sz w:val="18"/>
+          <w:highlight w:val="lightGray"/>
+        </w:rPr>
+        <w:t>r</w:t>
+      </w:r>
+      <w:r>
+        <w:rPr>
+          <w:rFonts w:ascii="Arial" w:hAnsi="Arial" w:eastAsia="Arial" w:cs="Arial"/>
+          <w:b/>
+          <w:i w:val="0"/>
+          <w:color w:val="000000"/>
+          <w:sz w:val="18"/>
+          <w:highlight w:val="lightGray"/>
+        </w:rPr>
+        <w:t>o</w:t>
+      </w:r>
+      <w:r>
+        <w:rPr>
+          <w:rFonts w:ascii="Arial" w:hAnsi="Arial" w:eastAsia="Arial" w:cs="Arial"/>
+          <w:b/>
+          <w:i w:val="0"/>
+          <w:color w:val="000000"/>
+          <w:sz w:val="18"/>
+          <w:highlight w:val="lightGray"/>
+        </w:rPr>
+        <w:t>m</w:t>
+      </w:r>
+      <w:r>
+        <w:rPr>
+          <w:rFonts w:ascii="Arial" w:hAnsi="Arial" w:eastAsia="Arial" w:cs="Arial"/>
+          <w:b/>
+          <w:i w:val="0"/>
+          <w:color w:val="000000"/>
+          <w:sz w:val="18"/>
+          <w:highlight w:val="lightGray"/>
+        </w:rPr>
+        <w:t>:</w:t>
+      </w:r>
+      <w:r>
+        <w:rPr>
+          <w:rFonts w:ascii="Arial" w:hAnsi="Arial" w:eastAsia="Arial" w:cs="Arial"/>
+          <w:b w:val="0"/>
+          <w:i w:val="0"/>
+          <w:color w:val="000000"/>
+          <w:sz w:val="18"/>
+          <w:highlight w:val="lightGray"/>
+        </w:rPr>
+        <w:t xml:space="preserve"> </w:t>
+      </w:r>
+      <w:r>
+        <w:rPr>
+          <w:rFonts w:ascii="Arial" w:hAnsi="Arial" w:eastAsia="Arial" w:cs="Arial"/>
+          <w:b w:val="0"/>
+          <w:i w:val="0"/>
+          <w:color w:val="000000"/>
+          <w:sz w:val="18"/>
+          <w:highlight w:val="lightGray"/>
+        </w:rPr>
+        <w:t>[</w:t>
+      </w:r>
+      <w:r>
+        <w:rPr>
+          <w:rFonts w:ascii="Arial" w:hAnsi="Arial" w:eastAsia="Arial" w:cs="Arial"/>
+          <w:b w:val="0"/>
+          <w:i w:val="0"/>
+          <w:color w:val="000000"/>
+          <w:sz w:val="18"/>
+          <w:highlight w:val="lightGray"/>
+        </w:rPr>
+        <w:t>C</w:t>
+      </w:r>
+      <w:r>
+        <w:rPr>
+          <w:rFonts w:ascii="Arial" w:hAnsi="Arial" w:eastAsia="Arial" w:cs="Arial"/>
+          <w:b w:val="0"/>
+          <w:i w:val="0"/>
+          <w:color w:val="000000"/>
+          <w:sz w:val="18"/>
+          <w:highlight w:val="lightGray"/>
+        </w:rPr>
+        <w:t>h</w:t>
+      </w:r>
+      <w:r>
+        <w:rPr>
+          <w:rFonts w:ascii="Arial" w:hAnsi="Arial" w:eastAsia="Arial" w:cs="Arial"/>
+          <w:b w:val="0"/>
+          <w:i w:val="0"/>
+          <w:color w:val="000000"/>
+          <w:sz w:val="18"/>
+          <w:highlight w:val="lightGray"/>
+        </w:rPr>
+        <w:t>a</w:t>
+      </w:r>
+      <w:r>
+        <w:rPr>
+          <w:rFonts w:ascii="Arial" w:hAnsi="Arial" w:eastAsia="Arial" w:cs="Arial"/>
+          <w:b w:val="0"/>
+          <w:i w:val="0"/>
+          <w:color w:val="000000"/>
+          <w:sz w:val="18"/>
+          <w:highlight w:val="lightGray"/>
+        </w:rPr>
+        <w:t>t</w:t>
+      </w:r>
+      <w:r>
+        <w:rPr>
+          <w:rFonts w:ascii="Arial" w:hAnsi="Arial" w:eastAsia="Arial" w:cs="Arial"/>
+          <w:b w:val="0"/>
+          <w:i w:val="0"/>
+          <w:color w:val="000000"/>
+          <w:sz w:val="18"/>
+          <w:highlight w:val="lightGray"/>
+        </w:rPr>
+        <w:t>G</w:t>
+      </w:r>
+      <w:r>
+        <w:rPr>
+          <w:rFonts w:ascii="Arial" w:hAnsi="Arial" w:eastAsia="Arial" w:cs="Arial"/>
+          <w:b w:val="0"/>
+          <w:i w:val="0"/>
+          <w:color w:val="000000"/>
+          <w:sz w:val="18"/>
+          <w:highlight w:val="lightGray"/>
+        </w:rPr>
+        <w:t>P</w:t>
+      </w:r>
+      <w:r>
+        <w:rPr>
+          <w:rFonts w:ascii="Arial" w:hAnsi="Arial" w:eastAsia="Arial" w:cs="Arial"/>
+          <w:b w:val="0"/>
+          <w:i w:val="0"/>
+          <w:color w:val="000000"/>
+          <w:sz w:val="18"/>
+          <w:highlight w:val="lightGray"/>
+        </w:rPr>
+        <w:t>T</w:t>
+      </w:r>
+      <w:r>
+        <w:rPr>
+          <w:rFonts w:ascii="Arial" w:hAnsi="Arial" w:eastAsia="Arial" w:cs="Arial"/>
+          <w:b w:val="0"/>
+          <w:i w:val="0"/>
+          <w:color w:val="000000"/>
+          <w:sz w:val="18"/>
+          <w:highlight w:val="lightGray"/>
+        </w:rPr>
+        <w:t>]</w:t>
+      </w:r>
+      <w:r>
+        <w:rPr>
+          <w:rFonts w:ascii="Arial" w:hAnsi="Arial" w:eastAsia="Arial" w:cs="Arial"/>
+          <w:b w:val="0"/>
+          <w:i w:val="0"/>
+          <w:color w:val="000000"/>
+          <w:sz w:val="18"/>
+          <w:highlight w:val="lightGray"/>
+        </w:rPr>
+        <w:t xml:space="preserve"> </w:t>
+      </w:r>
+      <w:r>
+        <w:rPr>
+          <w:rFonts w:ascii="Arial" w:hAnsi="Arial" w:eastAsia="Arial" w:cs="Arial"/>
+          <w:b/>
+          <w:i w:val="0"/>
+          <w:color w:val="000000"/>
+          <w:sz w:val="18"/>
+          <w:highlight w:val="lightGray"/>
+        </w:rPr>
+        <w:t>o</w:t>
+      </w:r>
+      <w:r>
+        <w:rPr>
+          <w:rFonts w:ascii="Arial" w:hAnsi="Arial" w:eastAsia="Arial" w:cs="Arial"/>
+          <w:b/>
+          <w:i w:val="0"/>
+          <w:color w:val="000000"/>
+          <w:sz w:val="18"/>
+          <w:highlight w:val="lightGray"/>
+        </w:rPr>
+        <w:t>n</w:t>
+      </w:r>
+      <w:r>
+        <w:rPr>
+          <w:rFonts w:ascii="Arial" w:hAnsi="Arial" w:eastAsia="Arial" w:cs="Arial"/>
+          <w:b/>
+          <w:i w:val="0"/>
+          <w:color w:val="000000"/>
+          <w:sz w:val="18"/>
+          <w:highlight w:val="lightGray"/>
+        </w:rPr>
+        <w:t xml:space="preserve"> </w:t>
+      </w:r>
+      <w:r>
+        <w:rPr>
+          <w:rFonts w:ascii="Arial" w:hAnsi="Arial" w:eastAsia="Arial" w:cs="Arial"/>
+          <w:b w:val="0"/>
+          <w:i w:val="0"/>
+          <w:color w:val="000000"/>
+          <w:sz w:val="18"/>
+          <w:highlight w:val="lightGray"/>
+        </w:rPr>
+        <w:t>[</w:t>
+      </w:r>
+      <w:r>
+        <w:rPr>
+          <w:rFonts w:ascii="Arial" w:hAnsi="Arial" w:eastAsia="Arial" w:cs="Arial"/>
+          <w:b w:val="0"/>
+          <w:i w:val="0"/>
+          <w:color w:val="000000"/>
+          <w:sz w:val="18"/>
+          <w:highlight w:val="lightGray"/>
+        </w:rPr>
+        <w:t>8</w:t>
+      </w:r>
+      <w:r>
+        <w:rPr>
+          <w:rFonts w:ascii="Arial" w:hAnsi="Arial" w:eastAsia="Arial" w:cs="Arial"/>
+          <w:b w:val="0"/>
+          <w:i w:val="0"/>
+          <w:color w:val="000000"/>
+          <w:sz w:val="18"/>
+          <w:highlight w:val="lightGray"/>
+        </w:rPr>
+        <w:t>/</w:t>
+      </w:r>
+      <w:r>
+        <w:rPr>
+          <w:rFonts w:ascii="Arial" w:hAnsi="Arial" w:eastAsia="Arial" w:cs="Arial"/>
+          <w:b w:val="0"/>
+          <w:i w:val="0"/>
+          <w:color w:val="000000"/>
+          <w:sz w:val="18"/>
+          <w:highlight w:val="lightGray"/>
+        </w:rPr>
+        <w:t>7</w:t>
+      </w:r>
+      <w:r>
+        <w:rPr>
+          <w:rFonts w:ascii="Arial" w:hAnsi="Arial" w:eastAsia="Arial" w:cs="Arial"/>
+          <w:b w:val="0"/>
+          <w:i w:val="0"/>
+          <w:color w:val="000000"/>
+          <w:sz w:val="18"/>
+          <w:highlight w:val="lightGray"/>
+        </w:rPr>
+        <w:t>/</w:t>
+      </w:r>
+      <w:r>
+        <w:rPr>
+          <w:rFonts w:ascii="Arial" w:hAnsi="Arial" w:eastAsia="Arial" w:cs="Arial"/>
+          <w:b w:val="0"/>
+          <w:i w:val="0"/>
+          <w:color w:val="000000"/>
+          <w:sz w:val="18"/>
+          <w:highlight w:val="lightGray"/>
+        </w:rPr>
+        <w:t>2</w:t>
+      </w:r>
+      <w:r>
+        <w:rPr>
+          <w:rFonts w:ascii="Arial" w:hAnsi="Arial" w:eastAsia="Arial" w:cs="Arial"/>
+          <w:b w:val="0"/>
+          <w:i w:val="0"/>
+          <w:color w:val="000000"/>
+          <w:sz w:val="18"/>
+          <w:highlight w:val="lightGray"/>
+        </w:rPr>
+        <w:t>0</w:t>
+      </w:r>
+      <w:r>
+        <w:rPr>
+          <w:rFonts w:ascii="Arial" w:hAnsi="Arial" w:eastAsia="Arial" w:cs="Arial"/>
+          <w:b w:val="0"/>
+          <w:i w:val="0"/>
+          <w:color w:val="000000"/>
+          <w:sz w:val="18"/>
+          <w:highlight w:val="lightGray"/>
+        </w:rPr>
+        <w:t>2</w:t>
+      </w:r>
+      <w:r>
+        <w:rPr>
+          <w:rFonts w:ascii="Arial" w:hAnsi="Arial" w:eastAsia="Arial" w:cs="Arial"/>
+          <w:b w:val="0"/>
+          <w:i w:val="0"/>
+          <w:color w:val="000000"/>
+          <w:sz w:val="18"/>
+          <w:highlight w:val="lightGray"/>
+        </w:rPr>
+        <w:t>5</w:t>
+      </w:r>
+      <w:r>
+        <w:rPr>
+          <w:rFonts w:ascii="Arial" w:hAnsi="Arial" w:eastAsia="Arial" w:cs="Arial"/>
+          <w:b w:val="0"/>
+          <w:i w:val="0"/>
+          <w:color w:val="000000"/>
+          <w:sz w:val="18"/>
+          <w:highlight w:val="lightGray"/>
+        </w:rPr>
+        <w:t>]</w:t>
       </w:r>
     </w:p>
     <w:p>
@@ -1672,78 +6067,1543 @@
       </w:pPr>
       <w:r>
         <w:rPr>
-          <w:rFonts w:ascii="Arial" w:eastAsia="Arial" w:hAnsi="Arial" w:cs="Arial"/>
-          <w:b/>
-          <w:color w:val="000000"/>
-          <w:sz w:val="18"/>
-          <w:highlight w:val="lightGray"/>
-        </w:rPr>
-        <w:t># Source: AI Source: Provided by: [Data Path</w:t>
-      </w:r>
-      <w:r>
-        <w:rPr>
-          <w:rFonts w:ascii="Arial" w:eastAsia="Arial" w:hAnsi="Arial" w:cs="Arial"/>
-          <w:color w:val="000000"/>
-          <w:sz w:val="18"/>
-          <w:highlight w:val="lightGray"/>
-        </w:rPr>
-        <w:t xml:space="preserve">: Persons Table -&gt; ID Column: 1, Name_En Column: Motasem Essam] -&gt; </w:t>
-      </w:r>
-      <w:r>
-        <w:rPr>
-          <w:rFonts w:ascii="Arial" w:eastAsia="Arial" w:hAnsi="Arial" w:cs="Arial"/>
-          <w:b/>
-          <w:color w:val="000000"/>
-          <w:sz w:val="18"/>
-          <w:highlight w:val="lightGray"/>
-        </w:rPr>
-        <w:t>From:</w:t>
-      </w:r>
-      <w:r>
-        <w:rPr>
-          <w:rFonts w:ascii="Arial" w:eastAsia="Arial" w:hAnsi="Arial" w:cs="Arial"/>
-          <w:color w:val="000000"/>
-          <w:sz w:val="18"/>
-          <w:highlight w:val="lightGray"/>
-        </w:rPr>
-        <w:t xml:space="preserve"> [Chatgpt (GPT</w:t>
-      </w:r>
-      <w:r>
-        <w:rPr>
-          <w:rFonts w:ascii="Arial" w:eastAsia="Arial" w:hAnsi="Arial" w:cs="Cambria Math"/>
-          <w:color w:val="000000"/>
-          <w:sz w:val="18"/>
-          <w:highlight w:val="lightGray"/>
-        </w:rPr>
-        <w:t>‑</w:t>
-      </w:r>
-      <w:r>
-        <w:rPr>
-          <w:rFonts w:ascii="Arial" w:eastAsia="Arial" w:hAnsi="Arial" w:cs="Arial"/>
-          <w:color w:val="000000"/>
-          <w:sz w:val="18"/>
-          <w:highlight w:val="lightGray"/>
-        </w:rPr>
-        <w:t xml:space="preserve">5 Mini)] </w:t>
-      </w:r>
-      <w:r>
-        <w:rPr>
-          <w:rFonts w:ascii="Arial" w:eastAsia="Arial" w:hAnsi="Arial" w:cs="Arial"/>
-          <w:b/>
-          <w:color w:val="000000"/>
-          <w:sz w:val="18"/>
-          <w:highlight w:val="lightGray"/>
-        </w:rPr>
-        <w:t>on</w:t>
-      </w:r>
-      <w:r>
-        <w:rPr>
-          <w:rFonts w:ascii="Arial" w:eastAsia="Arial" w:hAnsi="Arial"/>
-          <w:b/>
-          <w:sz w:val="18"/>
-          <w:highlight w:val="lightGray"/>
-        </w:rPr>
-        <w:t xml:space="preserve"> [8/7/2025]</w:t>
+          <w:rFonts w:ascii="Arial" w:hAnsi="Arial" w:eastAsia="Arial" w:cs="Arial"/>
+          <w:b/>
+          <w:i w:val="0"/>
+          <w:color w:val="000000"/>
+          <w:sz w:val="18"/>
+          <w:highlight w:val="lightGray"/>
+        </w:rPr>
+        <w:t>#</w:t>
+      </w:r>
+      <w:r>
+        <w:rPr>
+          <w:rFonts w:ascii="Arial" w:hAnsi="Arial" w:eastAsia="Arial" w:cs="Arial"/>
+          <w:b/>
+          <w:i w:val="0"/>
+          <w:color w:val="000000"/>
+          <w:sz w:val="18"/>
+          <w:highlight w:val="lightGray"/>
+        </w:rPr>
+        <w:t xml:space="preserve"> </w:t>
+      </w:r>
+      <w:r>
+        <w:rPr>
+          <w:rFonts w:ascii="Arial" w:hAnsi="Arial" w:eastAsia="Arial" w:cs="Arial"/>
+          <w:b/>
+          <w:i w:val="0"/>
+          <w:color w:val="000000"/>
+          <w:sz w:val="18"/>
+          <w:highlight w:val="lightGray"/>
+        </w:rPr>
+        <w:t>S</w:t>
+      </w:r>
+      <w:r>
+        <w:rPr>
+          <w:rFonts w:ascii="Arial" w:hAnsi="Arial" w:eastAsia="Arial" w:cs="Arial"/>
+          <w:b/>
+          <w:i w:val="0"/>
+          <w:color w:val="000000"/>
+          <w:sz w:val="18"/>
+          <w:highlight w:val="lightGray"/>
+        </w:rPr>
+        <w:t>o</w:t>
+      </w:r>
+      <w:r>
+        <w:rPr>
+          <w:rFonts w:ascii="Arial" w:hAnsi="Arial" w:eastAsia="Arial" w:cs="Arial"/>
+          <w:b/>
+          <w:i w:val="0"/>
+          <w:color w:val="000000"/>
+          <w:sz w:val="18"/>
+          <w:highlight w:val="lightGray"/>
+        </w:rPr>
+        <w:t>u</w:t>
+      </w:r>
+      <w:r>
+        <w:rPr>
+          <w:rFonts w:ascii="Arial" w:hAnsi="Arial" w:eastAsia="Arial" w:cs="Arial"/>
+          <w:b/>
+          <w:i w:val="0"/>
+          <w:color w:val="000000"/>
+          <w:sz w:val="18"/>
+          <w:highlight w:val="lightGray"/>
+        </w:rPr>
+        <w:t>r</w:t>
+      </w:r>
+      <w:r>
+        <w:rPr>
+          <w:rFonts w:ascii="Arial" w:hAnsi="Arial" w:eastAsia="Arial" w:cs="Arial"/>
+          <w:b/>
+          <w:i w:val="0"/>
+          <w:color w:val="000000"/>
+          <w:sz w:val="18"/>
+          <w:highlight w:val="lightGray"/>
+        </w:rPr>
+        <w:t>c</w:t>
+      </w:r>
+      <w:r>
+        <w:rPr>
+          <w:rFonts w:ascii="Arial" w:hAnsi="Arial" w:eastAsia="Arial" w:cs="Arial"/>
+          <w:b/>
+          <w:i w:val="0"/>
+          <w:color w:val="000000"/>
+          <w:sz w:val="18"/>
+          <w:highlight w:val="lightGray"/>
+        </w:rPr>
+        <w:t>e</w:t>
+      </w:r>
+      <w:r>
+        <w:rPr>
+          <w:rFonts w:ascii="Arial" w:hAnsi="Arial" w:eastAsia="Arial" w:cs="Arial"/>
+          <w:b/>
+          <w:i w:val="0"/>
+          <w:color w:val="000000"/>
+          <w:sz w:val="18"/>
+          <w:highlight w:val="lightGray"/>
+        </w:rPr>
+        <w:t>:</w:t>
+      </w:r>
+      <w:r>
+        <w:rPr>
+          <w:rFonts w:ascii="Arial" w:hAnsi="Arial" w:eastAsia="Arial" w:cs="Arial"/>
+          <w:b/>
+          <w:i w:val="0"/>
+          <w:color w:val="000000"/>
+          <w:sz w:val="18"/>
+          <w:highlight w:val="lightGray"/>
+        </w:rPr>
+        <w:t xml:space="preserve"> </w:t>
+      </w:r>
+      <w:r>
+        <w:rPr>
+          <w:rFonts w:ascii="Arial" w:hAnsi="Arial" w:eastAsia="Arial" w:cs="Arial"/>
+          <w:b/>
+          <w:i w:val="0"/>
+          <w:color w:val="000000"/>
+          <w:sz w:val="18"/>
+          <w:highlight w:val="lightGray"/>
+        </w:rPr>
+        <w:t>A</w:t>
+      </w:r>
+      <w:r>
+        <w:rPr>
+          <w:rFonts w:ascii="Arial" w:hAnsi="Arial" w:eastAsia="Arial" w:cs="Arial"/>
+          <w:b/>
+          <w:i w:val="0"/>
+          <w:color w:val="000000"/>
+          <w:sz w:val="18"/>
+          <w:highlight w:val="lightGray"/>
+        </w:rPr>
+        <w:t>I</w:t>
+      </w:r>
+      <w:r>
+        <w:rPr>
+          <w:rFonts w:ascii="Arial" w:hAnsi="Arial" w:eastAsia="Arial" w:cs="Arial"/>
+          <w:b/>
+          <w:i w:val="0"/>
+          <w:color w:val="000000"/>
+          <w:sz w:val="18"/>
+          <w:highlight w:val="lightGray"/>
+        </w:rPr>
+        <w:t xml:space="preserve"> </w:t>
+      </w:r>
+      <w:r>
+        <w:rPr>
+          <w:rFonts w:ascii="Arial" w:hAnsi="Arial" w:eastAsia="Arial" w:cs="Arial"/>
+          <w:b/>
+          <w:i w:val="0"/>
+          <w:color w:val="000000"/>
+          <w:sz w:val="18"/>
+          <w:highlight w:val="lightGray"/>
+        </w:rPr>
+        <w:t>S</w:t>
+      </w:r>
+      <w:r>
+        <w:rPr>
+          <w:rFonts w:ascii="Arial" w:hAnsi="Arial" w:eastAsia="Arial" w:cs="Arial"/>
+          <w:b/>
+          <w:i w:val="0"/>
+          <w:color w:val="000000"/>
+          <w:sz w:val="18"/>
+          <w:highlight w:val="lightGray"/>
+        </w:rPr>
+        <w:t>o</w:t>
+      </w:r>
+      <w:r>
+        <w:rPr>
+          <w:rFonts w:ascii="Arial" w:hAnsi="Arial" w:eastAsia="Arial" w:cs="Arial"/>
+          <w:b/>
+          <w:i w:val="0"/>
+          <w:color w:val="000000"/>
+          <w:sz w:val="18"/>
+          <w:highlight w:val="lightGray"/>
+        </w:rPr>
+        <w:t>u</w:t>
+      </w:r>
+      <w:r>
+        <w:rPr>
+          <w:rFonts w:ascii="Arial" w:hAnsi="Arial" w:eastAsia="Arial" w:cs="Arial"/>
+          <w:b/>
+          <w:i w:val="0"/>
+          <w:color w:val="000000"/>
+          <w:sz w:val="18"/>
+          <w:highlight w:val="lightGray"/>
+        </w:rPr>
+        <w:t>r</w:t>
+      </w:r>
+      <w:r>
+        <w:rPr>
+          <w:rFonts w:ascii="Arial" w:hAnsi="Arial" w:eastAsia="Arial" w:cs="Arial"/>
+          <w:b/>
+          <w:i w:val="0"/>
+          <w:color w:val="000000"/>
+          <w:sz w:val="18"/>
+          <w:highlight w:val="lightGray"/>
+        </w:rPr>
+        <w:t>c</w:t>
+      </w:r>
+      <w:r>
+        <w:rPr>
+          <w:rFonts w:ascii="Arial" w:hAnsi="Arial" w:eastAsia="Arial" w:cs="Arial"/>
+          <w:b/>
+          <w:i w:val="0"/>
+          <w:color w:val="000000"/>
+          <w:sz w:val="18"/>
+          <w:highlight w:val="lightGray"/>
+        </w:rPr>
+        <w:t>e</w:t>
+      </w:r>
+      <w:r>
+        <w:rPr>
+          <w:rFonts w:ascii="Arial" w:hAnsi="Arial" w:eastAsia="Arial" w:cs="Arial"/>
+          <w:b/>
+          <w:i w:val="0"/>
+          <w:color w:val="000000"/>
+          <w:sz w:val="18"/>
+          <w:highlight w:val="lightGray"/>
+        </w:rPr>
+        <w:t>:</w:t>
+      </w:r>
+      <w:r>
+        <w:rPr>
+          <w:rFonts w:ascii="Arial" w:hAnsi="Arial" w:eastAsia="Arial" w:cs="Arial"/>
+          <w:b/>
+          <w:i w:val="0"/>
+          <w:color w:val="000000"/>
+          <w:sz w:val="18"/>
+          <w:highlight w:val="lightGray"/>
+        </w:rPr>
+        <w:t xml:space="preserve"> </w:t>
+      </w:r>
+      <w:r>
+        <w:rPr>
+          <w:rFonts w:ascii="Arial" w:hAnsi="Arial" w:eastAsia="Arial" w:cs="Arial"/>
+          <w:b/>
+          <w:i w:val="0"/>
+          <w:color w:val="000000"/>
+          <w:sz w:val="18"/>
+          <w:highlight w:val="lightGray"/>
+        </w:rPr>
+        <w:t>P</w:t>
+      </w:r>
+      <w:r>
+        <w:rPr>
+          <w:rFonts w:ascii="Arial" w:hAnsi="Arial" w:eastAsia="Arial" w:cs="Arial"/>
+          <w:b/>
+          <w:i w:val="0"/>
+          <w:color w:val="000000"/>
+          <w:sz w:val="18"/>
+          <w:highlight w:val="lightGray"/>
+        </w:rPr>
+        <w:t>r</w:t>
+      </w:r>
+      <w:r>
+        <w:rPr>
+          <w:rFonts w:ascii="Arial" w:hAnsi="Arial" w:eastAsia="Arial" w:cs="Arial"/>
+          <w:b/>
+          <w:i w:val="0"/>
+          <w:color w:val="000000"/>
+          <w:sz w:val="18"/>
+          <w:highlight w:val="lightGray"/>
+        </w:rPr>
+        <w:t>o</w:t>
+      </w:r>
+      <w:r>
+        <w:rPr>
+          <w:rFonts w:ascii="Arial" w:hAnsi="Arial" w:eastAsia="Arial" w:cs="Arial"/>
+          <w:b/>
+          <w:i w:val="0"/>
+          <w:color w:val="000000"/>
+          <w:sz w:val="18"/>
+          <w:highlight w:val="lightGray"/>
+        </w:rPr>
+        <w:t>v</w:t>
+      </w:r>
+      <w:r>
+        <w:rPr>
+          <w:rFonts w:ascii="Arial" w:hAnsi="Arial" w:eastAsia="Arial" w:cs="Arial"/>
+          <w:b/>
+          <w:i w:val="0"/>
+          <w:color w:val="000000"/>
+          <w:sz w:val="18"/>
+          <w:highlight w:val="lightGray"/>
+        </w:rPr>
+        <w:t>i</w:t>
+      </w:r>
+      <w:r>
+        <w:rPr>
+          <w:rFonts w:ascii="Arial" w:hAnsi="Arial" w:eastAsia="Arial" w:cs="Arial"/>
+          <w:b/>
+          <w:i w:val="0"/>
+          <w:color w:val="000000"/>
+          <w:sz w:val="18"/>
+          <w:highlight w:val="lightGray"/>
+        </w:rPr>
+        <w:t>d</w:t>
+      </w:r>
+      <w:r>
+        <w:rPr>
+          <w:rFonts w:ascii="Arial" w:hAnsi="Arial" w:eastAsia="Arial" w:cs="Arial"/>
+          <w:b/>
+          <w:i w:val="0"/>
+          <w:color w:val="000000"/>
+          <w:sz w:val="18"/>
+          <w:highlight w:val="lightGray"/>
+        </w:rPr>
+        <w:t>e</w:t>
+      </w:r>
+      <w:r>
+        <w:rPr>
+          <w:rFonts w:ascii="Arial" w:hAnsi="Arial" w:eastAsia="Arial" w:cs="Arial"/>
+          <w:b/>
+          <w:i w:val="0"/>
+          <w:color w:val="000000"/>
+          <w:sz w:val="18"/>
+          <w:highlight w:val="lightGray"/>
+        </w:rPr>
+        <w:t>d</w:t>
+      </w:r>
+      <w:r>
+        <w:rPr>
+          <w:rFonts w:ascii="Arial" w:hAnsi="Arial" w:eastAsia="Arial" w:cs="Arial"/>
+          <w:b/>
+          <w:i w:val="0"/>
+          <w:color w:val="000000"/>
+          <w:sz w:val="18"/>
+          <w:highlight w:val="lightGray"/>
+        </w:rPr>
+        <w:t xml:space="preserve"> </w:t>
+      </w:r>
+      <w:r>
+        <w:rPr>
+          <w:rFonts w:ascii="Arial" w:hAnsi="Arial" w:eastAsia="Arial" w:cs="Arial"/>
+          <w:b/>
+          <w:i w:val="0"/>
+          <w:color w:val="000000"/>
+          <w:sz w:val="18"/>
+          <w:highlight w:val="lightGray"/>
+        </w:rPr>
+        <w:t>b</w:t>
+      </w:r>
+      <w:r>
+        <w:rPr>
+          <w:rFonts w:ascii="Arial" w:hAnsi="Arial" w:eastAsia="Arial" w:cs="Arial"/>
+          <w:b/>
+          <w:i w:val="0"/>
+          <w:color w:val="000000"/>
+          <w:sz w:val="18"/>
+          <w:highlight w:val="lightGray"/>
+        </w:rPr>
+        <w:t>y</w:t>
+      </w:r>
+      <w:r>
+        <w:rPr>
+          <w:rFonts w:ascii="Arial" w:hAnsi="Arial" w:eastAsia="Arial" w:cs="Arial"/>
+          <w:b/>
+          <w:i w:val="0"/>
+          <w:color w:val="000000"/>
+          <w:sz w:val="18"/>
+          <w:highlight w:val="lightGray"/>
+        </w:rPr>
+        <w:t>:</w:t>
+      </w:r>
+      <w:r>
+        <w:rPr>
+          <w:rFonts w:ascii="Arial" w:hAnsi="Arial" w:eastAsia="Arial" w:cs="Arial"/>
+          <w:b/>
+          <w:i w:val="0"/>
+          <w:color w:val="000000"/>
+          <w:sz w:val="18"/>
+          <w:highlight w:val="lightGray"/>
+        </w:rPr>
+        <w:t xml:space="preserve"> </w:t>
+      </w:r>
+      <w:r>
+        <w:rPr>
+          <w:rFonts w:ascii="Arial" w:hAnsi="Arial" w:eastAsia="Arial" w:cs="Arial"/>
+          <w:b/>
+          <w:i w:val="0"/>
+          <w:color w:val="000000"/>
+          <w:sz w:val="18"/>
+          <w:highlight w:val="lightGray"/>
+        </w:rPr>
+        <w:t>[</w:t>
+      </w:r>
+      <w:r>
+        <w:rPr>
+          <w:rFonts w:ascii="Arial" w:hAnsi="Arial" w:eastAsia="Arial" w:cs="Arial"/>
+          <w:b/>
+          <w:i w:val="0"/>
+          <w:color w:val="000000"/>
+          <w:sz w:val="18"/>
+          <w:highlight w:val="lightGray"/>
+        </w:rPr>
+        <w:t>D</w:t>
+      </w:r>
+      <w:r>
+        <w:rPr>
+          <w:rFonts w:ascii="Arial" w:hAnsi="Arial" w:eastAsia="Arial" w:cs="Arial"/>
+          <w:b/>
+          <w:i w:val="0"/>
+          <w:color w:val="000000"/>
+          <w:sz w:val="18"/>
+          <w:highlight w:val="lightGray"/>
+        </w:rPr>
+        <w:t>a</w:t>
+      </w:r>
+      <w:r>
+        <w:rPr>
+          <w:rFonts w:ascii="Arial" w:hAnsi="Arial" w:eastAsia="Arial" w:cs="Arial"/>
+          <w:b/>
+          <w:i w:val="0"/>
+          <w:color w:val="000000"/>
+          <w:sz w:val="18"/>
+          <w:highlight w:val="lightGray"/>
+        </w:rPr>
+        <w:t>t</w:t>
+      </w:r>
+      <w:r>
+        <w:rPr>
+          <w:rFonts w:ascii="Arial" w:hAnsi="Arial" w:eastAsia="Arial" w:cs="Arial"/>
+          <w:b/>
+          <w:i w:val="0"/>
+          <w:color w:val="000000"/>
+          <w:sz w:val="18"/>
+          <w:highlight w:val="lightGray"/>
+        </w:rPr>
+        <w:t>a</w:t>
+      </w:r>
+      <w:r>
+        <w:rPr>
+          <w:rFonts w:ascii="Arial" w:hAnsi="Arial" w:eastAsia="Arial" w:cs="Arial"/>
+          <w:b/>
+          <w:i w:val="0"/>
+          <w:color w:val="000000"/>
+          <w:sz w:val="18"/>
+          <w:highlight w:val="lightGray"/>
+        </w:rPr>
+        <w:t xml:space="preserve"> </w:t>
+      </w:r>
+      <w:r>
+        <w:rPr>
+          <w:rFonts w:ascii="Arial" w:hAnsi="Arial" w:eastAsia="Arial" w:cs="Arial"/>
+          <w:b/>
+          <w:i w:val="0"/>
+          <w:color w:val="000000"/>
+          <w:sz w:val="18"/>
+          <w:highlight w:val="lightGray"/>
+        </w:rPr>
+        <w:t>P</w:t>
+      </w:r>
+      <w:r>
+        <w:rPr>
+          <w:rFonts w:ascii="Arial" w:hAnsi="Arial" w:eastAsia="Arial" w:cs="Arial"/>
+          <w:b/>
+          <w:i w:val="0"/>
+          <w:color w:val="000000"/>
+          <w:sz w:val="18"/>
+          <w:highlight w:val="lightGray"/>
+        </w:rPr>
+        <w:t>a</w:t>
+      </w:r>
+      <w:r>
+        <w:rPr>
+          <w:rFonts w:ascii="Arial" w:hAnsi="Arial" w:eastAsia="Arial" w:cs="Arial"/>
+          <w:b/>
+          <w:i w:val="0"/>
+          <w:color w:val="000000"/>
+          <w:sz w:val="18"/>
+          <w:highlight w:val="lightGray"/>
+        </w:rPr>
+        <w:t>t</w:t>
+      </w:r>
+      <w:r>
+        <w:rPr>
+          <w:rFonts w:ascii="Arial" w:hAnsi="Arial" w:eastAsia="Arial" w:cs="Arial"/>
+          <w:b/>
+          <w:i w:val="0"/>
+          <w:color w:val="000000"/>
+          <w:sz w:val="18"/>
+          <w:highlight w:val="lightGray"/>
+        </w:rPr>
+        <w:t>h</w:t>
+      </w:r>
+      <w:r>
+        <w:rPr>
+          <w:rFonts w:ascii="Arial" w:hAnsi="Arial" w:eastAsia="Arial" w:cs="Arial"/>
+          <w:b w:val="0"/>
+          <w:i w:val="0"/>
+          <w:color w:val="000000"/>
+          <w:sz w:val="18"/>
+          <w:highlight w:val="lightGray"/>
+        </w:rPr>
+        <w:t>:</w:t>
+      </w:r>
+      <w:r>
+        <w:rPr>
+          <w:rFonts w:ascii="Arial" w:hAnsi="Arial" w:eastAsia="Arial" w:cs="Arial"/>
+          <w:b w:val="0"/>
+          <w:i w:val="0"/>
+          <w:color w:val="000000"/>
+          <w:sz w:val="18"/>
+          <w:highlight w:val="lightGray"/>
+        </w:rPr>
+        <w:t xml:space="preserve"> </w:t>
+      </w:r>
+      <w:r>
+        <w:rPr>
+          <w:rFonts w:ascii="Arial" w:hAnsi="Arial" w:eastAsia="Arial" w:cs="Arial"/>
+          <w:b w:val="0"/>
+          <w:i w:val="0"/>
+          <w:color w:val="000000"/>
+          <w:sz w:val="18"/>
+          <w:highlight w:val="lightGray"/>
+        </w:rPr>
+        <w:t>P</w:t>
+      </w:r>
+      <w:r>
+        <w:rPr>
+          <w:rFonts w:ascii="Arial" w:hAnsi="Arial" w:eastAsia="Arial" w:cs="Arial"/>
+          <w:b w:val="0"/>
+          <w:i w:val="0"/>
+          <w:color w:val="000000"/>
+          <w:sz w:val="18"/>
+          <w:highlight w:val="lightGray"/>
+        </w:rPr>
+        <w:t>e</w:t>
+      </w:r>
+      <w:r>
+        <w:rPr>
+          <w:rFonts w:ascii="Arial" w:hAnsi="Arial" w:eastAsia="Arial" w:cs="Arial"/>
+          <w:b w:val="0"/>
+          <w:i w:val="0"/>
+          <w:color w:val="000000"/>
+          <w:sz w:val="18"/>
+          <w:highlight w:val="lightGray"/>
+        </w:rPr>
+        <w:t>r</w:t>
+      </w:r>
+      <w:r>
+        <w:rPr>
+          <w:rFonts w:ascii="Arial" w:hAnsi="Arial" w:eastAsia="Arial" w:cs="Arial"/>
+          <w:b w:val="0"/>
+          <w:i w:val="0"/>
+          <w:color w:val="000000"/>
+          <w:sz w:val="18"/>
+          <w:highlight w:val="lightGray"/>
+        </w:rPr>
+        <w:t>s</w:t>
+      </w:r>
+      <w:r>
+        <w:rPr>
+          <w:rFonts w:ascii="Arial" w:hAnsi="Arial" w:eastAsia="Arial" w:cs="Arial"/>
+          <w:b w:val="0"/>
+          <w:i w:val="0"/>
+          <w:color w:val="000000"/>
+          <w:sz w:val="18"/>
+          <w:highlight w:val="lightGray"/>
+        </w:rPr>
+        <w:t>o</w:t>
+      </w:r>
+      <w:r>
+        <w:rPr>
+          <w:rFonts w:ascii="Arial" w:hAnsi="Arial" w:eastAsia="Arial" w:cs="Arial"/>
+          <w:b w:val="0"/>
+          <w:i w:val="0"/>
+          <w:color w:val="000000"/>
+          <w:sz w:val="18"/>
+          <w:highlight w:val="lightGray"/>
+        </w:rPr>
+        <w:t>n</w:t>
+      </w:r>
+      <w:r>
+        <w:rPr>
+          <w:rFonts w:ascii="Arial" w:hAnsi="Arial" w:eastAsia="Arial" w:cs="Arial"/>
+          <w:b w:val="0"/>
+          <w:i w:val="0"/>
+          <w:color w:val="000000"/>
+          <w:sz w:val="18"/>
+          <w:highlight w:val="lightGray"/>
+        </w:rPr>
+        <w:t>s</w:t>
+      </w:r>
+      <w:r>
+        <w:rPr>
+          <w:rFonts w:ascii="Arial" w:hAnsi="Arial" w:eastAsia="Arial" w:cs="Arial"/>
+          <w:b w:val="0"/>
+          <w:i w:val="0"/>
+          <w:color w:val="000000"/>
+          <w:sz w:val="18"/>
+          <w:highlight w:val="lightGray"/>
+        </w:rPr>
+        <w:t xml:space="preserve"> </w:t>
+      </w:r>
+      <w:r>
+        <w:rPr>
+          <w:rFonts w:ascii="Arial" w:hAnsi="Arial" w:eastAsia="Arial" w:cs="Arial"/>
+          <w:b w:val="0"/>
+          <w:i w:val="0"/>
+          <w:color w:val="000000"/>
+          <w:sz w:val="18"/>
+          <w:highlight w:val="lightGray"/>
+        </w:rPr>
+        <w:t>T</w:t>
+      </w:r>
+      <w:r>
+        <w:rPr>
+          <w:rFonts w:ascii="Arial" w:hAnsi="Arial" w:eastAsia="Arial" w:cs="Arial"/>
+          <w:b w:val="0"/>
+          <w:i w:val="0"/>
+          <w:color w:val="000000"/>
+          <w:sz w:val="18"/>
+          <w:highlight w:val="lightGray"/>
+        </w:rPr>
+        <w:t>a</w:t>
+      </w:r>
+      <w:r>
+        <w:rPr>
+          <w:rFonts w:ascii="Arial" w:hAnsi="Arial" w:eastAsia="Arial" w:cs="Arial"/>
+          <w:b w:val="0"/>
+          <w:i w:val="0"/>
+          <w:color w:val="000000"/>
+          <w:sz w:val="18"/>
+          <w:highlight w:val="lightGray"/>
+        </w:rPr>
+        <w:t>b</w:t>
+      </w:r>
+      <w:r>
+        <w:rPr>
+          <w:rFonts w:ascii="Arial" w:hAnsi="Arial" w:eastAsia="Arial" w:cs="Arial"/>
+          <w:b w:val="0"/>
+          <w:i w:val="0"/>
+          <w:color w:val="000000"/>
+          <w:sz w:val="18"/>
+          <w:highlight w:val="lightGray"/>
+        </w:rPr>
+        <w:t>l</w:t>
+      </w:r>
+      <w:r>
+        <w:rPr>
+          <w:rFonts w:ascii="Arial" w:hAnsi="Arial" w:eastAsia="Arial" w:cs="Arial"/>
+          <w:b w:val="0"/>
+          <w:i w:val="0"/>
+          <w:color w:val="000000"/>
+          <w:sz w:val="18"/>
+          <w:highlight w:val="lightGray"/>
+        </w:rPr>
+        <w:t>e</w:t>
+      </w:r>
+      <w:r>
+        <w:rPr>
+          <w:rFonts w:ascii="Arial" w:hAnsi="Arial" w:eastAsia="Arial" w:cs="Arial"/>
+          <w:b w:val="0"/>
+          <w:i w:val="0"/>
+          <w:color w:val="000000"/>
+          <w:sz w:val="18"/>
+          <w:highlight w:val="lightGray"/>
+        </w:rPr>
+        <w:t xml:space="preserve"> </w:t>
+      </w:r>
+      <w:r>
+        <w:rPr>
+          <w:rFonts w:ascii="Arial" w:hAnsi="Arial" w:eastAsia="Arial" w:cs="Arial"/>
+          <w:b w:val="0"/>
+          <w:i w:val="0"/>
+          <w:color w:val="000000"/>
+          <w:sz w:val="18"/>
+          <w:highlight w:val="lightGray"/>
+        </w:rPr>
+        <w:t>-</w:t>
+      </w:r>
+      <w:r>
+        <w:rPr>
+          <w:rFonts w:ascii="Arial" w:hAnsi="Arial" w:eastAsia="Arial" w:cs="Arial"/>
+          <w:b w:val="0"/>
+          <w:i w:val="0"/>
+          <w:color w:val="000000"/>
+          <w:sz w:val="18"/>
+          <w:highlight w:val="lightGray"/>
+        </w:rPr>
+        <w:t>&gt;</w:t>
+      </w:r>
+      <w:r>
+        <w:rPr>
+          <w:rFonts w:ascii="Arial" w:hAnsi="Arial" w:eastAsia="Arial" w:cs="Arial"/>
+          <w:b w:val="0"/>
+          <w:i w:val="0"/>
+          <w:color w:val="000000"/>
+          <w:sz w:val="18"/>
+          <w:highlight w:val="lightGray"/>
+        </w:rPr>
+        <w:t xml:space="preserve"> </w:t>
+      </w:r>
+      <w:r>
+        <w:rPr>
+          <w:rFonts w:ascii="Arial" w:hAnsi="Arial" w:eastAsia="Arial" w:cs="Arial"/>
+          <w:b w:val="0"/>
+          <w:i w:val="0"/>
+          <w:color w:val="000000"/>
+          <w:sz w:val="18"/>
+          <w:highlight w:val="lightGray"/>
+        </w:rPr>
+        <w:t>I</w:t>
+      </w:r>
+      <w:r>
+        <w:rPr>
+          <w:rFonts w:ascii="Arial" w:hAnsi="Arial" w:eastAsia="Arial" w:cs="Arial"/>
+          <w:b w:val="0"/>
+          <w:i w:val="0"/>
+          <w:color w:val="000000"/>
+          <w:sz w:val="18"/>
+          <w:highlight w:val="lightGray"/>
+        </w:rPr>
+        <w:t>D</w:t>
+      </w:r>
+      <w:r>
+        <w:rPr>
+          <w:rFonts w:ascii="Arial" w:hAnsi="Arial" w:eastAsia="Arial" w:cs="Arial"/>
+          <w:b w:val="0"/>
+          <w:i w:val="0"/>
+          <w:color w:val="000000"/>
+          <w:sz w:val="18"/>
+          <w:highlight w:val="lightGray"/>
+        </w:rPr>
+        <w:t xml:space="preserve"> </w:t>
+      </w:r>
+      <w:r>
+        <w:rPr>
+          <w:rFonts w:ascii="Arial" w:hAnsi="Arial" w:eastAsia="Arial" w:cs="Arial"/>
+          <w:b w:val="0"/>
+          <w:i w:val="0"/>
+          <w:color w:val="000000"/>
+          <w:sz w:val="18"/>
+          <w:highlight w:val="lightGray"/>
+        </w:rPr>
+        <w:t>C</w:t>
+      </w:r>
+      <w:r>
+        <w:rPr>
+          <w:rFonts w:ascii="Arial" w:hAnsi="Arial" w:eastAsia="Arial" w:cs="Arial"/>
+          <w:b w:val="0"/>
+          <w:i w:val="0"/>
+          <w:color w:val="000000"/>
+          <w:sz w:val="18"/>
+          <w:highlight w:val="lightGray"/>
+        </w:rPr>
+        <w:t>o</w:t>
+      </w:r>
+      <w:r>
+        <w:rPr>
+          <w:rFonts w:ascii="Arial" w:hAnsi="Arial" w:eastAsia="Arial" w:cs="Arial"/>
+          <w:b w:val="0"/>
+          <w:i w:val="0"/>
+          <w:color w:val="000000"/>
+          <w:sz w:val="18"/>
+          <w:highlight w:val="lightGray"/>
+        </w:rPr>
+        <w:t>l</w:t>
+      </w:r>
+      <w:r>
+        <w:rPr>
+          <w:rFonts w:ascii="Arial" w:hAnsi="Arial" w:eastAsia="Arial" w:cs="Arial"/>
+          <w:b w:val="0"/>
+          <w:i w:val="0"/>
+          <w:color w:val="000000"/>
+          <w:sz w:val="18"/>
+          <w:highlight w:val="lightGray"/>
+        </w:rPr>
+        <w:t>u</w:t>
+      </w:r>
+      <w:r>
+        <w:rPr>
+          <w:rFonts w:ascii="Arial" w:hAnsi="Arial" w:eastAsia="Arial" w:cs="Arial"/>
+          <w:b w:val="0"/>
+          <w:i w:val="0"/>
+          <w:color w:val="000000"/>
+          <w:sz w:val="18"/>
+          <w:highlight w:val="lightGray"/>
+        </w:rPr>
+        <w:t>m</w:t>
+      </w:r>
+      <w:r>
+        <w:rPr>
+          <w:rFonts w:ascii="Arial" w:hAnsi="Arial" w:eastAsia="Arial" w:cs="Arial"/>
+          <w:b w:val="0"/>
+          <w:i w:val="0"/>
+          <w:color w:val="000000"/>
+          <w:sz w:val="18"/>
+          <w:highlight w:val="lightGray"/>
+        </w:rPr>
+        <w:t>n</w:t>
+      </w:r>
+      <w:r>
+        <w:rPr>
+          <w:rFonts w:ascii="Arial" w:hAnsi="Arial" w:eastAsia="Arial" w:cs="Arial"/>
+          <w:b w:val="0"/>
+          <w:i w:val="0"/>
+          <w:color w:val="000000"/>
+          <w:sz w:val="18"/>
+          <w:highlight w:val="lightGray"/>
+        </w:rPr>
+        <w:t>:</w:t>
+      </w:r>
+      <w:r>
+        <w:rPr>
+          <w:rFonts w:ascii="Arial" w:hAnsi="Arial" w:eastAsia="Arial" w:cs="Arial"/>
+          <w:b w:val="0"/>
+          <w:i w:val="0"/>
+          <w:color w:val="000000"/>
+          <w:sz w:val="18"/>
+          <w:highlight w:val="lightGray"/>
+        </w:rPr>
+        <w:t xml:space="preserve"> </w:t>
+      </w:r>
+      <w:r>
+        <w:rPr>
+          <w:rFonts w:ascii="Arial" w:hAnsi="Arial" w:eastAsia="Arial" w:cs="Arial"/>
+          <w:b w:val="0"/>
+          <w:i w:val="0"/>
+          <w:color w:val="000000"/>
+          <w:sz w:val="18"/>
+          <w:highlight w:val="lightGray"/>
+        </w:rPr>
+        <w:t>1</w:t>
+      </w:r>
+      <w:r>
+        <w:rPr>
+          <w:rFonts w:ascii="Arial" w:hAnsi="Arial" w:eastAsia="Arial" w:cs="Arial"/>
+          <w:b w:val="0"/>
+          <w:i w:val="0"/>
+          <w:color w:val="000000"/>
+          <w:sz w:val="18"/>
+          <w:highlight w:val="lightGray"/>
+        </w:rPr>
+        <w:t>,</w:t>
+      </w:r>
+      <w:r>
+        <w:rPr>
+          <w:rFonts w:ascii="Arial" w:hAnsi="Arial" w:eastAsia="Arial" w:cs="Arial"/>
+          <w:b w:val="0"/>
+          <w:i w:val="0"/>
+          <w:color w:val="000000"/>
+          <w:sz w:val="18"/>
+          <w:highlight w:val="lightGray"/>
+        </w:rPr>
+        <w:t xml:space="preserve"> </w:t>
+      </w:r>
+      <w:r>
+        <w:rPr>
+          <w:rFonts w:ascii="Arial" w:hAnsi="Arial" w:eastAsia="Arial" w:cs="Arial"/>
+          <w:b w:val="0"/>
+          <w:i w:val="0"/>
+          <w:color w:val="000000"/>
+          <w:sz w:val="18"/>
+          <w:highlight w:val="lightGray"/>
+        </w:rPr>
+        <w:t>N</w:t>
+      </w:r>
+      <w:r>
+        <w:rPr>
+          <w:rFonts w:ascii="Arial" w:hAnsi="Arial" w:eastAsia="Arial" w:cs="Arial"/>
+          <w:b w:val="0"/>
+          <w:i w:val="0"/>
+          <w:color w:val="000000"/>
+          <w:sz w:val="18"/>
+          <w:highlight w:val="lightGray"/>
+        </w:rPr>
+        <w:t>a</w:t>
+      </w:r>
+      <w:r>
+        <w:rPr>
+          <w:rFonts w:ascii="Arial" w:hAnsi="Arial" w:eastAsia="Arial" w:cs="Arial"/>
+          <w:b w:val="0"/>
+          <w:i w:val="0"/>
+          <w:color w:val="000000"/>
+          <w:sz w:val="18"/>
+          <w:highlight w:val="lightGray"/>
+        </w:rPr>
+        <w:t>m</w:t>
+      </w:r>
+      <w:r>
+        <w:rPr>
+          <w:rFonts w:ascii="Arial" w:hAnsi="Arial" w:eastAsia="Arial" w:cs="Arial"/>
+          <w:b w:val="0"/>
+          <w:i w:val="0"/>
+          <w:color w:val="000000"/>
+          <w:sz w:val="18"/>
+          <w:highlight w:val="lightGray"/>
+        </w:rPr>
+        <w:t>e</w:t>
+      </w:r>
+      <w:r>
+        <w:rPr>
+          <w:rFonts w:ascii="Arial" w:hAnsi="Arial" w:eastAsia="Arial" w:cs="Arial"/>
+          <w:b w:val="0"/>
+          <w:i w:val="0"/>
+          <w:color w:val="000000"/>
+          <w:sz w:val="18"/>
+          <w:highlight w:val="lightGray"/>
+        </w:rPr>
+        <w:t>_</w:t>
+      </w:r>
+      <w:r>
+        <w:rPr>
+          <w:rFonts w:ascii="Arial" w:hAnsi="Arial" w:eastAsia="Arial" w:cs="Arial"/>
+          <w:b w:val="0"/>
+          <w:i w:val="0"/>
+          <w:color w:val="000000"/>
+          <w:sz w:val="18"/>
+          <w:highlight w:val="lightGray"/>
+        </w:rPr>
+        <w:t>E</w:t>
+      </w:r>
+      <w:r>
+        <w:rPr>
+          <w:rFonts w:ascii="Arial" w:hAnsi="Arial" w:eastAsia="Arial" w:cs="Arial"/>
+          <w:b w:val="0"/>
+          <w:i w:val="0"/>
+          <w:color w:val="000000"/>
+          <w:sz w:val="18"/>
+          <w:highlight w:val="lightGray"/>
+        </w:rPr>
+        <w:t>n</w:t>
+      </w:r>
+      <w:r>
+        <w:rPr>
+          <w:rFonts w:ascii="Arial" w:hAnsi="Arial" w:eastAsia="Arial" w:cs="Arial"/>
+          <w:b w:val="0"/>
+          <w:i w:val="0"/>
+          <w:color w:val="000000"/>
+          <w:sz w:val="18"/>
+          <w:highlight w:val="lightGray"/>
+        </w:rPr>
+        <w:t xml:space="preserve"> </w:t>
+      </w:r>
+      <w:r>
+        <w:rPr>
+          <w:rFonts w:ascii="Arial" w:hAnsi="Arial" w:eastAsia="Arial" w:cs="Arial"/>
+          <w:b w:val="0"/>
+          <w:i w:val="0"/>
+          <w:color w:val="000000"/>
+          <w:sz w:val="18"/>
+          <w:highlight w:val="lightGray"/>
+        </w:rPr>
+        <w:t>C</w:t>
+      </w:r>
+      <w:r>
+        <w:rPr>
+          <w:rFonts w:ascii="Arial" w:hAnsi="Arial" w:eastAsia="Arial" w:cs="Arial"/>
+          <w:b w:val="0"/>
+          <w:i w:val="0"/>
+          <w:color w:val="000000"/>
+          <w:sz w:val="18"/>
+          <w:highlight w:val="lightGray"/>
+        </w:rPr>
+        <w:t>o</w:t>
+      </w:r>
+      <w:r>
+        <w:rPr>
+          <w:rFonts w:ascii="Arial" w:hAnsi="Arial" w:eastAsia="Arial" w:cs="Arial"/>
+          <w:b w:val="0"/>
+          <w:i w:val="0"/>
+          <w:color w:val="000000"/>
+          <w:sz w:val="18"/>
+          <w:highlight w:val="lightGray"/>
+        </w:rPr>
+        <w:t>l</w:t>
+      </w:r>
+      <w:r>
+        <w:rPr>
+          <w:rFonts w:ascii="Arial" w:hAnsi="Arial" w:eastAsia="Arial" w:cs="Arial"/>
+          <w:b w:val="0"/>
+          <w:i w:val="0"/>
+          <w:color w:val="000000"/>
+          <w:sz w:val="18"/>
+          <w:highlight w:val="lightGray"/>
+        </w:rPr>
+        <w:t>u</w:t>
+      </w:r>
+      <w:r>
+        <w:rPr>
+          <w:rFonts w:ascii="Arial" w:hAnsi="Arial" w:eastAsia="Arial" w:cs="Arial"/>
+          <w:b w:val="0"/>
+          <w:i w:val="0"/>
+          <w:color w:val="000000"/>
+          <w:sz w:val="18"/>
+          <w:highlight w:val="lightGray"/>
+        </w:rPr>
+        <w:t>m</w:t>
+      </w:r>
+      <w:r>
+        <w:rPr>
+          <w:rFonts w:ascii="Arial" w:hAnsi="Arial" w:eastAsia="Arial" w:cs="Arial"/>
+          <w:b w:val="0"/>
+          <w:i w:val="0"/>
+          <w:color w:val="000000"/>
+          <w:sz w:val="18"/>
+          <w:highlight w:val="lightGray"/>
+        </w:rPr>
+        <w:t>n</w:t>
+      </w:r>
+      <w:r>
+        <w:rPr>
+          <w:rFonts w:ascii="Arial" w:hAnsi="Arial" w:eastAsia="Arial" w:cs="Arial"/>
+          <w:b w:val="0"/>
+          <w:i w:val="0"/>
+          <w:color w:val="000000"/>
+          <w:sz w:val="18"/>
+          <w:highlight w:val="lightGray"/>
+        </w:rPr>
+        <w:t>:</w:t>
+      </w:r>
+      <w:r>
+        <w:rPr>
+          <w:rFonts w:ascii="Arial" w:hAnsi="Arial" w:eastAsia="Arial" w:cs="Arial"/>
+          <w:b w:val="0"/>
+          <w:i w:val="0"/>
+          <w:color w:val="000000"/>
+          <w:sz w:val="18"/>
+          <w:highlight w:val="lightGray"/>
+        </w:rPr>
+        <w:t xml:space="preserve"> </w:t>
+      </w:r>
+      <w:r>
+        <w:rPr>
+          <w:rFonts w:ascii="Arial" w:hAnsi="Arial" w:eastAsia="Arial" w:cs="Arial"/>
+          <w:b w:val="0"/>
+          <w:i w:val="0"/>
+          <w:color w:val="000000"/>
+          <w:sz w:val="18"/>
+          <w:highlight w:val="lightGray"/>
+        </w:rPr>
+        <w:t>M</w:t>
+      </w:r>
+      <w:r>
+        <w:rPr>
+          <w:rFonts w:ascii="Arial" w:hAnsi="Arial" w:eastAsia="Arial" w:cs="Arial"/>
+          <w:b w:val="0"/>
+          <w:i w:val="0"/>
+          <w:color w:val="000000"/>
+          <w:sz w:val="18"/>
+          <w:highlight w:val="lightGray"/>
+        </w:rPr>
+        <w:t>o</w:t>
+      </w:r>
+      <w:r>
+        <w:rPr>
+          <w:rFonts w:ascii="Arial" w:hAnsi="Arial" w:eastAsia="Arial" w:cs="Arial"/>
+          <w:b w:val="0"/>
+          <w:i w:val="0"/>
+          <w:color w:val="000000"/>
+          <w:sz w:val="18"/>
+          <w:highlight w:val="lightGray"/>
+        </w:rPr>
+        <w:t>t</w:t>
+      </w:r>
+      <w:r>
+        <w:rPr>
+          <w:rFonts w:ascii="Arial" w:hAnsi="Arial" w:eastAsia="Arial" w:cs="Arial"/>
+          <w:b w:val="0"/>
+          <w:i w:val="0"/>
+          <w:color w:val="000000"/>
+          <w:sz w:val="18"/>
+          <w:highlight w:val="lightGray"/>
+        </w:rPr>
+        <w:t>a</w:t>
+      </w:r>
+      <w:r>
+        <w:rPr>
+          <w:rFonts w:ascii="Arial" w:hAnsi="Arial" w:eastAsia="Arial" w:cs="Arial"/>
+          <w:b w:val="0"/>
+          <w:i w:val="0"/>
+          <w:color w:val="000000"/>
+          <w:sz w:val="18"/>
+          <w:highlight w:val="lightGray"/>
+        </w:rPr>
+        <w:t>s</w:t>
+      </w:r>
+      <w:r>
+        <w:rPr>
+          <w:rFonts w:ascii="Arial" w:hAnsi="Arial" w:eastAsia="Arial" w:cs="Arial"/>
+          <w:b w:val="0"/>
+          <w:i w:val="0"/>
+          <w:color w:val="000000"/>
+          <w:sz w:val="18"/>
+          <w:highlight w:val="lightGray"/>
+        </w:rPr>
+        <w:t>e</w:t>
+      </w:r>
+      <w:r>
+        <w:rPr>
+          <w:rFonts w:ascii="Arial" w:hAnsi="Arial" w:eastAsia="Arial" w:cs="Arial"/>
+          <w:b w:val="0"/>
+          <w:i w:val="0"/>
+          <w:color w:val="000000"/>
+          <w:sz w:val="18"/>
+          <w:highlight w:val="lightGray"/>
+        </w:rPr>
+        <w:t>m</w:t>
+      </w:r>
+      <w:r>
+        <w:rPr>
+          <w:rFonts w:ascii="Arial" w:hAnsi="Arial" w:eastAsia="Arial" w:cs="Arial"/>
+          <w:b w:val="0"/>
+          <w:i w:val="0"/>
+          <w:color w:val="000000"/>
+          <w:sz w:val="18"/>
+          <w:highlight w:val="lightGray"/>
+        </w:rPr>
+        <w:t xml:space="preserve"> </w:t>
+      </w:r>
+      <w:r>
+        <w:rPr>
+          <w:rFonts w:ascii="Arial" w:hAnsi="Arial" w:eastAsia="Arial" w:cs="Arial"/>
+          <w:b w:val="0"/>
+          <w:i w:val="0"/>
+          <w:color w:val="000000"/>
+          <w:sz w:val="18"/>
+          <w:highlight w:val="lightGray"/>
+        </w:rPr>
+        <w:t>E</w:t>
+      </w:r>
+      <w:r>
+        <w:rPr>
+          <w:rFonts w:ascii="Arial" w:hAnsi="Arial" w:eastAsia="Arial" w:cs="Arial"/>
+          <w:b w:val="0"/>
+          <w:i w:val="0"/>
+          <w:color w:val="000000"/>
+          <w:sz w:val="18"/>
+          <w:highlight w:val="lightGray"/>
+        </w:rPr>
+        <w:t>s</w:t>
+      </w:r>
+      <w:r>
+        <w:rPr>
+          <w:rFonts w:ascii="Arial" w:hAnsi="Arial" w:eastAsia="Arial" w:cs="Arial"/>
+          <w:b w:val="0"/>
+          <w:i w:val="0"/>
+          <w:color w:val="000000"/>
+          <w:sz w:val="18"/>
+          <w:highlight w:val="lightGray"/>
+        </w:rPr>
+        <w:t>s</w:t>
+      </w:r>
+      <w:r>
+        <w:rPr>
+          <w:rFonts w:ascii="Arial" w:hAnsi="Arial" w:eastAsia="Arial" w:cs="Arial"/>
+          <w:b w:val="0"/>
+          <w:i w:val="0"/>
+          <w:color w:val="000000"/>
+          <w:sz w:val="18"/>
+          <w:highlight w:val="lightGray"/>
+        </w:rPr>
+        <w:t>a</w:t>
+      </w:r>
+      <w:r>
+        <w:rPr>
+          <w:rFonts w:ascii="Arial" w:hAnsi="Arial" w:eastAsia="Arial" w:cs="Arial"/>
+          <w:b w:val="0"/>
+          <w:i w:val="0"/>
+          <w:color w:val="000000"/>
+          <w:sz w:val="18"/>
+          <w:highlight w:val="lightGray"/>
+        </w:rPr>
+        <w:t>m</w:t>
+      </w:r>
+      <w:r>
+        <w:rPr>
+          <w:rFonts w:ascii="Arial" w:hAnsi="Arial" w:eastAsia="Arial" w:cs="Arial"/>
+          <w:b w:val="0"/>
+          <w:i w:val="0"/>
+          <w:color w:val="000000"/>
+          <w:sz w:val="18"/>
+          <w:highlight w:val="lightGray"/>
+        </w:rPr>
+        <w:t>]</w:t>
+      </w:r>
+      <w:r>
+        <w:rPr>
+          <w:rFonts w:ascii="Arial" w:hAnsi="Arial" w:eastAsia="Arial" w:cs="Arial"/>
+          <w:b w:val="0"/>
+          <w:i w:val="0"/>
+          <w:color w:val="000000"/>
+          <w:sz w:val="18"/>
+          <w:highlight w:val="lightGray"/>
+        </w:rPr>
+        <w:t xml:space="preserve"> </w:t>
+      </w:r>
+      <w:r>
+        <w:rPr>
+          <w:rFonts w:ascii="Arial" w:hAnsi="Arial" w:eastAsia="Arial" w:cs="Arial"/>
+          <w:b w:val="0"/>
+          <w:i w:val="0"/>
+          <w:color w:val="000000"/>
+          <w:sz w:val="18"/>
+          <w:highlight w:val="lightGray"/>
+        </w:rPr>
+        <w:t>-</w:t>
+      </w:r>
+      <w:r>
+        <w:rPr>
+          <w:rFonts w:ascii="Arial" w:hAnsi="Arial" w:eastAsia="Arial" w:cs="Arial"/>
+          <w:b w:val="0"/>
+          <w:i w:val="0"/>
+          <w:color w:val="000000"/>
+          <w:sz w:val="18"/>
+          <w:highlight w:val="lightGray"/>
+        </w:rPr>
+        <w:t>&gt;</w:t>
+      </w:r>
+      <w:r>
+        <w:rPr>
+          <w:rFonts w:ascii="Arial" w:hAnsi="Arial" w:eastAsia="Arial" w:cs="Arial"/>
+          <w:b w:val="0"/>
+          <w:i w:val="0"/>
+          <w:color w:val="000000"/>
+          <w:sz w:val="18"/>
+          <w:highlight w:val="lightGray"/>
+        </w:rPr>
+        <w:t xml:space="preserve"> </w:t>
+      </w:r>
+      <w:r>
+        <w:rPr>
+          <w:rFonts w:ascii="Arial" w:hAnsi="Arial" w:eastAsia="Arial" w:cs="Arial"/>
+          <w:b/>
+          <w:i w:val="0"/>
+          <w:color w:val="000000"/>
+          <w:sz w:val="18"/>
+          <w:highlight w:val="lightGray"/>
+        </w:rPr>
+        <w:t>F</w:t>
+      </w:r>
+      <w:r>
+        <w:rPr>
+          <w:rFonts w:ascii="Arial" w:hAnsi="Arial" w:eastAsia="Arial" w:cs="Arial"/>
+          <w:b/>
+          <w:i w:val="0"/>
+          <w:color w:val="000000"/>
+          <w:sz w:val="18"/>
+          <w:highlight w:val="lightGray"/>
+        </w:rPr>
+        <w:t>r</w:t>
+      </w:r>
+      <w:r>
+        <w:rPr>
+          <w:rFonts w:ascii="Arial" w:hAnsi="Arial" w:eastAsia="Arial" w:cs="Arial"/>
+          <w:b/>
+          <w:i w:val="0"/>
+          <w:color w:val="000000"/>
+          <w:sz w:val="18"/>
+          <w:highlight w:val="lightGray"/>
+        </w:rPr>
+        <w:t>o</w:t>
+      </w:r>
+      <w:r>
+        <w:rPr>
+          <w:rFonts w:ascii="Arial" w:hAnsi="Arial" w:eastAsia="Arial" w:cs="Arial"/>
+          <w:b/>
+          <w:i w:val="0"/>
+          <w:color w:val="000000"/>
+          <w:sz w:val="18"/>
+          <w:highlight w:val="lightGray"/>
+        </w:rPr>
+        <w:t>m</w:t>
+      </w:r>
+      <w:r>
+        <w:rPr>
+          <w:rFonts w:ascii="Arial" w:hAnsi="Arial" w:eastAsia="Arial" w:cs="Arial"/>
+          <w:b/>
+          <w:i w:val="0"/>
+          <w:color w:val="000000"/>
+          <w:sz w:val="18"/>
+          <w:highlight w:val="lightGray"/>
+        </w:rPr>
+        <w:t>:</w:t>
+      </w:r>
+      <w:r>
+        <w:rPr>
+          <w:rFonts w:ascii="Arial" w:hAnsi="Arial" w:eastAsia="Arial" w:cs="Arial"/>
+          <w:b w:val="0"/>
+          <w:i w:val="0"/>
+          <w:color w:val="000000"/>
+          <w:sz w:val="18"/>
+          <w:highlight w:val="lightGray"/>
+        </w:rPr>
+        <w:t xml:space="preserve"> </w:t>
+      </w:r>
+      <w:r>
+        <w:rPr>
+          <w:rFonts w:ascii="Arial" w:hAnsi="Arial" w:eastAsia="Arial" w:cs="Arial"/>
+          <w:b w:val="0"/>
+          <w:i w:val="0"/>
+          <w:color w:val="000000"/>
+          <w:sz w:val="18"/>
+          <w:highlight w:val="lightGray"/>
+        </w:rPr>
+        <w:t>[</w:t>
+      </w:r>
+      <w:r>
+        <w:rPr>
+          <w:rFonts w:ascii="Arial" w:hAnsi="Arial" w:eastAsia="Arial" w:cs="Arial"/>
+          <w:b w:val="0"/>
+          <w:i w:val="0"/>
+          <w:color w:val="000000"/>
+          <w:sz w:val="18"/>
+          <w:highlight w:val="lightGray"/>
+        </w:rPr>
+        <w:t>C</w:t>
+      </w:r>
+      <w:r>
+        <w:rPr>
+          <w:rFonts w:ascii="Arial" w:hAnsi="Arial" w:eastAsia="Arial" w:cs="Arial"/>
+          <w:b w:val="0"/>
+          <w:i w:val="0"/>
+          <w:color w:val="000000"/>
+          <w:sz w:val="18"/>
+          <w:highlight w:val="lightGray"/>
+        </w:rPr>
+        <w:t>h</w:t>
+      </w:r>
+      <w:r>
+        <w:rPr>
+          <w:rFonts w:ascii="Arial" w:hAnsi="Arial" w:eastAsia="Arial" w:cs="Arial"/>
+          <w:b w:val="0"/>
+          <w:i w:val="0"/>
+          <w:color w:val="000000"/>
+          <w:sz w:val="18"/>
+          <w:highlight w:val="lightGray"/>
+        </w:rPr>
+        <w:t>a</w:t>
+      </w:r>
+      <w:r>
+        <w:rPr>
+          <w:rFonts w:ascii="Arial" w:hAnsi="Arial" w:eastAsia="Arial" w:cs="Arial"/>
+          <w:b w:val="0"/>
+          <w:i w:val="0"/>
+          <w:color w:val="000000"/>
+          <w:sz w:val="18"/>
+          <w:highlight w:val="lightGray"/>
+        </w:rPr>
+        <w:t>t</w:t>
+      </w:r>
+      <w:r>
+        <w:rPr>
+          <w:rFonts w:ascii="Arial" w:hAnsi="Arial" w:eastAsia="Arial" w:cs="Arial"/>
+          <w:b w:val="0"/>
+          <w:i w:val="0"/>
+          <w:color w:val="000000"/>
+          <w:sz w:val="18"/>
+          <w:highlight w:val="lightGray"/>
+        </w:rPr>
+        <w:t>G</w:t>
+      </w:r>
+      <w:r>
+        <w:rPr>
+          <w:rFonts w:ascii="Arial" w:hAnsi="Arial" w:eastAsia="Arial" w:cs="Arial"/>
+          <w:b w:val="0"/>
+          <w:i w:val="0"/>
+          <w:color w:val="000000"/>
+          <w:sz w:val="18"/>
+          <w:highlight w:val="lightGray"/>
+        </w:rPr>
+        <w:t>P</w:t>
+      </w:r>
+      <w:r>
+        <w:rPr>
+          <w:rFonts w:ascii="Arial" w:hAnsi="Arial" w:eastAsia="Arial" w:cs="Arial"/>
+          <w:b w:val="0"/>
+          <w:i w:val="0"/>
+          <w:color w:val="000000"/>
+          <w:sz w:val="18"/>
+          <w:highlight w:val="lightGray"/>
+        </w:rPr>
+        <w:t>T</w:t>
+      </w:r>
+      <w:r>
+        <w:rPr>
+          <w:rFonts w:ascii="Arial" w:hAnsi="Arial" w:eastAsia="Arial" w:cs="Arial"/>
+          <w:b w:val="0"/>
+          <w:i w:val="0"/>
+          <w:color w:val="000000"/>
+          <w:sz w:val="18"/>
+          <w:highlight w:val="lightGray"/>
+        </w:rPr>
+        <w:t>]</w:t>
+      </w:r>
+      <w:r>
+        <w:rPr>
+          <w:rFonts w:ascii="Arial" w:hAnsi="Arial" w:eastAsia="Arial" w:cs="Arial"/>
+          <w:b w:val="0"/>
+          <w:i w:val="0"/>
+          <w:color w:val="000000"/>
+          <w:sz w:val="18"/>
+          <w:highlight w:val="lightGray"/>
+        </w:rPr>
+        <w:t xml:space="preserve"> </w:t>
+      </w:r>
+      <w:r>
+        <w:rPr>
+          <w:rFonts w:ascii="Arial" w:hAnsi="Arial" w:eastAsia="Arial" w:cs="Arial"/>
+          <w:b/>
+          <w:i w:val="0"/>
+          <w:color w:val="000000"/>
+          <w:sz w:val="18"/>
+          <w:highlight w:val="lightGray"/>
+        </w:rPr>
+        <w:t>o</w:t>
+      </w:r>
+      <w:r>
+        <w:rPr>
+          <w:rFonts w:ascii="Arial" w:hAnsi="Arial" w:eastAsia="Arial" w:cs="Arial"/>
+          <w:b/>
+          <w:i w:val="0"/>
+          <w:color w:val="000000"/>
+          <w:sz w:val="18"/>
+          <w:highlight w:val="lightGray"/>
+        </w:rPr>
+        <w:t>n</w:t>
+      </w:r>
+      <w:r>
+        <w:rPr>
+          <w:rFonts w:ascii="Arial" w:hAnsi="Arial" w:eastAsia="Arial" w:cs="Arial"/>
+          <w:b/>
+          <w:i w:val="0"/>
+          <w:color w:val="000000"/>
+          <w:sz w:val="18"/>
+          <w:highlight w:val="lightGray"/>
+        </w:rPr>
+        <w:t xml:space="preserve"> </w:t>
+      </w:r>
+      <w:r>
+        <w:rPr>
+          <w:rFonts w:ascii="Arial" w:hAnsi="Arial" w:eastAsia="Arial" w:cs="Arial"/>
+          <w:b w:val="0"/>
+          <w:i w:val="0"/>
+          <w:color w:val="000000"/>
+          <w:sz w:val="18"/>
+          <w:highlight w:val="lightGray"/>
+        </w:rPr>
+        <w:t>[</w:t>
+      </w:r>
+      <w:r>
+        <w:rPr>
+          <w:rFonts w:ascii="Arial" w:hAnsi="Arial" w:eastAsia="Arial" w:cs="Arial"/>
+          <w:b w:val="0"/>
+          <w:i w:val="0"/>
+          <w:color w:val="000000"/>
+          <w:sz w:val="18"/>
+          <w:highlight w:val="lightGray"/>
+        </w:rPr>
+        <w:t>8</w:t>
+      </w:r>
+      <w:r>
+        <w:rPr>
+          <w:rFonts w:ascii="Arial" w:hAnsi="Arial" w:eastAsia="Arial" w:cs="Arial"/>
+          <w:b w:val="0"/>
+          <w:i w:val="0"/>
+          <w:color w:val="000000"/>
+          <w:sz w:val="18"/>
+          <w:highlight w:val="lightGray"/>
+        </w:rPr>
+        <w:t>/</w:t>
+      </w:r>
+      <w:r>
+        <w:rPr>
+          <w:rFonts w:ascii="Arial" w:hAnsi="Arial" w:eastAsia="Arial" w:cs="Arial"/>
+          <w:b w:val="0"/>
+          <w:i w:val="0"/>
+          <w:color w:val="000000"/>
+          <w:sz w:val="18"/>
+          <w:highlight w:val="lightGray"/>
+        </w:rPr>
+        <w:t>7</w:t>
+      </w:r>
+      <w:r>
+        <w:rPr>
+          <w:rFonts w:ascii="Arial" w:hAnsi="Arial" w:eastAsia="Arial" w:cs="Arial"/>
+          <w:b w:val="0"/>
+          <w:i w:val="0"/>
+          <w:color w:val="000000"/>
+          <w:sz w:val="18"/>
+          <w:highlight w:val="lightGray"/>
+        </w:rPr>
+        <w:t>/</w:t>
+      </w:r>
+      <w:r>
+        <w:rPr>
+          <w:rFonts w:ascii="Arial" w:hAnsi="Arial" w:eastAsia="Arial" w:cs="Arial"/>
+          <w:b w:val="0"/>
+          <w:i w:val="0"/>
+          <w:color w:val="000000"/>
+          <w:sz w:val="18"/>
+          <w:highlight w:val="lightGray"/>
+        </w:rPr>
+        <w:t>2</w:t>
+      </w:r>
+      <w:r>
+        <w:rPr>
+          <w:rFonts w:ascii="Arial" w:hAnsi="Arial" w:eastAsia="Arial" w:cs="Arial"/>
+          <w:b w:val="0"/>
+          <w:i w:val="0"/>
+          <w:color w:val="000000"/>
+          <w:sz w:val="18"/>
+          <w:highlight w:val="lightGray"/>
+        </w:rPr>
+        <w:t>0</w:t>
+      </w:r>
+      <w:r>
+        <w:rPr>
+          <w:rFonts w:ascii="Arial" w:hAnsi="Arial" w:eastAsia="Arial" w:cs="Arial"/>
+          <w:b w:val="0"/>
+          <w:i w:val="0"/>
+          <w:color w:val="000000"/>
+          <w:sz w:val="18"/>
+          <w:highlight w:val="lightGray"/>
+        </w:rPr>
+        <w:t>2</w:t>
+      </w:r>
+      <w:r>
+        <w:rPr>
+          <w:rFonts w:ascii="Arial" w:hAnsi="Arial" w:eastAsia="Arial" w:cs="Arial"/>
+          <w:b w:val="0"/>
+          <w:i w:val="0"/>
+          <w:color w:val="000000"/>
+          <w:sz w:val="18"/>
+          <w:highlight w:val="lightGray"/>
+        </w:rPr>
+        <w:t>5</w:t>
+      </w:r>
+      <w:r>
+        <w:rPr>
+          <w:rFonts w:ascii="Arial" w:hAnsi="Arial" w:eastAsia="Arial" w:cs="Arial"/>
+          <w:b w:val="0"/>
+          <w:i w:val="0"/>
+          <w:color w:val="000000"/>
+          <w:sz w:val="18"/>
+          <w:highlight w:val="lightGray"/>
+        </w:rPr>
+        <w:t>]</w:t>
       </w:r>
     </w:p>
     <w:p>
@@ -1964,78 +7824,1543 @@
       </w:pPr>
       <w:r>
         <w:rPr>
-          <w:rFonts w:ascii="Arial" w:eastAsia="Arial" w:hAnsi="Arial" w:cs="Arial"/>
-          <w:b/>
-          <w:color w:val="000000"/>
-          <w:sz w:val="18"/>
-          <w:highlight w:val="lightGray"/>
-        </w:rPr>
-        <w:t># Source: AI Source: Provided by: [Data Path</w:t>
-      </w:r>
-      <w:r>
-        <w:rPr>
-          <w:rFonts w:ascii="Arial" w:eastAsia="Arial" w:hAnsi="Arial" w:cs="Arial"/>
-          <w:color w:val="000000"/>
-          <w:sz w:val="18"/>
-          <w:highlight w:val="lightGray"/>
-        </w:rPr>
-        <w:t xml:space="preserve">: Persons Table -&gt; ID Column: 1, Name_En Column: Motasem Essam] -&gt; </w:t>
-      </w:r>
-      <w:r>
-        <w:rPr>
-          <w:rFonts w:ascii="Arial" w:eastAsia="Arial" w:hAnsi="Arial" w:cs="Arial"/>
-          <w:b/>
-          <w:color w:val="000000"/>
-          <w:sz w:val="18"/>
-          <w:highlight w:val="lightGray"/>
-        </w:rPr>
-        <w:t>From:</w:t>
-      </w:r>
-      <w:r>
-        <w:rPr>
-          <w:rFonts w:ascii="Arial" w:eastAsia="Arial" w:hAnsi="Arial" w:cs="Arial"/>
-          <w:color w:val="000000"/>
-          <w:sz w:val="18"/>
-          <w:highlight w:val="lightGray"/>
-        </w:rPr>
-        <w:t xml:space="preserve"> [Chatgpt (GPT</w:t>
-      </w:r>
-      <w:r>
-        <w:rPr>
-          <w:rFonts w:ascii="Arial" w:eastAsia="Arial" w:hAnsi="Arial" w:cs="Cambria Math"/>
-          <w:color w:val="000000"/>
-          <w:sz w:val="18"/>
-          <w:highlight w:val="lightGray"/>
-        </w:rPr>
-        <w:t>‑</w:t>
-      </w:r>
-      <w:r>
-        <w:rPr>
-          <w:rFonts w:ascii="Arial" w:eastAsia="Arial" w:hAnsi="Arial" w:cs="Arial"/>
-          <w:color w:val="000000"/>
-          <w:sz w:val="18"/>
-          <w:highlight w:val="lightGray"/>
-        </w:rPr>
-        <w:t xml:space="preserve">5 Mini)] </w:t>
-      </w:r>
-      <w:r>
-        <w:rPr>
-          <w:rFonts w:ascii="Arial" w:eastAsia="Arial" w:hAnsi="Arial" w:cs="Arial"/>
-          <w:b/>
-          <w:color w:val="000000"/>
-          <w:sz w:val="18"/>
-          <w:highlight w:val="lightGray"/>
-        </w:rPr>
-        <w:t>on</w:t>
-      </w:r>
-      <w:r>
-        <w:rPr>
-          <w:rFonts w:ascii="Arial" w:eastAsia="Arial" w:hAnsi="Arial"/>
-          <w:b/>
-          <w:sz w:val="18"/>
-          <w:highlight w:val="lightGray"/>
-        </w:rPr>
-        <w:t xml:space="preserve"> [8/7/2025]</w:t>
+          <w:rFonts w:ascii="Arial" w:hAnsi="Arial" w:eastAsia="Arial" w:cs="Arial"/>
+          <w:b/>
+          <w:i w:val="0"/>
+          <w:color w:val="000000"/>
+          <w:sz w:val="18"/>
+          <w:highlight w:val="lightGray"/>
+        </w:rPr>
+        <w:t>#</w:t>
+      </w:r>
+      <w:r>
+        <w:rPr>
+          <w:rFonts w:ascii="Arial" w:hAnsi="Arial" w:eastAsia="Arial" w:cs="Arial"/>
+          <w:b/>
+          <w:i w:val="0"/>
+          <w:color w:val="000000"/>
+          <w:sz w:val="18"/>
+          <w:highlight w:val="lightGray"/>
+        </w:rPr>
+        <w:t xml:space="preserve"> </w:t>
+      </w:r>
+      <w:r>
+        <w:rPr>
+          <w:rFonts w:ascii="Arial" w:hAnsi="Arial" w:eastAsia="Arial" w:cs="Arial"/>
+          <w:b/>
+          <w:i w:val="0"/>
+          <w:color w:val="000000"/>
+          <w:sz w:val="18"/>
+          <w:highlight w:val="lightGray"/>
+        </w:rPr>
+        <w:t>S</w:t>
+      </w:r>
+      <w:r>
+        <w:rPr>
+          <w:rFonts w:ascii="Arial" w:hAnsi="Arial" w:eastAsia="Arial" w:cs="Arial"/>
+          <w:b/>
+          <w:i w:val="0"/>
+          <w:color w:val="000000"/>
+          <w:sz w:val="18"/>
+          <w:highlight w:val="lightGray"/>
+        </w:rPr>
+        <w:t>o</w:t>
+      </w:r>
+      <w:r>
+        <w:rPr>
+          <w:rFonts w:ascii="Arial" w:hAnsi="Arial" w:eastAsia="Arial" w:cs="Arial"/>
+          <w:b/>
+          <w:i w:val="0"/>
+          <w:color w:val="000000"/>
+          <w:sz w:val="18"/>
+          <w:highlight w:val="lightGray"/>
+        </w:rPr>
+        <w:t>u</w:t>
+      </w:r>
+      <w:r>
+        <w:rPr>
+          <w:rFonts w:ascii="Arial" w:hAnsi="Arial" w:eastAsia="Arial" w:cs="Arial"/>
+          <w:b/>
+          <w:i w:val="0"/>
+          <w:color w:val="000000"/>
+          <w:sz w:val="18"/>
+          <w:highlight w:val="lightGray"/>
+        </w:rPr>
+        <w:t>r</w:t>
+      </w:r>
+      <w:r>
+        <w:rPr>
+          <w:rFonts w:ascii="Arial" w:hAnsi="Arial" w:eastAsia="Arial" w:cs="Arial"/>
+          <w:b/>
+          <w:i w:val="0"/>
+          <w:color w:val="000000"/>
+          <w:sz w:val="18"/>
+          <w:highlight w:val="lightGray"/>
+        </w:rPr>
+        <w:t>c</w:t>
+      </w:r>
+      <w:r>
+        <w:rPr>
+          <w:rFonts w:ascii="Arial" w:hAnsi="Arial" w:eastAsia="Arial" w:cs="Arial"/>
+          <w:b/>
+          <w:i w:val="0"/>
+          <w:color w:val="000000"/>
+          <w:sz w:val="18"/>
+          <w:highlight w:val="lightGray"/>
+        </w:rPr>
+        <w:t>e</w:t>
+      </w:r>
+      <w:r>
+        <w:rPr>
+          <w:rFonts w:ascii="Arial" w:hAnsi="Arial" w:eastAsia="Arial" w:cs="Arial"/>
+          <w:b/>
+          <w:i w:val="0"/>
+          <w:color w:val="000000"/>
+          <w:sz w:val="18"/>
+          <w:highlight w:val="lightGray"/>
+        </w:rPr>
+        <w:t>:</w:t>
+      </w:r>
+      <w:r>
+        <w:rPr>
+          <w:rFonts w:ascii="Arial" w:hAnsi="Arial" w:eastAsia="Arial" w:cs="Arial"/>
+          <w:b/>
+          <w:i w:val="0"/>
+          <w:color w:val="000000"/>
+          <w:sz w:val="18"/>
+          <w:highlight w:val="lightGray"/>
+        </w:rPr>
+        <w:t xml:space="preserve"> </w:t>
+      </w:r>
+      <w:r>
+        <w:rPr>
+          <w:rFonts w:ascii="Arial" w:hAnsi="Arial" w:eastAsia="Arial" w:cs="Arial"/>
+          <w:b/>
+          <w:i w:val="0"/>
+          <w:color w:val="000000"/>
+          <w:sz w:val="18"/>
+          <w:highlight w:val="lightGray"/>
+        </w:rPr>
+        <w:t>A</w:t>
+      </w:r>
+      <w:r>
+        <w:rPr>
+          <w:rFonts w:ascii="Arial" w:hAnsi="Arial" w:eastAsia="Arial" w:cs="Arial"/>
+          <w:b/>
+          <w:i w:val="0"/>
+          <w:color w:val="000000"/>
+          <w:sz w:val="18"/>
+          <w:highlight w:val="lightGray"/>
+        </w:rPr>
+        <w:t>I</w:t>
+      </w:r>
+      <w:r>
+        <w:rPr>
+          <w:rFonts w:ascii="Arial" w:hAnsi="Arial" w:eastAsia="Arial" w:cs="Arial"/>
+          <w:b/>
+          <w:i w:val="0"/>
+          <w:color w:val="000000"/>
+          <w:sz w:val="18"/>
+          <w:highlight w:val="lightGray"/>
+        </w:rPr>
+        <w:t xml:space="preserve"> </w:t>
+      </w:r>
+      <w:r>
+        <w:rPr>
+          <w:rFonts w:ascii="Arial" w:hAnsi="Arial" w:eastAsia="Arial" w:cs="Arial"/>
+          <w:b/>
+          <w:i w:val="0"/>
+          <w:color w:val="000000"/>
+          <w:sz w:val="18"/>
+          <w:highlight w:val="lightGray"/>
+        </w:rPr>
+        <w:t>S</w:t>
+      </w:r>
+      <w:r>
+        <w:rPr>
+          <w:rFonts w:ascii="Arial" w:hAnsi="Arial" w:eastAsia="Arial" w:cs="Arial"/>
+          <w:b/>
+          <w:i w:val="0"/>
+          <w:color w:val="000000"/>
+          <w:sz w:val="18"/>
+          <w:highlight w:val="lightGray"/>
+        </w:rPr>
+        <w:t>o</w:t>
+      </w:r>
+      <w:r>
+        <w:rPr>
+          <w:rFonts w:ascii="Arial" w:hAnsi="Arial" w:eastAsia="Arial" w:cs="Arial"/>
+          <w:b/>
+          <w:i w:val="0"/>
+          <w:color w:val="000000"/>
+          <w:sz w:val="18"/>
+          <w:highlight w:val="lightGray"/>
+        </w:rPr>
+        <w:t>u</w:t>
+      </w:r>
+      <w:r>
+        <w:rPr>
+          <w:rFonts w:ascii="Arial" w:hAnsi="Arial" w:eastAsia="Arial" w:cs="Arial"/>
+          <w:b/>
+          <w:i w:val="0"/>
+          <w:color w:val="000000"/>
+          <w:sz w:val="18"/>
+          <w:highlight w:val="lightGray"/>
+        </w:rPr>
+        <w:t>r</w:t>
+      </w:r>
+      <w:r>
+        <w:rPr>
+          <w:rFonts w:ascii="Arial" w:hAnsi="Arial" w:eastAsia="Arial" w:cs="Arial"/>
+          <w:b/>
+          <w:i w:val="0"/>
+          <w:color w:val="000000"/>
+          <w:sz w:val="18"/>
+          <w:highlight w:val="lightGray"/>
+        </w:rPr>
+        <w:t>c</w:t>
+      </w:r>
+      <w:r>
+        <w:rPr>
+          <w:rFonts w:ascii="Arial" w:hAnsi="Arial" w:eastAsia="Arial" w:cs="Arial"/>
+          <w:b/>
+          <w:i w:val="0"/>
+          <w:color w:val="000000"/>
+          <w:sz w:val="18"/>
+          <w:highlight w:val="lightGray"/>
+        </w:rPr>
+        <w:t>e</w:t>
+      </w:r>
+      <w:r>
+        <w:rPr>
+          <w:rFonts w:ascii="Arial" w:hAnsi="Arial" w:eastAsia="Arial" w:cs="Arial"/>
+          <w:b/>
+          <w:i w:val="0"/>
+          <w:color w:val="000000"/>
+          <w:sz w:val="18"/>
+          <w:highlight w:val="lightGray"/>
+        </w:rPr>
+        <w:t>:</w:t>
+      </w:r>
+      <w:r>
+        <w:rPr>
+          <w:rFonts w:ascii="Arial" w:hAnsi="Arial" w:eastAsia="Arial" w:cs="Arial"/>
+          <w:b/>
+          <w:i w:val="0"/>
+          <w:color w:val="000000"/>
+          <w:sz w:val="18"/>
+          <w:highlight w:val="lightGray"/>
+        </w:rPr>
+        <w:t xml:space="preserve"> </w:t>
+      </w:r>
+      <w:r>
+        <w:rPr>
+          <w:rFonts w:ascii="Arial" w:hAnsi="Arial" w:eastAsia="Arial" w:cs="Arial"/>
+          <w:b/>
+          <w:i w:val="0"/>
+          <w:color w:val="000000"/>
+          <w:sz w:val="18"/>
+          <w:highlight w:val="lightGray"/>
+        </w:rPr>
+        <w:t>P</w:t>
+      </w:r>
+      <w:r>
+        <w:rPr>
+          <w:rFonts w:ascii="Arial" w:hAnsi="Arial" w:eastAsia="Arial" w:cs="Arial"/>
+          <w:b/>
+          <w:i w:val="0"/>
+          <w:color w:val="000000"/>
+          <w:sz w:val="18"/>
+          <w:highlight w:val="lightGray"/>
+        </w:rPr>
+        <w:t>r</w:t>
+      </w:r>
+      <w:r>
+        <w:rPr>
+          <w:rFonts w:ascii="Arial" w:hAnsi="Arial" w:eastAsia="Arial" w:cs="Arial"/>
+          <w:b/>
+          <w:i w:val="0"/>
+          <w:color w:val="000000"/>
+          <w:sz w:val="18"/>
+          <w:highlight w:val="lightGray"/>
+        </w:rPr>
+        <w:t>o</w:t>
+      </w:r>
+      <w:r>
+        <w:rPr>
+          <w:rFonts w:ascii="Arial" w:hAnsi="Arial" w:eastAsia="Arial" w:cs="Arial"/>
+          <w:b/>
+          <w:i w:val="0"/>
+          <w:color w:val="000000"/>
+          <w:sz w:val="18"/>
+          <w:highlight w:val="lightGray"/>
+        </w:rPr>
+        <w:t>v</w:t>
+      </w:r>
+      <w:r>
+        <w:rPr>
+          <w:rFonts w:ascii="Arial" w:hAnsi="Arial" w:eastAsia="Arial" w:cs="Arial"/>
+          <w:b/>
+          <w:i w:val="0"/>
+          <w:color w:val="000000"/>
+          <w:sz w:val="18"/>
+          <w:highlight w:val="lightGray"/>
+        </w:rPr>
+        <w:t>i</w:t>
+      </w:r>
+      <w:r>
+        <w:rPr>
+          <w:rFonts w:ascii="Arial" w:hAnsi="Arial" w:eastAsia="Arial" w:cs="Arial"/>
+          <w:b/>
+          <w:i w:val="0"/>
+          <w:color w:val="000000"/>
+          <w:sz w:val="18"/>
+          <w:highlight w:val="lightGray"/>
+        </w:rPr>
+        <w:t>d</w:t>
+      </w:r>
+      <w:r>
+        <w:rPr>
+          <w:rFonts w:ascii="Arial" w:hAnsi="Arial" w:eastAsia="Arial" w:cs="Arial"/>
+          <w:b/>
+          <w:i w:val="0"/>
+          <w:color w:val="000000"/>
+          <w:sz w:val="18"/>
+          <w:highlight w:val="lightGray"/>
+        </w:rPr>
+        <w:t>e</w:t>
+      </w:r>
+      <w:r>
+        <w:rPr>
+          <w:rFonts w:ascii="Arial" w:hAnsi="Arial" w:eastAsia="Arial" w:cs="Arial"/>
+          <w:b/>
+          <w:i w:val="0"/>
+          <w:color w:val="000000"/>
+          <w:sz w:val="18"/>
+          <w:highlight w:val="lightGray"/>
+        </w:rPr>
+        <w:t>d</w:t>
+      </w:r>
+      <w:r>
+        <w:rPr>
+          <w:rFonts w:ascii="Arial" w:hAnsi="Arial" w:eastAsia="Arial" w:cs="Arial"/>
+          <w:b/>
+          <w:i w:val="0"/>
+          <w:color w:val="000000"/>
+          <w:sz w:val="18"/>
+          <w:highlight w:val="lightGray"/>
+        </w:rPr>
+        <w:t xml:space="preserve"> </w:t>
+      </w:r>
+      <w:r>
+        <w:rPr>
+          <w:rFonts w:ascii="Arial" w:hAnsi="Arial" w:eastAsia="Arial" w:cs="Arial"/>
+          <w:b/>
+          <w:i w:val="0"/>
+          <w:color w:val="000000"/>
+          <w:sz w:val="18"/>
+          <w:highlight w:val="lightGray"/>
+        </w:rPr>
+        <w:t>b</w:t>
+      </w:r>
+      <w:r>
+        <w:rPr>
+          <w:rFonts w:ascii="Arial" w:hAnsi="Arial" w:eastAsia="Arial" w:cs="Arial"/>
+          <w:b/>
+          <w:i w:val="0"/>
+          <w:color w:val="000000"/>
+          <w:sz w:val="18"/>
+          <w:highlight w:val="lightGray"/>
+        </w:rPr>
+        <w:t>y</w:t>
+      </w:r>
+      <w:r>
+        <w:rPr>
+          <w:rFonts w:ascii="Arial" w:hAnsi="Arial" w:eastAsia="Arial" w:cs="Arial"/>
+          <w:b/>
+          <w:i w:val="0"/>
+          <w:color w:val="000000"/>
+          <w:sz w:val="18"/>
+          <w:highlight w:val="lightGray"/>
+        </w:rPr>
+        <w:t>:</w:t>
+      </w:r>
+      <w:r>
+        <w:rPr>
+          <w:rFonts w:ascii="Arial" w:hAnsi="Arial" w:eastAsia="Arial" w:cs="Arial"/>
+          <w:b/>
+          <w:i w:val="0"/>
+          <w:color w:val="000000"/>
+          <w:sz w:val="18"/>
+          <w:highlight w:val="lightGray"/>
+        </w:rPr>
+        <w:t xml:space="preserve"> </w:t>
+      </w:r>
+      <w:r>
+        <w:rPr>
+          <w:rFonts w:ascii="Arial" w:hAnsi="Arial" w:eastAsia="Arial" w:cs="Arial"/>
+          <w:b/>
+          <w:i w:val="0"/>
+          <w:color w:val="000000"/>
+          <w:sz w:val="18"/>
+          <w:highlight w:val="lightGray"/>
+        </w:rPr>
+        <w:t>[</w:t>
+      </w:r>
+      <w:r>
+        <w:rPr>
+          <w:rFonts w:ascii="Arial" w:hAnsi="Arial" w:eastAsia="Arial" w:cs="Arial"/>
+          <w:b/>
+          <w:i w:val="0"/>
+          <w:color w:val="000000"/>
+          <w:sz w:val="18"/>
+          <w:highlight w:val="lightGray"/>
+        </w:rPr>
+        <w:t>D</w:t>
+      </w:r>
+      <w:r>
+        <w:rPr>
+          <w:rFonts w:ascii="Arial" w:hAnsi="Arial" w:eastAsia="Arial" w:cs="Arial"/>
+          <w:b/>
+          <w:i w:val="0"/>
+          <w:color w:val="000000"/>
+          <w:sz w:val="18"/>
+          <w:highlight w:val="lightGray"/>
+        </w:rPr>
+        <w:t>a</w:t>
+      </w:r>
+      <w:r>
+        <w:rPr>
+          <w:rFonts w:ascii="Arial" w:hAnsi="Arial" w:eastAsia="Arial" w:cs="Arial"/>
+          <w:b/>
+          <w:i w:val="0"/>
+          <w:color w:val="000000"/>
+          <w:sz w:val="18"/>
+          <w:highlight w:val="lightGray"/>
+        </w:rPr>
+        <w:t>t</w:t>
+      </w:r>
+      <w:r>
+        <w:rPr>
+          <w:rFonts w:ascii="Arial" w:hAnsi="Arial" w:eastAsia="Arial" w:cs="Arial"/>
+          <w:b/>
+          <w:i w:val="0"/>
+          <w:color w:val="000000"/>
+          <w:sz w:val="18"/>
+          <w:highlight w:val="lightGray"/>
+        </w:rPr>
+        <w:t>a</w:t>
+      </w:r>
+      <w:r>
+        <w:rPr>
+          <w:rFonts w:ascii="Arial" w:hAnsi="Arial" w:eastAsia="Arial" w:cs="Arial"/>
+          <w:b/>
+          <w:i w:val="0"/>
+          <w:color w:val="000000"/>
+          <w:sz w:val="18"/>
+          <w:highlight w:val="lightGray"/>
+        </w:rPr>
+        <w:t xml:space="preserve"> </w:t>
+      </w:r>
+      <w:r>
+        <w:rPr>
+          <w:rFonts w:ascii="Arial" w:hAnsi="Arial" w:eastAsia="Arial" w:cs="Arial"/>
+          <w:b/>
+          <w:i w:val="0"/>
+          <w:color w:val="000000"/>
+          <w:sz w:val="18"/>
+          <w:highlight w:val="lightGray"/>
+        </w:rPr>
+        <w:t>P</w:t>
+      </w:r>
+      <w:r>
+        <w:rPr>
+          <w:rFonts w:ascii="Arial" w:hAnsi="Arial" w:eastAsia="Arial" w:cs="Arial"/>
+          <w:b/>
+          <w:i w:val="0"/>
+          <w:color w:val="000000"/>
+          <w:sz w:val="18"/>
+          <w:highlight w:val="lightGray"/>
+        </w:rPr>
+        <w:t>a</w:t>
+      </w:r>
+      <w:r>
+        <w:rPr>
+          <w:rFonts w:ascii="Arial" w:hAnsi="Arial" w:eastAsia="Arial" w:cs="Arial"/>
+          <w:b/>
+          <w:i w:val="0"/>
+          <w:color w:val="000000"/>
+          <w:sz w:val="18"/>
+          <w:highlight w:val="lightGray"/>
+        </w:rPr>
+        <w:t>t</w:t>
+      </w:r>
+      <w:r>
+        <w:rPr>
+          <w:rFonts w:ascii="Arial" w:hAnsi="Arial" w:eastAsia="Arial" w:cs="Arial"/>
+          <w:b/>
+          <w:i w:val="0"/>
+          <w:color w:val="000000"/>
+          <w:sz w:val="18"/>
+          <w:highlight w:val="lightGray"/>
+        </w:rPr>
+        <w:t>h</w:t>
+      </w:r>
+      <w:r>
+        <w:rPr>
+          <w:rFonts w:ascii="Arial" w:hAnsi="Arial" w:eastAsia="Arial" w:cs="Arial"/>
+          <w:b w:val="0"/>
+          <w:i w:val="0"/>
+          <w:color w:val="000000"/>
+          <w:sz w:val="18"/>
+          <w:highlight w:val="lightGray"/>
+        </w:rPr>
+        <w:t>:</w:t>
+      </w:r>
+      <w:r>
+        <w:rPr>
+          <w:rFonts w:ascii="Arial" w:hAnsi="Arial" w:eastAsia="Arial" w:cs="Arial"/>
+          <w:b w:val="0"/>
+          <w:i w:val="0"/>
+          <w:color w:val="000000"/>
+          <w:sz w:val="18"/>
+          <w:highlight w:val="lightGray"/>
+        </w:rPr>
+        <w:t xml:space="preserve"> </w:t>
+      </w:r>
+      <w:r>
+        <w:rPr>
+          <w:rFonts w:ascii="Arial" w:hAnsi="Arial" w:eastAsia="Arial" w:cs="Arial"/>
+          <w:b w:val="0"/>
+          <w:i w:val="0"/>
+          <w:color w:val="000000"/>
+          <w:sz w:val="18"/>
+          <w:highlight w:val="lightGray"/>
+        </w:rPr>
+        <w:t>P</w:t>
+      </w:r>
+      <w:r>
+        <w:rPr>
+          <w:rFonts w:ascii="Arial" w:hAnsi="Arial" w:eastAsia="Arial" w:cs="Arial"/>
+          <w:b w:val="0"/>
+          <w:i w:val="0"/>
+          <w:color w:val="000000"/>
+          <w:sz w:val="18"/>
+          <w:highlight w:val="lightGray"/>
+        </w:rPr>
+        <w:t>e</w:t>
+      </w:r>
+      <w:r>
+        <w:rPr>
+          <w:rFonts w:ascii="Arial" w:hAnsi="Arial" w:eastAsia="Arial" w:cs="Arial"/>
+          <w:b w:val="0"/>
+          <w:i w:val="0"/>
+          <w:color w:val="000000"/>
+          <w:sz w:val="18"/>
+          <w:highlight w:val="lightGray"/>
+        </w:rPr>
+        <w:t>r</w:t>
+      </w:r>
+      <w:r>
+        <w:rPr>
+          <w:rFonts w:ascii="Arial" w:hAnsi="Arial" w:eastAsia="Arial" w:cs="Arial"/>
+          <w:b w:val="0"/>
+          <w:i w:val="0"/>
+          <w:color w:val="000000"/>
+          <w:sz w:val="18"/>
+          <w:highlight w:val="lightGray"/>
+        </w:rPr>
+        <w:t>s</w:t>
+      </w:r>
+      <w:r>
+        <w:rPr>
+          <w:rFonts w:ascii="Arial" w:hAnsi="Arial" w:eastAsia="Arial" w:cs="Arial"/>
+          <w:b w:val="0"/>
+          <w:i w:val="0"/>
+          <w:color w:val="000000"/>
+          <w:sz w:val="18"/>
+          <w:highlight w:val="lightGray"/>
+        </w:rPr>
+        <w:t>o</w:t>
+      </w:r>
+      <w:r>
+        <w:rPr>
+          <w:rFonts w:ascii="Arial" w:hAnsi="Arial" w:eastAsia="Arial" w:cs="Arial"/>
+          <w:b w:val="0"/>
+          <w:i w:val="0"/>
+          <w:color w:val="000000"/>
+          <w:sz w:val="18"/>
+          <w:highlight w:val="lightGray"/>
+        </w:rPr>
+        <w:t>n</w:t>
+      </w:r>
+      <w:r>
+        <w:rPr>
+          <w:rFonts w:ascii="Arial" w:hAnsi="Arial" w:eastAsia="Arial" w:cs="Arial"/>
+          <w:b w:val="0"/>
+          <w:i w:val="0"/>
+          <w:color w:val="000000"/>
+          <w:sz w:val="18"/>
+          <w:highlight w:val="lightGray"/>
+        </w:rPr>
+        <w:t>s</w:t>
+      </w:r>
+      <w:r>
+        <w:rPr>
+          <w:rFonts w:ascii="Arial" w:hAnsi="Arial" w:eastAsia="Arial" w:cs="Arial"/>
+          <w:b w:val="0"/>
+          <w:i w:val="0"/>
+          <w:color w:val="000000"/>
+          <w:sz w:val="18"/>
+          <w:highlight w:val="lightGray"/>
+        </w:rPr>
+        <w:t xml:space="preserve"> </w:t>
+      </w:r>
+      <w:r>
+        <w:rPr>
+          <w:rFonts w:ascii="Arial" w:hAnsi="Arial" w:eastAsia="Arial" w:cs="Arial"/>
+          <w:b w:val="0"/>
+          <w:i w:val="0"/>
+          <w:color w:val="000000"/>
+          <w:sz w:val="18"/>
+          <w:highlight w:val="lightGray"/>
+        </w:rPr>
+        <w:t>T</w:t>
+      </w:r>
+      <w:r>
+        <w:rPr>
+          <w:rFonts w:ascii="Arial" w:hAnsi="Arial" w:eastAsia="Arial" w:cs="Arial"/>
+          <w:b w:val="0"/>
+          <w:i w:val="0"/>
+          <w:color w:val="000000"/>
+          <w:sz w:val="18"/>
+          <w:highlight w:val="lightGray"/>
+        </w:rPr>
+        <w:t>a</w:t>
+      </w:r>
+      <w:r>
+        <w:rPr>
+          <w:rFonts w:ascii="Arial" w:hAnsi="Arial" w:eastAsia="Arial" w:cs="Arial"/>
+          <w:b w:val="0"/>
+          <w:i w:val="0"/>
+          <w:color w:val="000000"/>
+          <w:sz w:val="18"/>
+          <w:highlight w:val="lightGray"/>
+        </w:rPr>
+        <w:t>b</w:t>
+      </w:r>
+      <w:r>
+        <w:rPr>
+          <w:rFonts w:ascii="Arial" w:hAnsi="Arial" w:eastAsia="Arial" w:cs="Arial"/>
+          <w:b w:val="0"/>
+          <w:i w:val="0"/>
+          <w:color w:val="000000"/>
+          <w:sz w:val="18"/>
+          <w:highlight w:val="lightGray"/>
+        </w:rPr>
+        <w:t>l</w:t>
+      </w:r>
+      <w:r>
+        <w:rPr>
+          <w:rFonts w:ascii="Arial" w:hAnsi="Arial" w:eastAsia="Arial" w:cs="Arial"/>
+          <w:b w:val="0"/>
+          <w:i w:val="0"/>
+          <w:color w:val="000000"/>
+          <w:sz w:val="18"/>
+          <w:highlight w:val="lightGray"/>
+        </w:rPr>
+        <w:t>e</w:t>
+      </w:r>
+      <w:r>
+        <w:rPr>
+          <w:rFonts w:ascii="Arial" w:hAnsi="Arial" w:eastAsia="Arial" w:cs="Arial"/>
+          <w:b w:val="0"/>
+          <w:i w:val="0"/>
+          <w:color w:val="000000"/>
+          <w:sz w:val="18"/>
+          <w:highlight w:val="lightGray"/>
+        </w:rPr>
+        <w:t xml:space="preserve"> </w:t>
+      </w:r>
+      <w:r>
+        <w:rPr>
+          <w:rFonts w:ascii="Arial" w:hAnsi="Arial" w:eastAsia="Arial" w:cs="Arial"/>
+          <w:b w:val="0"/>
+          <w:i w:val="0"/>
+          <w:color w:val="000000"/>
+          <w:sz w:val="18"/>
+          <w:highlight w:val="lightGray"/>
+        </w:rPr>
+        <w:t>-</w:t>
+      </w:r>
+      <w:r>
+        <w:rPr>
+          <w:rFonts w:ascii="Arial" w:hAnsi="Arial" w:eastAsia="Arial" w:cs="Arial"/>
+          <w:b w:val="0"/>
+          <w:i w:val="0"/>
+          <w:color w:val="000000"/>
+          <w:sz w:val="18"/>
+          <w:highlight w:val="lightGray"/>
+        </w:rPr>
+        <w:t>&gt;</w:t>
+      </w:r>
+      <w:r>
+        <w:rPr>
+          <w:rFonts w:ascii="Arial" w:hAnsi="Arial" w:eastAsia="Arial" w:cs="Arial"/>
+          <w:b w:val="0"/>
+          <w:i w:val="0"/>
+          <w:color w:val="000000"/>
+          <w:sz w:val="18"/>
+          <w:highlight w:val="lightGray"/>
+        </w:rPr>
+        <w:t xml:space="preserve"> </w:t>
+      </w:r>
+      <w:r>
+        <w:rPr>
+          <w:rFonts w:ascii="Arial" w:hAnsi="Arial" w:eastAsia="Arial" w:cs="Arial"/>
+          <w:b w:val="0"/>
+          <w:i w:val="0"/>
+          <w:color w:val="000000"/>
+          <w:sz w:val="18"/>
+          <w:highlight w:val="lightGray"/>
+        </w:rPr>
+        <w:t>I</w:t>
+      </w:r>
+      <w:r>
+        <w:rPr>
+          <w:rFonts w:ascii="Arial" w:hAnsi="Arial" w:eastAsia="Arial" w:cs="Arial"/>
+          <w:b w:val="0"/>
+          <w:i w:val="0"/>
+          <w:color w:val="000000"/>
+          <w:sz w:val="18"/>
+          <w:highlight w:val="lightGray"/>
+        </w:rPr>
+        <w:t>D</w:t>
+      </w:r>
+      <w:r>
+        <w:rPr>
+          <w:rFonts w:ascii="Arial" w:hAnsi="Arial" w:eastAsia="Arial" w:cs="Arial"/>
+          <w:b w:val="0"/>
+          <w:i w:val="0"/>
+          <w:color w:val="000000"/>
+          <w:sz w:val="18"/>
+          <w:highlight w:val="lightGray"/>
+        </w:rPr>
+        <w:t xml:space="preserve"> </w:t>
+      </w:r>
+      <w:r>
+        <w:rPr>
+          <w:rFonts w:ascii="Arial" w:hAnsi="Arial" w:eastAsia="Arial" w:cs="Arial"/>
+          <w:b w:val="0"/>
+          <w:i w:val="0"/>
+          <w:color w:val="000000"/>
+          <w:sz w:val="18"/>
+          <w:highlight w:val="lightGray"/>
+        </w:rPr>
+        <w:t>C</w:t>
+      </w:r>
+      <w:r>
+        <w:rPr>
+          <w:rFonts w:ascii="Arial" w:hAnsi="Arial" w:eastAsia="Arial" w:cs="Arial"/>
+          <w:b w:val="0"/>
+          <w:i w:val="0"/>
+          <w:color w:val="000000"/>
+          <w:sz w:val="18"/>
+          <w:highlight w:val="lightGray"/>
+        </w:rPr>
+        <w:t>o</w:t>
+      </w:r>
+      <w:r>
+        <w:rPr>
+          <w:rFonts w:ascii="Arial" w:hAnsi="Arial" w:eastAsia="Arial" w:cs="Arial"/>
+          <w:b w:val="0"/>
+          <w:i w:val="0"/>
+          <w:color w:val="000000"/>
+          <w:sz w:val="18"/>
+          <w:highlight w:val="lightGray"/>
+        </w:rPr>
+        <w:t>l</w:t>
+      </w:r>
+      <w:r>
+        <w:rPr>
+          <w:rFonts w:ascii="Arial" w:hAnsi="Arial" w:eastAsia="Arial" w:cs="Arial"/>
+          <w:b w:val="0"/>
+          <w:i w:val="0"/>
+          <w:color w:val="000000"/>
+          <w:sz w:val="18"/>
+          <w:highlight w:val="lightGray"/>
+        </w:rPr>
+        <w:t>u</w:t>
+      </w:r>
+      <w:r>
+        <w:rPr>
+          <w:rFonts w:ascii="Arial" w:hAnsi="Arial" w:eastAsia="Arial" w:cs="Arial"/>
+          <w:b w:val="0"/>
+          <w:i w:val="0"/>
+          <w:color w:val="000000"/>
+          <w:sz w:val="18"/>
+          <w:highlight w:val="lightGray"/>
+        </w:rPr>
+        <w:t>m</w:t>
+      </w:r>
+      <w:r>
+        <w:rPr>
+          <w:rFonts w:ascii="Arial" w:hAnsi="Arial" w:eastAsia="Arial" w:cs="Arial"/>
+          <w:b w:val="0"/>
+          <w:i w:val="0"/>
+          <w:color w:val="000000"/>
+          <w:sz w:val="18"/>
+          <w:highlight w:val="lightGray"/>
+        </w:rPr>
+        <w:t>n</w:t>
+      </w:r>
+      <w:r>
+        <w:rPr>
+          <w:rFonts w:ascii="Arial" w:hAnsi="Arial" w:eastAsia="Arial" w:cs="Arial"/>
+          <w:b w:val="0"/>
+          <w:i w:val="0"/>
+          <w:color w:val="000000"/>
+          <w:sz w:val="18"/>
+          <w:highlight w:val="lightGray"/>
+        </w:rPr>
+        <w:t>:</w:t>
+      </w:r>
+      <w:r>
+        <w:rPr>
+          <w:rFonts w:ascii="Arial" w:hAnsi="Arial" w:eastAsia="Arial" w:cs="Arial"/>
+          <w:b w:val="0"/>
+          <w:i w:val="0"/>
+          <w:color w:val="000000"/>
+          <w:sz w:val="18"/>
+          <w:highlight w:val="lightGray"/>
+        </w:rPr>
+        <w:t xml:space="preserve"> </w:t>
+      </w:r>
+      <w:r>
+        <w:rPr>
+          <w:rFonts w:ascii="Arial" w:hAnsi="Arial" w:eastAsia="Arial" w:cs="Arial"/>
+          <w:b w:val="0"/>
+          <w:i w:val="0"/>
+          <w:color w:val="000000"/>
+          <w:sz w:val="18"/>
+          <w:highlight w:val="lightGray"/>
+        </w:rPr>
+        <w:t>1</w:t>
+      </w:r>
+      <w:r>
+        <w:rPr>
+          <w:rFonts w:ascii="Arial" w:hAnsi="Arial" w:eastAsia="Arial" w:cs="Arial"/>
+          <w:b w:val="0"/>
+          <w:i w:val="0"/>
+          <w:color w:val="000000"/>
+          <w:sz w:val="18"/>
+          <w:highlight w:val="lightGray"/>
+        </w:rPr>
+        <w:t>,</w:t>
+      </w:r>
+      <w:r>
+        <w:rPr>
+          <w:rFonts w:ascii="Arial" w:hAnsi="Arial" w:eastAsia="Arial" w:cs="Arial"/>
+          <w:b w:val="0"/>
+          <w:i w:val="0"/>
+          <w:color w:val="000000"/>
+          <w:sz w:val="18"/>
+          <w:highlight w:val="lightGray"/>
+        </w:rPr>
+        <w:t xml:space="preserve"> </w:t>
+      </w:r>
+      <w:r>
+        <w:rPr>
+          <w:rFonts w:ascii="Arial" w:hAnsi="Arial" w:eastAsia="Arial" w:cs="Arial"/>
+          <w:b w:val="0"/>
+          <w:i w:val="0"/>
+          <w:color w:val="000000"/>
+          <w:sz w:val="18"/>
+          <w:highlight w:val="lightGray"/>
+        </w:rPr>
+        <w:t>N</w:t>
+      </w:r>
+      <w:r>
+        <w:rPr>
+          <w:rFonts w:ascii="Arial" w:hAnsi="Arial" w:eastAsia="Arial" w:cs="Arial"/>
+          <w:b w:val="0"/>
+          <w:i w:val="0"/>
+          <w:color w:val="000000"/>
+          <w:sz w:val="18"/>
+          <w:highlight w:val="lightGray"/>
+        </w:rPr>
+        <w:t>a</w:t>
+      </w:r>
+      <w:r>
+        <w:rPr>
+          <w:rFonts w:ascii="Arial" w:hAnsi="Arial" w:eastAsia="Arial" w:cs="Arial"/>
+          <w:b w:val="0"/>
+          <w:i w:val="0"/>
+          <w:color w:val="000000"/>
+          <w:sz w:val="18"/>
+          <w:highlight w:val="lightGray"/>
+        </w:rPr>
+        <w:t>m</w:t>
+      </w:r>
+      <w:r>
+        <w:rPr>
+          <w:rFonts w:ascii="Arial" w:hAnsi="Arial" w:eastAsia="Arial" w:cs="Arial"/>
+          <w:b w:val="0"/>
+          <w:i w:val="0"/>
+          <w:color w:val="000000"/>
+          <w:sz w:val="18"/>
+          <w:highlight w:val="lightGray"/>
+        </w:rPr>
+        <w:t>e</w:t>
+      </w:r>
+      <w:r>
+        <w:rPr>
+          <w:rFonts w:ascii="Arial" w:hAnsi="Arial" w:eastAsia="Arial" w:cs="Arial"/>
+          <w:b w:val="0"/>
+          <w:i w:val="0"/>
+          <w:color w:val="000000"/>
+          <w:sz w:val="18"/>
+          <w:highlight w:val="lightGray"/>
+        </w:rPr>
+        <w:t>_</w:t>
+      </w:r>
+      <w:r>
+        <w:rPr>
+          <w:rFonts w:ascii="Arial" w:hAnsi="Arial" w:eastAsia="Arial" w:cs="Arial"/>
+          <w:b w:val="0"/>
+          <w:i w:val="0"/>
+          <w:color w:val="000000"/>
+          <w:sz w:val="18"/>
+          <w:highlight w:val="lightGray"/>
+        </w:rPr>
+        <w:t>E</w:t>
+      </w:r>
+      <w:r>
+        <w:rPr>
+          <w:rFonts w:ascii="Arial" w:hAnsi="Arial" w:eastAsia="Arial" w:cs="Arial"/>
+          <w:b w:val="0"/>
+          <w:i w:val="0"/>
+          <w:color w:val="000000"/>
+          <w:sz w:val="18"/>
+          <w:highlight w:val="lightGray"/>
+        </w:rPr>
+        <w:t>n</w:t>
+      </w:r>
+      <w:r>
+        <w:rPr>
+          <w:rFonts w:ascii="Arial" w:hAnsi="Arial" w:eastAsia="Arial" w:cs="Arial"/>
+          <w:b w:val="0"/>
+          <w:i w:val="0"/>
+          <w:color w:val="000000"/>
+          <w:sz w:val="18"/>
+          <w:highlight w:val="lightGray"/>
+        </w:rPr>
+        <w:t xml:space="preserve"> </w:t>
+      </w:r>
+      <w:r>
+        <w:rPr>
+          <w:rFonts w:ascii="Arial" w:hAnsi="Arial" w:eastAsia="Arial" w:cs="Arial"/>
+          <w:b w:val="0"/>
+          <w:i w:val="0"/>
+          <w:color w:val="000000"/>
+          <w:sz w:val="18"/>
+          <w:highlight w:val="lightGray"/>
+        </w:rPr>
+        <w:t>C</w:t>
+      </w:r>
+      <w:r>
+        <w:rPr>
+          <w:rFonts w:ascii="Arial" w:hAnsi="Arial" w:eastAsia="Arial" w:cs="Arial"/>
+          <w:b w:val="0"/>
+          <w:i w:val="0"/>
+          <w:color w:val="000000"/>
+          <w:sz w:val="18"/>
+          <w:highlight w:val="lightGray"/>
+        </w:rPr>
+        <w:t>o</w:t>
+      </w:r>
+      <w:r>
+        <w:rPr>
+          <w:rFonts w:ascii="Arial" w:hAnsi="Arial" w:eastAsia="Arial" w:cs="Arial"/>
+          <w:b w:val="0"/>
+          <w:i w:val="0"/>
+          <w:color w:val="000000"/>
+          <w:sz w:val="18"/>
+          <w:highlight w:val="lightGray"/>
+        </w:rPr>
+        <w:t>l</w:t>
+      </w:r>
+      <w:r>
+        <w:rPr>
+          <w:rFonts w:ascii="Arial" w:hAnsi="Arial" w:eastAsia="Arial" w:cs="Arial"/>
+          <w:b w:val="0"/>
+          <w:i w:val="0"/>
+          <w:color w:val="000000"/>
+          <w:sz w:val="18"/>
+          <w:highlight w:val="lightGray"/>
+        </w:rPr>
+        <w:t>u</w:t>
+      </w:r>
+      <w:r>
+        <w:rPr>
+          <w:rFonts w:ascii="Arial" w:hAnsi="Arial" w:eastAsia="Arial" w:cs="Arial"/>
+          <w:b w:val="0"/>
+          <w:i w:val="0"/>
+          <w:color w:val="000000"/>
+          <w:sz w:val="18"/>
+          <w:highlight w:val="lightGray"/>
+        </w:rPr>
+        <w:t>m</w:t>
+      </w:r>
+      <w:r>
+        <w:rPr>
+          <w:rFonts w:ascii="Arial" w:hAnsi="Arial" w:eastAsia="Arial" w:cs="Arial"/>
+          <w:b w:val="0"/>
+          <w:i w:val="0"/>
+          <w:color w:val="000000"/>
+          <w:sz w:val="18"/>
+          <w:highlight w:val="lightGray"/>
+        </w:rPr>
+        <w:t>n</w:t>
+      </w:r>
+      <w:r>
+        <w:rPr>
+          <w:rFonts w:ascii="Arial" w:hAnsi="Arial" w:eastAsia="Arial" w:cs="Arial"/>
+          <w:b w:val="0"/>
+          <w:i w:val="0"/>
+          <w:color w:val="000000"/>
+          <w:sz w:val="18"/>
+          <w:highlight w:val="lightGray"/>
+        </w:rPr>
+        <w:t>:</w:t>
+      </w:r>
+      <w:r>
+        <w:rPr>
+          <w:rFonts w:ascii="Arial" w:hAnsi="Arial" w:eastAsia="Arial" w:cs="Arial"/>
+          <w:b w:val="0"/>
+          <w:i w:val="0"/>
+          <w:color w:val="000000"/>
+          <w:sz w:val="18"/>
+          <w:highlight w:val="lightGray"/>
+        </w:rPr>
+        <w:t xml:space="preserve"> </w:t>
+      </w:r>
+      <w:r>
+        <w:rPr>
+          <w:rFonts w:ascii="Arial" w:hAnsi="Arial" w:eastAsia="Arial" w:cs="Arial"/>
+          <w:b w:val="0"/>
+          <w:i w:val="0"/>
+          <w:color w:val="000000"/>
+          <w:sz w:val="18"/>
+          <w:highlight w:val="lightGray"/>
+        </w:rPr>
+        <w:t>M</w:t>
+      </w:r>
+      <w:r>
+        <w:rPr>
+          <w:rFonts w:ascii="Arial" w:hAnsi="Arial" w:eastAsia="Arial" w:cs="Arial"/>
+          <w:b w:val="0"/>
+          <w:i w:val="0"/>
+          <w:color w:val="000000"/>
+          <w:sz w:val="18"/>
+          <w:highlight w:val="lightGray"/>
+        </w:rPr>
+        <w:t>o</w:t>
+      </w:r>
+      <w:r>
+        <w:rPr>
+          <w:rFonts w:ascii="Arial" w:hAnsi="Arial" w:eastAsia="Arial" w:cs="Arial"/>
+          <w:b w:val="0"/>
+          <w:i w:val="0"/>
+          <w:color w:val="000000"/>
+          <w:sz w:val="18"/>
+          <w:highlight w:val="lightGray"/>
+        </w:rPr>
+        <w:t>t</w:t>
+      </w:r>
+      <w:r>
+        <w:rPr>
+          <w:rFonts w:ascii="Arial" w:hAnsi="Arial" w:eastAsia="Arial" w:cs="Arial"/>
+          <w:b w:val="0"/>
+          <w:i w:val="0"/>
+          <w:color w:val="000000"/>
+          <w:sz w:val="18"/>
+          <w:highlight w:val="lightGray"/>
+        </w:rPr>
+        <w:t>a</w:t>
+      </w:r>
+      <w:r>
+        <w:rPr>
+          <w:rFonts w:ascii="Arial" w:hAnsi="Arial" w:eastAsia="Arial" w:cs="Arial"/>
+          <w:b w:val="0"/>
+          <w:i w:val="0"/>
+          <w:color w:val="000000"/>
+          <w:sz w:val="18"/>
+          <w:highlight w:val="lightGray"/>
+        </w:rPr>
+        <w:t>s</w:t>
+      </w:r>
+      <w:r>
+        <w:rPr>
+          <w:rFonts w:ascii="Arial" w:hAnsi="Arial" w:eastAsia="Arial" w:cs="Arial"/>
+          <w:b w:val="0"/>
+          <w:i w:val="0"/>
+          <w:color w:val="000000"/>
+          <w:sz w:val="18"/>
+          <w:highlight w:val="lightGray"/>
+        </w:rPr>
+        <w:t>e</w:t>
+      </w:r>
+      <w:r>
+        <w:rPr>
+          <w:rFonts w:ascii="Arial" w:hAnsi="Arial" w:eastAsia="Arial" w:cs="Arial"/>
+          <w:b w:val="0"/>
+          <w:i w:val="0"/>
+          <w:color w:val="000000"/>
+          <w:sz w:val="18"/>
+          <w:highlight w:val="lightGray"/>
+        </w:rPr>
+        <w:t>m</w:t>
+      </w:r>
+      <w:r>
+        <w:rPr>
+          <w:rFonts w:ascii="Arial" w:hAnsi="Arial" w:eastAsia="Arial" w:cs="Arial"/>
+          <w:b w:val="0"/>
+          <w:i w:val="0"/>
+          <w:color w:val="000000"/>
+          <w:sz w:val="18"/>
+          <w:highlight w:val="lightGray"/>
+        </w:rPr>
+        <w:t xml:space="preserve"> </w:t>
+      </w:r>
+      <w:r>
+        <w:rPr>
+          <w:rFonts w:ascii="Arial" w:hAnsi="Arial" w:eastAsia="Arial" w:cs="Arial"/>
+          <w:b w:val="0"/>
+          <w:i w:val="0"/>
+          <w:color w:val="000000"/>
+          <w:sz w:val="18"/>
+          <w:highlight w:val="lightGray"/>
+        </w:rPr>
+        <w:t>E</w:t>
+      </w:r>
+      <w:r>
+        <w:rPr>
+          <w:rFonts w:ascii="Arial" w:hAnsi="Arial" w:eastAsia="Arial" w:cs="Arial"/>
+          <w:b w:val="0"/>
+          <w:i w:val="0"/>
+          <w:color w:val="000000"/>
+          <w:sz w:val="18"/>
+          <w:highlight w:val="lightGray"/>
+        </w:rPr>
+        <w:t>s</w:t>
+      </w:r>
+      <w:r>
+        <w:rPr>
+          <w:rFonts w:ascii="Arial" w:hAnsi="Arial" w:eastAsia="Arial" w:cs="Arial"/>
+          <w:b w:val="0"/>
+          <w:i w:val="0"/>
+          <w:color w:val="000000"/>
+          <w:sz w:val="18"/>
+          <w:highlight w:val="lightGray"/>
+        </w:rPr>
+        <w:t>s</w:t>
+      </w:r>
+      <w:r>
+        <w:rPr>
+          <w:rFonts w:ascii="Arial" w:hAnsi="Arial" w:eastAsia="Arial" w:cs="Arial"/>
+          <w:b w:val="0"/>
+          <w:i w:val="0"/>
+          <w:color w:val="000000"/>
+          <w:sz w:val="18"/>
+          <w:highlight w:val="lightGray"/>
+        </w:rPr>
+        <w:t>a</w:t>
+      </w:r>
+      <w:r>
+        <w:rPr>
+          <w:rFonts w:ascii="Arial" w:hAnsi="Arial" w:eastAsia="Arial" w:cs="Arial"/>
+          <w:b w:val="0"/>
+          <w:i w:val="0"/>
+          <w:color w:val="000000"/>
+          <w:sz w:val="18"/>
+          <w:highlight w:val="lightGray"/>
+        </w:rPr>
+        <w:t>m</w:t>
+      </w:r>
+      <w:r>
+        <w:rPr>
+          <w:rFonts w:ascii="Arial" w:hAnsi="Arial" w:eastAsia="Arial" w:cs="Arial"/>
+          <w:b w:val="0"/>
+          <w:i w:val="0"/>
+          <w:color w:val="000000"/>
+          <w:sz w:val="18"/>
+          <w:highlight w:val="lightGray"/>
+        </w:rPr>
+        <w:t>]</w:t>
+      </w:r>
+      <w:r>
+        <w:rPr>
+          <w:rFonts w:ascii="Arial" w:hAnsi="Arial" w:eastAsia="Arial" w:cs="Arial"/>
+          <w:b w:val="0"/>
+          <w:i w:val="0"/>
+          <w:color w:val="000000"/>
+          <w:sz w:val="18"/>
+          <w:highlight w:val="lightGray"/>
+        </w:rPr>
+        <w:t xml:space="preserve"> </w:t>
+      </w:r>
+      <w:r>
+        <w:rPr>
+          <w:rFonts w:ascii="Arial" w:hAnsi="Arial" w:eastAsia="Arial" w:cs="Arial"/>
+          <w:b w:val="0"/>
+          <w:i w:val="0"/>
+          <w:color w:val="000000"/>
+          <w:sz w:val="18"/>
+          <w:highlight w:val="lightGray"/>
+        </w:rPr>
+        <w:t>-</w:t>
+      </w:r>
+      <w:r>
+        <w:rPr>
+          <w:rFonts w:ascii="Arial" w:hAnsi="Arial" w:eastAsia="Arial" w:cs="Arial"/>
+          <w:b w:val="0"/>
+          <w:i w:val="0"/>
+          <w:color w:val="000000"/>
+          <w:sz w:val="18"/>
+          <w:highlight w:val="lightGray"/>
+        </w:rPr>
+        <w:t>&gt;</w:t>
+      </w:r>
+      <w:r>
+        <w:rPr>
+          <w:rFonts w:ascii="Arial" w:hAnsi="Arial" w:eastAsia="Arial" w:cs="Arial"/>
+          <w:b w:val="0"/>
+          <w:i w:val="0"/>
+          <w:color w:val="000000"/>
+          <w:sz w:val="18"/>
+          <w:highlight w:val="lightGray"/>
+        </w:rPr>
+        <w:t xml:space="preserve"> </w:t>
+      </w:r>
+      <w:r>
+        <w:rPr>
+          <w:rFonts w:ascii="Arial" w:hAnsi="Arial" w:eastAsia="Arial" w:cs="Arial"/>
+          <w:b/>
+          <w:i w:val="0"/>
+          <w:color w:val="000000"/>
+          <w:sz w:val="18"/>
+          <w:highlight w:val="lightGray"/>
+        </w:rPr>
+        <w:t>F</w:t>
+      </w:r>
+      <w:r>
+        <w:rPr>
+          <w:rFonts w:ascii="Arial" w:hAnsi="Arial" w:eastAsia="Arial" w:cs="Arial"/>
+          <w:b/>
+          <w:i w:val="0"/>
+          <w:color w:val="000000"/>
+          <w:sz w:val="18"/>
+          <w:highlight w:val="lightGray"/>
+        </w:rPr>
+        <w:t>r</w:t>
+      </w:r>
+      <w:r>
+        <w:rPr>
+          <w:rFonts w:ascii="Arial" w:hAnsi="Arial" w:eastAsia="Arial" w:cs="Arial"/>
+          <w:b/>
+          <w:i w:val="0"/>
+          <w:color w:val="000000"/>
+          <w:sz w:val="18"/>
+          <w:highlight w:val="lightGray"/>
+        </w:rPr>
+        <w:t>o</w:t>
+      </w:r>
+      <w:r>
+        <w:rPr>
+          <w:rFonts w:ascii="Arial" w:hAnsi="Arial" w:eastAsia="Arial" w:cs="Arial"/>
+          <w:b/>
+          <w:i w:val="0"/>
+          <w:color w:val="000000"/>
+          <w:sz w:val="18"/>
+          <w:highlight w:val="lightGray"/>
+        </w:rPr>
+        <w:t>m</w:t>
+      </w:r>
+      <w:r>
+        <w:rPr>
+          <w:rFonts w:ascii="Arial" w:hAnsi="Arial" w:eastAsia="Arial" w:cs="Arial"/>
+          <w:b/>
+          <w:i w:val="0"/>
+          <w:color w:val="000000"/>
+          <w:sz w:val="18"/>
+          <w:highlight w:val="lightGray"/>
+        </w:rPr>
+        <w:t>:</w:t>
+      </w:r>
+      <w:r>
+        <w:rPr>
+          <w:rFonts w:ascii="Arial" w:hAnsi="Arial" w:eastAsia="Arial" w:cs="Arial"/>
+          <w:b w:val="0"/>
+          <w:i w:val="0"/>
+          <w:color w:val="000000"/>
+          <w:sz w:val="18"/>
+          <w:highlight w:val="lightGray"/>
+        </w:rPr>
+        <w:t xml:space="preserve"> </w:t>
+      </w:r>
+      <w:r>
+        <w:rPr>
+          <w:rFonts w:ascii="Arial" w:hAnsi="Arial" w:eastAsia="Arial" w:cs="Arial"/>
+          <w:b w:val="0"/>
+          <w:i w:val="0"/>
+          <w:color w:val="000000"/>
+          <w:sz w:val="18"/>
+          <w:highlight w:val="lightGray"/>
+        </w:rPr>
+        <w:t>[</w:t>
+      </w:r>
+      <w:r>
+        <w:rPr>
+          <w:rFonts w:ascii="Arial" w:hAnsi="Arial" w:eastAsia="Arial" w:cs="Arial"/>
+          <w:b w:val="0"/>
+          <w:i w:val="0"/>
+          <w:color w:val="000000"/>
+          <w:sz w:val="18"/>
+          <w:highlight w:val="lightGray"/>
+        </w:rPr>
+        <w:t>C</w:t>
+      </w:r>
+      <w:r>
+        <w:rPr>
+          <w:rFonts w:ascii="Arial" w:hAnsi="Arial" w:eastAsia="Arial" w:cs="Arial"/>
+          <w:b w:val="0"/>
+          <w:i w:val="0"/>
+          <w:color w:val="000000"/>
+          <w:sz w:val="18"/>
+          <w:highlight w:val="lightGray"/>
+        </w:rPr>
+        <w:t>h</w:t>
+      </w:r>
+      <w:r>
+        <w:rPr>
+          <w:rFonts w:ascii="Arial" w:hAnsi="Arial" w:eastAsia="Arial" w:cs="Arial"/>
+          <w:b w:val="0"/>
+          <w:i w:val="0"/>
+          <w:color w:val="000000"/>
+          <w:sz w:val="18"/>
+          <w:highlight w:val="lightGray"/>
+        </w:rPr>
+        <w:t>a</w:t>
+      </w:r>
+      <w:r>
+        <w:rPr>
+          <w:rFonts w:ascii="Arial" w:hAnsi="Arial" w:eastAsia="Arial" w:cs="Arial"/>
+          <w:b w:val="0"/>
+          <w:i w:val="0"/>
+          <w:color w:val="000000"/>
+          <w:sz w:val="18"/>
+          <w:highlight w:val="lightGray"/>
+        </w:rPr>
+        <w:t>t</w:t>
+      </w:r>
+      <w:r>
+        <w:rPr>
+          <w:rFonts w:ascii="Arial" w:hAnsi="Arial" w:eastAsia="Arial" w:cs="Arial"/>
+          <w:b w:val="0"/>
+          <w:i w:val="0"/>
+          <w:color w:val="000000"/>
+          <w:sz w:val="18"/>
+          <w:highlight w:val="lightGray"/>
+        </w:rPr>
+        <w:t>G</w:t>
+      </w:r>
+      <w:r>
+        <w:rPr>
+          <w:rFonts w:ascii="Arial" w:hAnsi="Arial" w:eastAsia="Arial" w:cs="Arial"/>
+          <w:b w:val="0"/>
+          <w:i w:val="0"/>
+          <w:color w:val="000000"/>
+          <w:sz w:val="18"/>
+          <w:highlight w:val="lightGray"/>
+        </w:rPr>
+        <w:t>P</w:t>
+      </w:r>
+      <w:r>
+        <w:rPr>
+          <w:rFonts w:ascii="Arial" w:hAnsi="Arial" w:eastAsia="Arial" w:cs="Arial"/>
+          <w:b w:val="0"/>
+          <w:i w:val="0"/>
+          <w:color w:val="000000"/>
+          <w:sz w:val="18"/>
+          <w:highlight w:val="lightGray"/>
+        </w:rPr>
+        <w:t>T</w:t>
+      </w:r>
+      <w:r>
+        <w:rPr>
+          <w:rFonts w:ascii="Arial" w:hAnsi="Arial" w:eastAsia="Arial" w:cs="Arial"/>
+          <w:b w:val="0"/>
+          <w:i w:val="0"/>
+          <w:color w:val="000000"/>
+          <w:sz w:val="18"/>
+          <w:highlight w:val="lightGray"/>
+        </w:rPr>
+        <w:t>]</w:t>
+      </w:r>
+      <w:r>
+        <w:rPr>
+          <w:rFonts w:ascii="Arial" w:hAnsi="Arial" w:eastAsia="Arial" w:cs="Arial"/>
+          <w:b w:val="0"/>
+          <w:i w:val="0"/>
+          <w:color w:val="000000"/>
+          <w:sz w:val="18"/>
+          <w:highlight w:val="lightGray"/>
+        </w:rPr>
+        <w:t xml:space="preserve"> </w:t>
+      </w:r>
+      <w:r>
+        <w:rPr>
+          <w:rFonts w:ascii="Arial" w:hAnsi="Arial" w:eastAsia="Arial" w:cs="Arial"/>
+          <w:b/>
+          <w:i w:val="0"/>
+          <w:color w:val="000000"/>
+          <w:sz w:val="18"/>
+          <w:highlight w:val="lightGray"/>
+        </w:rPr>
+        <w:t>o</w:t>
+      </w:r>
+      <w:r>
+        <w:rPr>
+          <w:rFonts w:ascii="Arial" w:hAnsi="Arial" w:eastAsia="Arial" w:cs="Arial"/>
+          <w:b/>
+          <w:i w:val="0"/>
+          <w:color w:val="000000"/>
+          <w:sz w:val="18"/>
+          <w:highlight w:val="lightGray"/>
+        </w:rPr>
+        <w:t>n</w:t>
+      </w:r>
+      <w:r>
+        <w:rPr>
+          <w:rFonts w:ascii="Arial" w:hAnsi="Arial" w:eastAsia="Arial" w:cs="Arial"/>
+          <w:b/>
+          <w:i w:val="0"/>
+          <w:color w:val="000000"/>
+          <w:sz w:val="18"/>
+          <w:highlight w:val="lightGray"/>
+        </w:rPr>
+        <w:t xml:space="preserve"> </w:t>
+      </w:r>
+      <w:r>
+        <w:rPr>
+          <w:rFonts w:ascii="Arial" w:hAnsi="Arial" w:eastAsia="Arial" w:cs="Arial"/>
+          <w:b w:val="0"/>
+          <w:i w:val="0"/>
+          <w:color w:val="000000"/>
+          <w:sz w:val="18"/>
+          <w:highlight w:val="lightGray"/>
+        </w:rPr>
+        <w:t>[</w:t>
+      </w:r>
+      <w:r>
+        <w:rPr>
+          <w:rFonts w:ascii="Arial" w:hAnsi="Arial" w:eastAsia="Arial" w:cs="Arial"/>
+          <w:b w:val="0"/>
+          <w:i w:val="0"/>
+          <w:color w:val="000000"/>
+          <w:sz w:val="18"/>
+          <w:highlight w:val="lightGray"/>
+        </w:rPr>
+        <w:t>8</w:t>
+      </w:r>
+      <w:r>
+        <w:rPr>
+          <w:rFonts w:ascii="Arial" w:hAnsi="Arial" w:eastAsia="Arial" w:cs="Arial"/>
+          <w:b w:val="0"/>
+          <w:i w:val="0"/>
+          <w:color w:val="000000"/>
+          <w:sz w:val="18"/>
+          <w:highlight w:val="lightGray"/>
+        </w:rPr>
+        <w:t>/</w:t>
+      </w:r>
+      <w:r>
+        <w:rPr>
+          <w:rFonts w:ascii="Arial" w:hAnsi="Arial" w:eastAsia="Arial" w:cs="Arial"/>
+          <w:b w:val="0"/>
+          <w:i w:val="0"/>
+          <w:color w:val="000000"/>
+          <w:sz w:val="18"/>
+          <w:highlight w:val="lightGray"/>
+        </w:rPr>
+        <w:t>7</w:t>
+      </w:r>
+      <w:r>
+        <w:rPr>
+          <w:rFonts w:ascii="Arial" w:hAnsi="Arial" w:eastAsia="Arial" w:cs="Arial"/>
+          <w:b w:val="0"/>
+          <w:i w:val="0"/>
+          <w:color w:val="000000"/>
+          <w:sz w:val="18"/>
+          <w:highlight w:val="lightGray"/>
+        </w:rPr>
+        <w:t>/</w:t>
+      </w:r>
+      <w:r>
+        <w:rPr>
+          <w:rFonts w:ascii="Arial" w:hAnsi="Arial" w:eastAsia="Arial" w:cs="Arial"/>
+          <w:b w:val="0"/>
+          <w:i w:val="0"/>
+          <w:color w:val="000000"/>
+          <w:sz w:val="18"/>
+          <w:highlight w:val="lightGray"/>
+        </w:rPr>
+        <w:t>2</w:t>
+      </w:r>
+      <w:r>
+        <w:rPr>
+          <w:rFonts w:ascii="Arial" w:hAnsi="Arial" w:eastAsia="Arial" w:cs="Arial"/>
+          <w:b w:val="0"/>
+          <w:i w:val="0"/>
+          <w:color w:val="000000"/>
+          <w:sz w:val="18"/>
+          <w:highlight w:val="lightGray"/>
+        </w:rPr>
+        <w:t>0</w:t>
+      </w:r>
+      <w:r>
+        <w:rPr>
+          <w:rFonts w:ascii="Arial" w:hAnsi="Arial" w:eastAsia="Arial" w:cs="Arial"/>
+          <w:b w:val="0"/>
+          <w:i w:val="0"/>
+          <w:color w:val="000000"/>
+          <w:sz w:val="18"/>
+          <w:highlight w:val="lightGray"/>
+        </w:rPr>
+        <w:t>2</w:t>
+      </w:r>
+      <w:r>
+        <w:rPr>
+          <w:rFonts w:ascii="Arial" w:hAnsi="Arial" w:eastAsia="Arial" w:cs="Arial"/>
+          <w:b w:val="0"/>
+          <w:i w:val="0"/>
+          <w:color w:val="000000"/>
+          <w:sz w:val="18"/>
+          <w:highlight w:val="lightGray"/>
+        </w:rPr>
+        <w:t>5</w:t>
+      </w:r>
+      <w:r>
+        <w:rPr>
+          <w:rFonts w:ascii="Arial" w:hAnsi="Arial" w:eastAsia="Arial" w:cs="Arial"/>
+          <w:b w:val="0"/>
+          <w:i w:val="0"/>
+          <w:color w:val="000000"/>
+          <w:sz w:val="18"/>
+          <w:highlight w:val="lightGray"/>
+        </w:rPr>
+        <w:t>]</w:t>
       </w:r>
     </w:p>
     <w:p>
